--- a/homework/project/Nicole James project propoal.docx
+++ b/homework/project/Nicole James project propoal.docx
@@ -58,6 +58,3265 @@
       </w:pPr>
       <w:r>
         <w:t xml:space="preserve">I will look at trajectories that can reach the moon using ballistic capture mechanisms based on Lagrangian and Hamiltonian mechanics to minimize fuel requirements. I’ll then compare the low-energy paths to standard transfers (such a Hohmann) to highlight tradeoffs. </w:t>
+      </w:r>
+    </w:p>
+    <w:p>
+      <w:pPr>
+        <w:spacing w:after="0"/>
+      </w:pPr>
+    </w:p>
+    <w:p>
+      <w:pPr>
+        <w:spacing w:after="0"/>
+        <w:rPr>
+          <w:b/>
+          <w:bCs/>
+        </w:rPr>
+      </w:pPr>
+      <w:r>
+        <w:rPr>
+          <w:rFonts w:ascii="Segoe UI Emoji" w:hAnsi="Segoe UI Emoji" w:cs="Segoe UI Emoji"/>
+          <w:b/>
+          <w:bCs/>
+        </w:rPr>
+        <w:t>🚀</w:t>
+      </w:r>
+      <w:r>
+        <w:rPr>
+          <w:b/>
+          <w:bCs/>
+        </w:rPr>
+        <w:t xml:space="preserve"> Orbit Design &amp; Mission Concepts</w:t>
+      </w:r>
+    </w:p>
+    <w:p>
+      <w:pPr>
+        <w:spacing w:after="0"/>
+        <w:rPr>
+          <w:b/>
+          <w:bCs/>
+        </w:rPr>
+      </w:pPr>
+      <w:r>
+        <w:rPr>
+          <w:b/>
+          <w:bCs/>
+        </w:rPr>
+        <w:t>1. Low-Energy Transfers in the Earth–Moon System</w:t>
+      </w:r>
+    </w:p>
+    <w:p>
+      <w:pPr>
+        <w:numPr>
+          <w:ilvl w:val="0"/>
+          <w:numId w:val="1"/>
+        </w:numPr>
+        <w:spacing w:after="0"/>
+      </w:pPr>
+      <w:r>
+        <w:t xml:space="preserve">Use the </w:t>
+      </w:r>
+      <w:r>
+        <w:rPr>
+          <w:b/>
+          <w:bCs/>
+        </w:rPr>
+        <w:t>Circular Restricted Three-Body Problem (CR3BP)</w:t>
+      </w:r>
+      <w:r>
+        <w:t xml:space="preserve"> </w:t>
+      </w:r>
+    </w:p>
+    <w:p>
+      <w:pPr>
+        <w:numPr>
+          <w:ilvl w:val="0"/>
+          <w:numId w:val="1"/>
+        </w:numPr>
+        <w:spacing w:after="0"/>
+      </w:pPr>
+      <w:r>
+        <w:t xml:space="preserve">Compute invariant manifolds of L1/L2 halo orbits </w:t>
+      </w:r>
+    </w:p>
+    <w:p>
+      <w:pPr>
+        <w:numPr>
+          <w:ilvl w:val="0"/>
+          <w:numId w:val="1"/>
+        </w:numPr>
+        <w:spacing w:after="0"/>
+      </w:pPr>
+      <w:r>
+        <w:t xml:space="preserve">Design a low-energy transfer (like for lunar missions) </w:t>
+      </w:r>
+    </w:p>
+    <w:p>
+      <w:pPr>
+        <w:numPr>
+          <w:ilvl w:val="0"/>
+          <w:numId w:val="1"/>
+        </w:numPr>
+        <w:spacing w:after="0"/>
+      </w:pPr>
+      <w:r>
+        <w:t xml:space="preserve">Compare Δv vs. Hohmann transfer </w:t>
+      </w:r>
+    </w:p>
+    <w:p>
+      <w:pPr>
+        <w:spacing w:after="0"/>
+      </w:pPr>
+      <w:r>
+        <w:rPr>
+          <w:rFonts w:ascii="Segoe UI Emoji" w:hAnsi="Segoe UI Emoji" w:cs="Segoe UI Emoji"/>
+        </w:rPr>
+        <w:t>👉</w:t>
+      </w:r>
+      <w:r>
+        <w:t xml:space="preserve"> Great if you want something directly tied to modern mission design.</w:t>
+      </w:r>
+    </w:p>
+    <w:p>
+      <w:pPr>
+        <w:spacing w:after="0"/>
+      </w:pPr>
+    </w:p>
+    <w:p>
+      <w:pPr>
+        <w:spacing w:after="0"/>
+      </w:pPr>
+      <w:r>
+        <w:t>Great choice—</w:t>
+      </w:r>
+      <w:r>
+        <w:rPr>
+          <w:b/>
+          <w:bCs/>
+        </w:rPr>
+        <w:t>ballistic capture</w:t>
+      </w:r>
+      <w:r>
+        <w:t xml:space="preserve"> is one of the coolest (and most “real mission-like”) topics you can do in celestial mechanics. It sits right at the intersection of theory, simulation, and modern trajectory design.</w:t>
+      </w:r>
+    </w:p>
+    <w:p>
+      <w:pPr>
+        <w:spacing w:after="0"/>
+      </w:pPr>
+      <w:r>
+        <w:pict w14:anchorId="510F300E">
+          <v:rect id="_x0000_i1025" style="width:0;height:1.5pt" o:hralign="center" o:hrstd="t" o:hr="t" fillcolor="#a0a0a0" stroked="f"/>
+        </w:pict>
+      </w:r>
+    </w:p>
+    <w:p>
+      <w:pPr>
+        <w:spacing w:after="0"/>
+        <w:rPr>
+          <w:b/>
+          <w:bCs/>
+        </w:rPr>
+      </w:pPr>
+      <w:r>
+        <w:rPr>
+          <w:rFonts w:ascii="Segoe UI Emoji" w:hAnsi="Segoe UI Emoji" w:cs="Segoe UI Emoji"/>
+          <w:b/>
+          <w:bCs/>
+        </w:rPr>
+        <w:t>🌙</w:t>
+      </w:r>
+      <w:r>
+        <w:rPr>
+          <w:b/>
+          <w:bCs/>
+        </w:rPr>
+        <w:t xml:space="preserve"> Ballistic Capture to the Moon (Deep Dive)</w:t>
+      </w:r>
+    </w:p>
+    <w:p>
+      <w:pPr>
+        <w:spacing w:after="0"/>
+        <w:rPr>
+          <w:b/>
+          <w:bCs/>
+        </w:rPr>
+      </w:pPr>
+      <w:r>
+        <w:rPr>
+          <w:rFonts w:ascii="Segoe UI Emoji" w:hAnsi="Segoe UI Emoji" w:cs="Segoe UI Emoji"/>
+          <w:b/>
+          <w:bCs/>
+        </w:rPr>
+        <w:t>🚀</w:t>
+      </w:r>
+      <w:r>
+        <w:rPr>
+          <w:b/>
+          <w:bCs/>
+        </w:rPr>
+        <w:t xml:space="preserve"> What “ballistic capture” actually means</w:t>
+      </w:r>
+    </w:p>
+    <w:p>
+      <w:pPr>
+        <w:spacing w:after="0"/>
+      </w:pPr>
+      <w:r>
+        <w:t>Instead of doing a big braking burn to enter lunar orbit (like Apollo missions), a spacecraft:</w:t>
+      </w:r>
+    </w:p>
+    <w:p>
+      <w:pPr>
+        <w:numPr>
+          <w:ilvl w:val="0"/>
+          <w:numId w:val="2"/>
+        </w:numPr>
+        <w:spacing w:after="0"/>
+      </w:pPr>
+      <w:r>
+        <w:t>Approaches the Moon slowly</w:t>
+      </w:r>
+    </w:p>
+    <w:p>
+      <w:pPr>
+        <w:numPr>
+          <w:ilvl w:val="0"/>
+          <w:numId w:val="2"/>
+        </w:numPr>
+        <w:spacing w:after="0"/>
+      </w:pPr>
+      <w:r>
+        <w:t xml:space="preserve">Gets </w:t>
+      </w:r>
+      <w:r>
+        <w:rPr>
+          <w:b/>
+          <w:bCs/>
+        </w:rPr>
+        <w:t>naturally captured by lunar gravity</w:t>
+      </w:r>
+    </w:p>
+    <w:p>
+      <w:pPr>
+        <w:numPr>
+          <w:ilvl w:val="0"/>
+          <w:numId w:val="2"/>
+        </w:numPr>
+        <w:spacing w:after="0"/>
+      </w:pPr>
+      <w:r>
+        <w:t xml:space="preserve">Requires </w:t>
+      </w:r>
+      <w:r>
+        <w:rPr>
+          <w:b/>
+          <w:bCs/>
+        </w:rPr>
+        <w:t>very small or even zero insertion Δv</w:t>
+      </w:r>
+    </w:p>
+    <w:p>
+      <w:pPr>
+        <w:spacing w:after="0"/>
+      </w:pPr>
+      <w:r>
+        <w:t>This happens because of the dynamics of the</w:t>
+      </w:r>
+      <w:r>
+        <w:br/>
+      </w:r>
+      <w:r>
+        <w:rPr>
+          <w:rFonts w:ascii="Segoe UI Emoji" w:hAnsi="Segoe UI Emoji" w:cs="Segoe UI Emoji"/>
+        </w:rPr>
+        <w:t>👉</w:t>
+      </w:r>
+      <w:r>
+        <w:t xml:space="preserve"> Circular Restricted Three-Body Problem (CR3BP)</w:t>
+      </w:r>
+    </w:p>
+    <w:p>
+      <w:pPr>
+        <w:spacing w:after="0"/>
+      </w:pPr>
+      <w:r>
+        <w:pict w14:anchorId="4EB36699">
+          <v:rect id="_x0000_i1026" style="width:0;height:1.5pt" o:hralign="center" o:hrstd="t" o:hr="t" fillcolor="#a0a0a0" stroked="f"/>
+        </w:pict>
+      </w:r>
+    </w:p>
+    <w:p>
+      <w:pPr>
+        <w:spacing w:after="0"/>
+        <w:rPr>
+          <w:b/>
+          <w:bCs/>
+        </w:rPr>
+      </w:pPr>
+      <w:r>
+        <w:rPr>
+          <w:rFonts w:ascii="Segoe UI Emoji" w:hAnsi="Segoe UI Emoji" w:cs="Segoe UI Emoji"/>
+          <w:b/>
+          <w:bCs/>
+        </w:rPr>
+        <w:t>🧠</w:t>
+      </w:r>
+      <w:r>
+        <w:rPr>
+          <w:b/>
+          <w:bCs/>
+        </w:rPr>
+        <w:t xml:space="preserve"> Key Idea (Intuition)</w:t>
+      </w:r>
+    </w:p>
+    <w:p>
+      <w:pPr>
+        <w:spacing w:after="0"/>
+      </w:pPr>
+      <w:r>
+        <w:t>In the Earth–Moon system:</w:t>
+      </w:r>
+    </w:p>
+    <w:p>
+      <w:pPr>
+        <w:numPr>
+          <w:ilvl w:val="0"/>
+          <w:numId w:val="3"/>
+        </w:numPr>
+        <w:spacing w:after="0"/>
+      </w:pPr>
+      <w:r>
+        <w:t xml:space="preserve">Gravity from Earth and Moon + rotation creates </w:t>
+      </w:r>
+      <w:r>
+        <w:rPr>
+          <w:b/>
+          <w:bCs/>
+        </w:rPr>
+        <w:t>complex energy regions</w:t>
+      </w:r>
+    </w:p>
+    <w:p>
+      <w:pPr>
+        <w:numPr>
+          <w:ilvl w:val="0"/>
+          <w:numId w:val="3"/>
+        </w:numPr>
+        <w:spacing w:after="0"/>
+      </w:pPr>
+      <w:r>
+        <w:t>There are “gateways” near Lagrange points (especially L1/L2)</w:t>
+      </w:r>
+    </w:p>
+    <w:p>
+      <w:pPr>
+        <w:numPr>
+          <w:ilvl w:val="0"/>
+          <w:numId w:val="3"/>
+        </w:numPr>
+        <w:spacing w:after="0"/>
+      </w:pPr>
+      <w:r>
+        <w:lastRenderedPageBreak/>
+        <w:t xml:space="preserve">If you enter with the right energy, you get </w:t>
+      </w:r>
+      <w:r>
+        <w:rPr>
+          <w:b/>
+          <w:bCs/>
+        </w:rPr>
+        <w:t>temporarily trapped</w:t>
+      </w:r>
+    </w:p>
+    <w:p>
+      <w:pPr>
+        <w:spacing w:after="0"/>
+      </w:pPr>
+      <w:r>
+        <w:t>This region is tied to:</w:t>
+      </w:r>
+    </w:p>
+    <w:p>
+      <w:pPr>
+        <w:numPr>
+          <w:ilvl w:val="0"/>
+          <w:numId w:val="4"/>
+        </w:numPr>
+        <w:spacing w:after="0"/>
+      </w:pPr>
+      <w:r>
+        <w:t>Weak stability boundaries (WSB)</w:t>
+      </w:r>
+    </w:p>
+    <w:p>
+      <w:pPr>
+        <w:numPr>
+          <w:ilvl w:val="0"/>
+          <w:numId w:val="4"/>
+        </w:numPr>
+        <w:spacing w:after="0"/>
+      </w:pPr>
+      <w:r>
+        <w:t>Invariant manifolds of periodic orbits</w:t>
+      </w:r>
+    </w:p>
+    <w:p>
+      <w:pPr>
+        <w:spacing w:after="0"/>
+      </w:pPr>
+      <w:r>
+        <w:pict w14:anchorId="5373C96F">
+          <v:rect id="_x0000_i1027" style="width:0;height:1.5pt" o:hralign="center" o:hrstd="t" o:hr="t" fillcolor="#a0a0a0" stroked="f"/>
+        </w:pict>
+      </w:r>
+    </w:p>
+    <w:p>
+      <w:pPr>
+        <w:spacing w:after="0"/>
+        <w:rPr>
+          <w:b/>
+          <w:bCs/>
+        </w:rPr>
+      </w:pPr>
+      <w:r>
+        <w:rPr>
+          <w:rFonts w:ascii="Segoe UI Emoji" w:hAnsi="Segoe UI Emoji" w:cs="Segoe UI Emoji"/>
+          <w:b/>
+          <w:bCs/>
+        </w:rPr>
+        <w:t>🛰️</w:t>
+      </w:r>
+      <w:r>
+        <w:rPr>
+          <w:b/>
+          <w:bCs/>
+        </w:rPr>
+        <w:t xml:space="preserve"> Real Mission Connection</w:t>
+      </w:r>
+    </w:p>
+    <w:p>
+      <w:pPr>
+        <w:spacing w:after="0"/>
+      </w:pPr>
+      <w:r>
+        <w:t>This isn’t just theory—it’s been used in real missions like:</w:t>
+      </w:r>
+    </w:p>
+    <w:p>
+      <w:pPr>
+        <w:numPr>
+          <w:ilvl w:val="0"/>
+          <w:numId w:val="5"/>
+        </w:numPr>
+        <w:spacing w:after="0"/>
+      </w:pPr>
+      <w:r>
+        <w:t>Hiten (first demonstration of ballistic capture)</w:t>
+      </w:r>
+    </w:p>
+    <w:p>
+      <w:pPr>
+        <w:numPr>
+          <w:ilvl w:val="0"/>
+          <w:numId w:val="5"/>
+        </w:numPr>
+        <w:spacing w:after="0"/>
+      </w:pPr>
+      <w:r>
+        <w:t>GRAIL (used low-energy transfer)</w:t>
+      </w:r>
+    </w:p>
+    <w:p>
+      <w:pPr>
+        <w:spacing w:after="0"/>
+      </w:pPr>
+      <w:r>
+        <w:pict w14:anchorId="1C03769A">
+          <v:rect id="_x0000_i1028" style="width:0;height:1.5pt" o:hralign="center" o:hrstd="t" o:hr="t" fillcolor="#a0a0a0" stroked="f"/>
+        </w:pict>
+      </w:r>
+    </w:p>
+    <w:p>
+      <w:pPr>
+        <w:spacing w:after="0"/>
+        <w:rPr>
+          <w:b/>
+          <w:bCs/>
+        </w:rPr>
+      </w:pPr>
+      <w:r>
+        <w:rPr>
+          <w:rFonts w:ascii="Segoe UI Emoji" w:hAnsi="Segoe UI Emoji" w:cs="Segoe UI Emoji"/>
+          <w:b/>
+          <w:bCs/>
+        </w:rPr>
+        <w:t>🔬</w:t>
+      </w:r>
+      <w:r>
+        <w:rPr>
+          <w:b/>
+          <w:bCs/>
+        </w:rPr>
+        <w:t xml:space="preserve"> What you could actually do for your project</w:t>
+      </w:r>
+    </w:p>
+    <w:p>
+      <w:pPr>
+        <w:spacing w:after="0"/>
+        <w:rPr>
+          <w:b/>
+          <w:bCs/>
+        </w:rPr>
+      </w:pPr>
+      <w:r>
+        <w:rPr>
+          <w:rFonts w:ascii="Segoe UI Emoji" w:hAnsi="Segoe UI Emoji" w:cs="Segoe UI Emoji"/>
+          <w:b/>
+          <w:bCs/>
+        </w:rPr>
+        <w:t>🔹</w:t>
+      </w:r>
+      <w:r>
+        <w:rPr>
+          <w:b/>
+          <w:bCs/>
+        </w:rPr>
+        <w:t xml:space="preserve"> Step 1: Model the System</w:t>
+      </w:r>
+    </w:p>
+    <w:p>
+      <w:pPr>
+        <w:spacing w:after="0"/>
+      </w:pPr>
+      <w:r>
+        <w:t xml:space="preserve">Use the </w:t>
+      </w:r>
+      <w:r>
+        <w:rPr>
+          <w:b/>
+          <w:bCs/>
+        </w:rPr>
+        <w:t>CR3BP equations</w:t>
+      </w:r>
+      <w:r>
+        <w:t xml:space="preserve"> in rotating frame:</w:t>
+      </w:r>
+    </w:p>
+    <w:p>
+      <w:pPr>
+        <w:numPr>
+          <w:ilvl w:val="0"/>
+          <w:numId w:val="6"/>
+        </w:numPr>
+        <w:spacing w:after="0"/>
+      </w:pPr>
+      <w:r>
+        <w:t>Normalize units (Earth–Moon distance = 1)</w:t>
+      </w:r>
+    </w:p>
+    <w:p>
+      <w:pPr>
+        <w:numPr>
+          <w:ilvl w:val="0"/>
+          <w:numId w:val="6"/>
+        </w:numPr>
+        <w:spacing w:after="0"/>
+      </w:pPr>
+      <w:r>
+        <w:t>Include pseudo-potential</w:t>
+      </w:r>
+    </w:p>
+    <w:p>
+      <w:pPr>
+        <w:spacing w:after="0"/>
+      </w:pPr>
+      <w:r>
+        <w:pict w14:anchorId="4BE9AC2A">
+          <v:rect id="_x0000_i1029" style="width:0;height:1.5pt" o:hralign="center" o:hrstd="t" o:hr="t" fillcolor="#a0a0a0" stroked="f"/>
+        </w:pict>
+      </w:r>
+    </w:p>
+    <w:p>
+      <w:pPr>
+        <w:spacing w:after="0"/>
+        <w:rPr>
+          <w:b/>
+          <w:bCs/>
+        </w:rPr>
+      </w:pPr>
+      <w:r>
+        <w:rPr>
+          <w:rFonts w:ascii="Segoe UI Emoji" w:hAnsi="Segoe UI Emoji" w:cs="Segoe UI Emoji"/>
+          <w:b/>
+          <w:bCs/>
+        </w:rPr>
+        <w:t>🔹</w:t>
+      </w:r>
+      <w:r>
+        <w:rPr>
+          <w:b/>
+          <w:bCs/>
+        </w:rPr>
+        <w:t xml:space="preserve"> Step 2: Compute Energy Levels</w:t>
+      </w:r>
+    </w:p>
+    <w:p>
+      <w:pPr>
+        <w:numPr>
+          <w:ilvl w:val="0"/>
+          <w:numId w:val="7"/>
+        </w:numPr>
+        <w:spacing w:after="0"/>
+      </w:pPr>
+      <w:r>
+        <w:t xml:space="preserve">Use the </w:t>
+      </w:r>
+      <w:r>
+        <w:rPr>
+          <w:b/>
+          <w:bCs/>
+        </w:rPr>
+        <w:t>Jacobi constant</w:t>
+      </w:r>
+    </w:p>
+    <w:p>
+      <w:pPr>
+        <w:numPr>
+          <w:ilvl w:val="0"/>
+          <w:numId w:val="7"/>
+        </w:numPr>
+        <w:spacing w:after="0"/>
+      </w:pPr>
+      <w:r>
+        <w:t xml:space="preserve">Plot </w:t>
+      </w:r>
+      <w:r>
+        <w:rPr>
+          <w:b/>
+          <w:bCs/>
+        </w:rPr>
+        <w:t>zero-velocity curves</w:t>
+      </w:r>
+    </w:p>
+    <w:p>
+      <w:pPr>
+        <w:spacing w:after="0"/>
+      </w:pPr>
+      <w:r>
+        <w:t>These show:</w:t>
+      </w:r>
+    </w:p>
+    <w:p>
+      <w:pPr>
+        <w:numPr>
+          <w:ilvl w:val="0"/>
+          <w:numId w:val="8"/>
+        </w:numPr>
+        <w:spacing w:after="0"/>
+      </w:pPr>
+      <w:r>
+        <w:t>Forbidden regions</w:t>
+      </w:r>
+    </w:p>
+    <w:p>
+      <w:pPr>
+        <w:numPr>
+          <w:ilvl w:val="0"/>
+          <w:numId w:val="8"/>
+        </w:numPr>
+        <w:spacing w:after="0"/>
+      </w:pPr>
+      <w:r>
+        <w:t>Open “necks” near L1/L2 → entry points</w:t>
+      </w:r>
+    </w:p>
+    <w:p>
+      <w:pPr>
+        <w:spacing w:after="0"/>
+      </w:pPr>
+      <w:r>
+        <w:pict w14:anchorId="5E7EA644">
+          <v:rect id="_x0000_i1030" style="width:0;height:1.5pt" o:hralign="center" o:hrstd="t" o:hr="t" fillcolor="#a0a0a0" stroked="f"/>
+        </w:pict>
+      </w:r>
+    </w:p>
+    <w:p>
+      <w:pPr>
+        <w:spacing w:after="0"/>
+        <w:rPr>
+          <w:b/>
+          <w:bCs/>
+        </w:rPr>
+      </w:pPr>
+      <w:r>
+        <w:rPr>
+          <w:rFonts w:ascii="Segoe UI Emoji" w:hAnsi="Segoe UI Emoji" w:cs="Segoe UI Emoji"/>
+          <w:b/>
+          <w:bCs/>
+        </w:rPr>
+        <w:t>🔹</w:t>
+      </w:r>
+      <w:r>
+        <w:rPr>
+          <w:b/>
+          <w:bCs/>
+        </w:rPr>
+        <w:t xml:space="preserve"> Step 3: Simulate Trajectories</w:t>
+      </w:r>
+    </w:p>
+    <w:p>
+      <w:pPr>
+        <w:numPr>
+          <w:ilvl w:val="0"/>
+          <w:numId w:val="9"/>
+        </w:numPr>
+        <w:spacing w:after="0"/>
+      </w:pPr>
+      <w:r>
+        <w:t>Start trajectories near Earth</w:t>
+      </w:r>
+    </w:p>
+    <w:p>
+      <w:pPr>
+        <w:numPr>
+          <w:ilvl w:val="0"/>
+          <w:numId w:val="9"/>
+        </w:numPr>
+        <w:spacing w:after="0"/>
+      </w:pPr>
+      <w:r>
+        <w:t>Tune initial velocity slightly below escape energy</w:t>
+      </w:r>
+    </w:p>
+    <w:p>
+      <w:pPr>
+        <w:numPr>
+          <w:ilvl w:val="0"/>
+          <w:numId w:val="9"/>
+        </w:numPr>
+        <w:spacing w:after="0"/>
+      </w:pPr>
+      <w:r>
+        <w:t>Look for trajectories that:</w:t>
+      </w:r>
+    </w:p>
+    <w:p>
+      <w:pPr>
+        <w:numPr>
+          <w:ilvl w:val="1"/>
+          <w:numId w:val="9"/>
+        </w:numPr>
+        <w:spacing w:after="0"/>
+      </w:pPr>
+      <w:r>
+        <w:t>Drift toward Moon</w:t>
+      </w:r>
+    </w:p>
+    <w:p>
+      <w:pPr>
+        <w:numPr>
+          <w:ilvl w:val="1"/>
+          <w:numId w:val="9"/>
+        </w:numPr>
+        <w:spacing w:after="0"/>
+      </w:pPr>
+      <w:r>
+        <w:t>Get temporarily captured</w:t>
+      </w:r>
+    </w:p>
+    <w:p>
+      <w:pPr>
+        <w:spacing w:after="0"/>
+      </w:pPr>
+      <w:r>
+        <w:pict w14:anchorId="3BBD64D5">
+          <v:rect id="_x0000_i1031" style="width:0;height:1.5pt" o:hralign="center" o:hrstd="t" o:hr="t" fillcolor="#a0a0a0" stroked="f"/>
+        </w:pict>
+      </w:r>
+    </w:p>
+    <w:p>
+      <w:pPr>
+        <w:spacing w:after="0"/>
+        <w:rPr>
+          <w:b/>
+          <w:bCs/>
+        </w:rPr>
+      </w:pPr>
+      <w:r>
+        <w:rPr>
+          <w:rFonts w:ascii="Segoe UI Emoji" w:hAnsi="Segoe UI Emoji" w:cs="Segoe UI Emoji"/>
+          <w:b/>
+          <w:bCs/>
+        </w:rPr>
+        <w:t>🔹</w:t>
+      </w:r>
+      <w:r>
+        <w:rPr>
+          <w:b/>
+          <w:bCs/>
+        </w:rPr>
+        <w:t xml:space="preserve"> Step 4: Identify Capture</w:t>
+      </w:r>
+    </w:p>
+    <w:p>
+      <w:pPr>
+        <w:spacing w:after="0"/>
+      </w:pPr>
+      <w:r>
+        <w:t>A trajectory is “captured” if:</w:t>
+      </w:r>
+    </w:p>
+    <w:p>
+      <w:pPr>
+        <w:numPr>
+          <w:ilvl w:val="0"/>
+          <w:numId w:val="10"/>
+        </w:numPr>
+        <w:spacing w:after="0"/>
+      </w:pPr>
+      <w:r>
+        <w:t>It loops around the Moon multiple times</w:t>
+      </w:r>
+    </w:p>
+    <w:p>
+      <w:pPr>
+        <w:numPr>
+          <w:ilvl w:val="0"/>
+          <w:numId w:val="10"/>
+        </w:numPr>
+        <w:spacing w:after="0"/>
+      </w:pPr>
+      <w:r>
+        <w:t>Energy relative to Moon becomes negative (approximation)</w:t>
+      </w:r>
+    </w:p>
+    <w:p>
+      <w:pPr>
+        <w:spacing w:after="0"/>
+      </w:pPr>
+      <w:r>
+        <w:pict w14:anchorId="6BD208F5">
+          <v:rect id="_x0000_i1032" style="width:0;height:1.5pt" o:hralign="center" o:hrstd="t" o:hr="t" fillcolor="#a0a0a0" stroked="f"/>
+        </w:pict>
+      </w:r>
+    </w:p>
+    <w:p>
+      <w:pPr>
+        <w:spacing w:after="0"/>
+        <w:rPr>
+          <w:b/>
+          <w:bCs/>
+        </w:rPr>
+      </w:pPr>
+      <w:r>
+        <w:rPr>
+          <w:rFonts w:ascii="Segoe UI Emoji" w:hAnsi="Segoe UI Emoji" w:cs="Segoe UI Emoji"/>
+          <w:b/>
+          <w:bCs/>
+        </w:rPr>
+        <w:t>🔹</w:t>
+      </w:r>
+      <w:r>
+        <w:rPr>
+          <w:b/>
+          <w:bCs/>
+        </w:rPr>
+        <w:t xml:space="preserve"> Step 5 (Advanced): Use Manifolds</w:t>
+      </w:r>
+    </w:p>
+    <w:p>
+      <w:pPr>
+        <w:numPr>
+          <w:ilvl w:val="0"/>
+          <w:numId w:val="11"/>
+        </w:numPr>
+        <w:spacing w:after="0"/>
+      </w:pPr>
+      <w:r>
+        <w:t>Compute a halo orbit around L1 or L2</w:t>
+      </w:r>
+    </w:p>
+    <w:p>
+      <w:pPr>
+        <w:numPr>
+          <w:ilvl w:val="0"/>
+          <w:numId w:val="11"/>
+        </w:numPr>
+        <w:spacing w:after="0"/>
+      </w:pPr>
+      <w:r>
+        <w:lastRenderedPageBreak/>
+        <w:t xml:space="preserve">Generate </w:t>
+      </w:r>
+      <w:r>
+        <w:rPr>
+          <w:b/>
+          <w:bCs/>
+        </w:rPr>
+        <w:t>stable manifolds</w:t>
+      </w:r>
+    </w:p>
+    <w:p>
+      <w:pPr>
+        <w:numPr>
+          <w:ilvl w:val="0"/>
+          <w:numId w:val="11"/>
+        </w:numPr>
+        <w:spacing w:after="0"/>
+      </w:pPr>
+      <w:r>
+        <w:t>Use them as “highways” to the Moon</w:t>
+      </w:r>
+    </w:p>
+    <w:p>
+      <w:pPr>
+        <w:spacing w:after="0"/>
+      </w:pPr>
+      <w:r>
+        <w:pict w14:anchorId="73AE8714">
+          <v:rect id="_x0000_i1033" style="width:0;height:1.5pt" o:hralign="center" o:hrstd="t" o:hr="t" fillcolor="#a0a0a0" stroked="f"/>
+        </w:pict>
+      </w:r>
+    </w:p>
+    <w:p>
+      <w:pPr>
+        <w:spacing w:after="0"/>
+        <w:rPr>
+          <w:b/>
+          <w:bCs/>
+        </w:rPr>
+      </w:pPr>
+      <w:r>
+        <w:rPr>
+          <w:rFonts w:ascii="Segoe UI Emoji" w:hAnsi="Segoe UI Emoji" w:cs="Segoe UI Emoji"/>
+          <w:b/>
+          <w:bCs/>
+        </w:rPr>
+        <w:t>📊</w:t>
+      </w:r>
+      <w:r>
+        <w:rPr>
+          <w:b/>
+          <w:bCs/>
+        </w:rPr>
+        <w:t xml:space="preserve"> What to Show (Important for grading)</w:t>
+      </w:r>
+    </w:p>
+    <w:p>
+      <w:pPr>
+        <w:spacing w:after="0"/>
+        <w:rPr>
+          <w:b/>
+          <w:bCs/>
+        </w:rPr>
+      </w:pPr>
+      <w:r>
+        <w:rPr>
+          <w:b/>
+          <w:bCs/>
+        </w:rPr>
+        <w:t>Visuals (VERY important):</w:t>
+      </w:r>
+    </w:p>
+    <w:p>
+      <w:pPr>
+        <w:numPr>
+          <w:ilvl w:val="0"/>
+          <w:numId w:val="12"/>
+        </w:numPr>
+        <w:spacing w:after="0"/>
+      </w:pPr>
+      <w:r>
+        <w:t>Trajectory plots in rotating frame</w:t>
+      </w:r>
+    </w:p>
+    <w:p>
+      <w:pPr>
+        <w:numPr>
+          <w:ilvl w:val="0"/>
+          <w:numId w:val="12"/>
+        </w:numPr>
+        <w:spacing w:after="0"/>
+      </w:pPr>
+      <w:r>
+        <w:t>Zero-velocity curves</w:t>
+      </w:r>
+    </w:p>
+    <w:p>
+      <w:pPr>
+        <w:numPr>
+          <w:ilvl w:val="0"/>
+          <w:numId w:val="12"/>
+        </w:numPr>
+        <w:spacing w:after="0"/>
+      </w:pPr>
+      <w:r>
+        <w:t>Capture vs. non-capture trajectories</w:t>
+      </w:r>
+    </w:p>
+    <w:p>
+      <w:pPr>
+        <w:spacing w:after="0"/>
+        <w:rPr>
+          <w:b/>
+          <w:bCs/>
+        </w:rPr>
+      </w:pPr>
+      <w:r>
+        <w:rPr>
+          <w:b/>
+          <w:bCs/>
+        </w:rPr>
+        <w:t>Comparisons:</w:t>
+      </w:r>
+    </w:p>
+    <w:p>
+      <w:pPr>
+        <w:numPr>
+          <w:ilvl w:val="0"/>
+          <w:numId w:val="13"/>
+        </w:numPr>
+        <w:spacing w:after="0"/>
+      </w:pPr>
+      <w:r>
+        <w:t>Ballistic capture vs. Hohmann transfer:</w:t>
+      </w:r>
+    </w:p>
+    <w:p>
+      <w:pPr>
+        <w:numPr>
+          <w:ilvl w:val="1"/>
+          <w:numId w:val="13"/>
+        </w:numPr>
+        <w:spacing w:after="0"/>
+      </w:pPr>
+      <w:r>
+        <w:t>Δv (lower)</w:t>
+      </w:r>
+    </w:p>
+    <w:p>
+      <w:pPr>
+        <w:numPr>
+          <w:ilvl w:val="1"/>
+          <w:numId w:val="13"/>
+        </w:numPr>
+        <w:spacing w:after="0"/>
+      </w:pPr>
+      <w:r>
+        <w:t>Time of flight (longer)</w:t>
+      </w:r>
+    </w:p>
+    <w:p>
+      <w:pPr>
+        <w:spacing w:after="0"/>
+      </w:pPr>
+      <w:r>
+        <w:pict w14:anchorId="0980EFA6">
+          <v:rect id="_x0000_i1034" style="width:0;height:1.5pt" o:hralign="center" o:hrstd="t" o:hr="t" fillcolor="#a0a0a0" stroked="f"/>
+        </w:pict>
+      </w:r>
+    </w:p>
+    <w:p>
+      <w:pPr>
+        <w:spacing w:after="0"/>
+        <w:rPr>
+          <w:b/>
+          <w:bCs/>
+        </w:rPr>
+      </w:pPr>
+      <w:r>
+        <w:rPr>
+          <w:rFonts w:ascii="Segoe UI Emoji" w:hAnsi="Segoe UI Emoji" w:cs="Segoe UI Emoji"/>
+          <w:b/>
+          <w:bCs/>
+        </w:rPr>
+        <w:t>⚖️</w:t>
+      </w:r>
+      <w:r>
+        <w:rPr>
+          <w:b/>
+          <w:bCs/>
+        </w:rPr>
+        <w:t xml:space="preserve"> Pros &amp; Cons (good discussion section)</w:t>
+      </w:r>
+    </w:p>
+    <w:p>
+      <w:pPr>
+        <w:spacing w:after="0"/>
+        <w:rPr>
+          <w:b/>
+          <w:bCs/>
+        </w:rPr>
+      </w:pPr>
+      <w:r>
+        <w:rPr>
+          <w:rFonts w:ascii="Segoe UI Emoji" w:hAnsi="Segoe UI Emoji" w:cs="Segoe UI Emoji"/>
+          <w:b/>
+          <w:bCs/>
+        </w:rPr>
+        <w:t>✅</w:t>
+      </w:r>
+      <w:r>
+        <w:rPr>
+          <w:b/>
+          <w:bCs/>
+        </w:rPr>
+        <w:t xml:space="preserve"> Advantages</w:t>
+      </w:r>
+    </w:p>
+    <w:p>
+      <w:pPr>
+        <w:numPr>
+          <w:ilvl w:val="0"/>
+          <w:numId w:val="14"/>
+        </w:numPr>
+        <w:spacing w:after="0"/>
+      </w:pPr>
+      <w:r>
+        <w:t>Very low Δv</w:t>
+      </w:r>
+    </w:p>
+    <w:p>
+      <w:pPr>
+        <w:numPr>
+          <w:ilvl w:val="0"/>
+          <w:numId w:val="14"/>
+        </w:numPr>
+        <w:spacing w:after="0"/>
+      </w:pPr>
+      <w:r>
+        <w:t>Fuel efficient</w:t>
+      </w:r>
+    </w:p>
+    <w:p>
+      <w:pPr>
+        <w:numPr>
+          <w:ilvl w:val="0"/>
+          <w:numId w:val="14"/>
+        </w:numPr>
+        <w:spacing w:after="0"/>
+      </w:pPr>
+      <w:r>
+        <w:t>Flexible launch windows</w:t>
+      </w:r>
+    </w:p>
+    <w:p>
+      <w:pPr>
+        <w:spacing w:after="0"/>
+        <w:rPr>
+          <w:b/>
+          <w:bCs/>
+        </w:rPr>
+      </w:pPr>
+      <w:r>
+        <w:rPr>
+          <w:rFonts w:ascii="Segoe UI Emoji" w:hAnsi="Segoe UI Emoji" w:cs="Segoe UI Emoji"/>
+          <w:b/>
+          <w:bCs/>
+        </w:rPr>
+        <w:t>❌</w:t>
+      </w:r>
+      <w:r>
+        <w:rPr>
+          <w:b/>
+          <w:bCs/>
+        </w:rPr>
+        <w:t xml:space="preserve"> Disadvantages</w:t>
+      </w:r>
+    </w:p>
+    <w:p>
+      <w:pPr>
+        <w:numPr>
+          <w:ilvl w:val="0"/>
+          <w:numId w:val="15"/>
+        </w:numPr>
+        <w:spacing w:after="0"/>
+      </w:pPr>
+      <w:r>
+        <w:t>Long travel time</w:t>
+      </w:r>
+    </w:p>
+    <w:p>
+      <w:pPr>
+        <w:numPr>
+          <w:ilvl w:val="0"/>
+          <w:numId w:val="15"/>
+        </w:numPr>
+        <w:spacing w:after="0"/>
+      </w:pPr>
+      <w:r>
+        <w:t>Sensitive to initial conditions</w:t>
+      </w:r>
+    </w:p>
+    <w:p>
+      <w:pPr>
+        <w:numPr>
+          <w:ilvl w:val="0"/>
+          <w:numId w:val="15"/>
+        </w:numPr>
+        <w:spacing w:after="0"/>
+      </w:pPr>
+      <w:r>
+        <w:t>Harder to design</w:t>
+      </w:r>
+    </w:p>
+    <w:p>
+      <w:pPr>
+        <w:spacing w:after="0"/>
+      </w:pPr>
+      <w:r>
+        <w:pict w14:anchorId="32765DA4">
+          <v:rect id="_x0000_i1035" style="width:0;height:1.5pt" o:hralign="center" o:hrstd="t" o:hr="t" fillcolor="#a0a0a0" stroked="f"/>
+        </w:pict>
+      </w:r>
+    </w:p>
+    <w:p>
+      <w:pPr>
+        <w:spacing w:after="0"/>
+        <w:rPr>
+          <w:b/>
+          <w:bCs/>
+        </w:rPr>
+      </w:pPr>
+      <w:r>
+        <w:rPr>
+          <w:rFonts w:ascii="Segoe UI Emoji" w:hAnsi="Segoe UI Emoji" w:cs="Segoe UI Emoji"/>
+          <w:b/>
+          <w:bCs/>
+        </w:rPr>
+        <w:t>💻</w:t>
+      </w:r>
+      <w:r>
+        <w:rPr>
+          <w:b/>
+          <w:bCs/>
+        </w:rPr>
+        <w:t xml:space="preserve"> Tools You Can Use</w:t>
+      </w:r>
+    </w:p>
+    <w:p>
+      <w:pPr>
+        <w:spacing w:after="0"/>
+      </w:pPr>
+      <w:r>
+        <w:t>Most students use:</w:t>
+      </w:r>
+    </w:p>
+    <w:p>
+      <w:pPr>
+        <w:numPr>
+          <w:ilvl w:val="0"/>
+          <w:numId w:val="16"/>
+        </w:numPr>
+        <w:spacing w:after="0"/>
+      </w:pPr>
+      <w:r>
+        <w:rPr>
+          <w:b/>
+          <w:bCs/>
+        </w:rPr>
+        <w:t>Python</w:t>
+      </w:r>
+      <w:r>
+        <w:t xml:space="preserve"> (NumPy, SciPy, matplotlib)</w:t>
+      </w:r>
+    </w:p>
+    <w:p>
+      <w:pPr>
+        <w:numPr>
+          <w:ilvl w:val="0"/>
+          <w:numId w:val="16"/>
+        </w:numPr>
+        <w:spacing w:after="0"/>
+      </w:pPr>
+      <w:r>
+        <w:t>or MATLAB</w:t>
+      </w:r>
+    </w:p>
+    <w:p>
+      <w:pPr>
+        <w:spacing w:after="0"/>
+      </w:pPr>
+      <w:r>
+        <w:t>Numerical methods:</w:t>
+      </w:r>
+    </w:p>
+    <w:p>
+      <w:pPr>
+        <w:numPr>
+          <w:ilvl w:val="0"/>
+          <w:numId w:val="17"/>
+        </w:numPr>
+        <w:spacing w:after="0"/>
+      </w:pPr>
+      <w:r>
+        <w:t>RK4 or solve_ivp</w:t>
+      </w:r>
+    </w:p>
+    <w:p>
+      <w:pPr>
+        <w:spacing w:after="0"/>
+      </w:pPr>
+      <w:r>
+        <w:pict w14:anchorId="01F3281C">
+          <v:rect id="_x0000_i1036" style="width:0;height:1.5pt" o:hralign="center" o:hrstd="t" o:hr="t" fillcolor="#a0a0a0" stroked="f"/>
+        </w:pict>
+      </w:r>
+    </w:p>
+    <w:p>
+      <w:pPr>
+        <w:spacing w:after="0"/>
+        <w:rPr>
+          <w:b/>
+          <w:bCs/>
+        </w:rPr>
+      </w:pPr>
+      <w:r>
+        <w:rPr>
+          <w:rFonts w:ascii="Segoe UI Emoji" w:hAnsi="Segoe UI Emoji" w:cs="Segoe UI Emoji"/>
+          <w:b/>
+          <w:bCs/>
+        </w:rPr>
+        <w:t>🔥</w:t>
+      </w:r>
+      <w:r>
+        <w:rPr>
+          <w:b/>
+          <w:bCs/>
+        </w:rPr>
+        <w:t xml:space="preserve"> How to Make Your Project Stand Out</w:t>
+      </w:r>
+    </w:p>
+    <w:p>
+      <w:pPr>
+        <w:spacing w:after="0"/>
+      </w:pPr>
+      <w:r>
+        <w:t>Instead of just simulating, add one of these:</w:t>
+      </w:r>
+    </w:p>
+    <w:p>
+      <w:pPr>
+        <w:spacing w:after="0"/>
+        <w:rPr>
+          <w:b/>
+          <w:bCs/>
+        </w:rPr>
+      </w:pPr>
+      <w:r>
+        <w:rPr>
+          <w:rFonts w:ascii="Segoe UI Emoji" w:hAnsi="Segoe UI Emoji" w:cs="Segoe UI Emoji"/>
+          <w:b/>
+          <w:bCs/>
+        </w:rPr>
+        <w:t>⭐</w:t>
+      </w:r>
+      <w:r>
+        <w:rPr>
+          <w:b/>
+          <w:bCs/>
+        </w:rPr>
+        <w:t xml:space="preserve"> Option A: Optimization</w:t>
+      </w:r>
+    </w:p>
+    <w:p>
+      <w:pPr>
+        <w:numPr>
+          <w:ilvl w:val="0"/>
+          <w:numId w:val="18"/>
+        </w:numPr>
+        <w:spacing w:after="0"/>
+      </w:pPr>
+      <w:r>
+        <w:t>Find initial conditions that minimize Δv</w:t>
+      </w:r>
+    </w:p>
+    <w:p>
+      <w:pPr>
+        <w:spacing w:after="0"/>
+        <w:rPr>
+          <w:b/>
+          <w:bCs/>
+        </w:rPr>
+      </w:pPr>
+      <w:r>
+        <w:rPr>
+          <w:rFonts w:ascii="Segoe UI Emoji" w:hAnsi="Segoe UI Emoji" w:cs="Segoe UI Emoji"/>
+          <w:b/>
+          <w:bCs/>
+        </w:rPr>
+        <w:t>⭐</w:t>
+      </w:r>
+      <w:r>
+        <w:rPr>
+          <w:b/>
+          <w:bCs/>
+        </w:rPr>
+        <w:t xml:space="preserve"> Option B: Sensitivity Analysis</w:t>
+      </w:r>
+    </w:p>
+    <w:p>
+      <w:pPr>
+        <w:numPr>
+          <w:ilvl w:val="0"/>
+          <w:numId w:val="19"/>
+        </w:numPr>
+        <w:spacing w:after="0"/>
+      </w:pPr>
+      <w:r>
+        <w:t>Slightly vary initial conditions → show chaos</w:t>
+      </w:r>
+    </w:p>
+    <w:p>
+      <w:pPr>
+        <w:spacing w:after="0"/>
+        <w:rPr>
+          <w:b/>
+          <w:bCs/>
+        </w:rPr>
+      </w:pPr>
+      <w:r>
+        <w:rPr>
+          <w:rFonts w:ascii="Segoe UI Emoji" w:hAnsi="Segoe UI Emoji" w:cs="Segoe UI Emoji"/>
+          <w:b/>
+          <w:bCs/>
+        </w:rPr>
+        <w:t>⭐</w:t>
+      </w:r>
+      <w:r>
+        <w:rPr>
+          <w:b/>
+          <w:bCs/>
+        </w:rPr>
+        <w:t xml:space="preserve"> Option C: Compare Energy Levels</w:t>
+      </w:r>
+    </w:p>
+    <w:p>
+      <w:pPr>
+        <w:numPr>
+          <w:ilvl w:val="0"/>
+          <w:numId w:val="20"/>
+        </w:numPr>
+        <w:spacing w:after="0"/>
+      </w:pPr>
+      <w:r>
+        <w:lastRenderedPageBreak/>
+        <w:t>Show how Jacobi constant affects capture likelihood</w:t>
+      </w:r>
+    </w:p>
+    <w:p>
+      <w:pPr>
+        <w:spacing w:after="0"/>
+      </w:pPr>
+      <w:r>
+        <w:pict w14:anchorId="6856713E">
+          <v:rect id="_x0000_i1037" style="width:0;height:1.5pt" o:hralign="center" o:hrstd="t" o:hr="t" fillcolor="#a0a0a0" stroked="f"/>
+        </w:pict>
+      </w:r>
+    </w:p>
+    <w:p>
+      <w:pPr>
+        <w:spacing w:after="0"/>
+        <w:rPr>
+          <w:b/>
+          <w:bCs/>
+        </w:rPr>
+      </w:pPr>
+      <w:r>
+        <w:rPr>
+          <w:rFonts w:ascii="Segoe UI Emoji" w:hAnsi="Segoe UI Emoji" w:cs="Segoe UI Emoji"/>
+          <w:b/>
+          <w:bCs/>
+        </w:rPr>
+        <w:t>🧩</w:t>
+      </w:r>
+      <w:r>
+        <w:rPr>
+          <w:b/>
+          <w:bCs/>
+        </w:rPr>
+        <w:t xml:space="preserve"> Difficulty Level</w:t>
+      </w:r>
+    </w:p>
+    <w:p>
+      <w:pPr>
+        <w:numPr>
+          <w:ilvl w:val="0"/>
+          <w:numId w:val="21"/>
+        </w:numPr>
+        <w:spacing w:after="0"/>
+      </w:pPr>
+      <w:r>
+        <w:t xml:space="preserve">Base version: </w:t>
+      </w:r>
+      <w:r>
+        <w:rPr>
+          <w:rFonts w:ascii="Segoe UI Emoji" w:hAnsi="Segoe UI Emoji" w:cs="Segoe UI Emoji"/>
+        </w:rPr>
+        <w:t>⭐⭐⭐</w:t>
+      </w:r>
+      <w:r>
+        <w:t xml:space="preserve"> (moderate)</w:t>
+      </w:r>
+    </w:p>
+    <w:p>
+      <w:pPr>
+        <w:numPr>
+          <w:ilvl w:val="0"/>
+          <w:numId w:val="21"/>
+        </w:numPr>
+        <w:spacing w:after="0"/>
+      </w:pPr>
+      <w:r>
+        <w:t xml:space="preserve">With manifolds: </w:t>
+      </w:r>
+      <w:r>
+        <w:rPr>
+          <w:rFonts w:ascii="Segoe UI Emoji" w:hAnsi="Segoe UI Emoji" w:cs="Segoe UI Emoji"/>
+        </w:rPr>
+        <w:t>⭐⭐⭐⭐</w:t>
+      </w:r>
+      <w:r>
+        <w:t xml:space="preserve"> (advanced)</w:t>
+      </w:r>
+    </w:p>
+    <w:p>
+      <w:pPr>
+        <w:numPr>
+          <w:ilvl w:val="0"/>
+          <w:numId w:val="21"/>
+        </w:numPr>
+        <w:spacing w:after="0"/>
+      </w:pPr>
+      <w:r>
+        <w:t xml:space="preserve">With optimization: </w:t>
+      </w:r>
+      <w:r>
+        <w:rPr>
+          <w:rFonts w:ascii="Segoe UI Emoji" w:hAnsi="Segoe UI Emoji" w:cs="Segoe UI Emoji"/>
+        </w:rPr>
+        <w:t>⭐⭐⭐⭐⭐</w:t>
+      </w:r>
+      <w:r>
+        <w:t xml:space="preserve"> (very strong final project)</w:t>
+      </w:r>
+    </w:p>
+    <w:p>
+      <w:pPr>
+        <w:spacing w:after="0"/>
+      </w:pPr>
+      <w:r>
+        <w:pict w14:anchorId="574344C5">
+          <v:rect id="_x0000_i1038" style="width:0;height:1.5pt" o:hralign="center" o:hrstd="t" o:hr="t" fillcolor="#a0a0a0" stroked="f"/>
+        </w:pict>
+      </w:r>
+    </w:p>
+    <w:p>
+      <w:pPr>
+        <w:spacing w:after="0"/>
+        <w:rPr>
+          <w:b/>
+          <w:bCs/>
+        </w:rPr>
+      </w:pPr>
+      <w:r>
+        <w:rPr>
+          <w:rFonts w:ascii="Segoe UI Emoji" w:hAnsi="Segoe UI Emoji" w:cs="Segoe UI Emoji"/>
+          <w:b/>
+          <w:bCs/>
+        </w:rPr>
+        <w:t>🧠</w:t>
+      </w:r>
+      <w:r>
+        <w:rPr>
+          <w:b/>
+          <w:bCs/>
+        </w:rPr>
+        <w:t xml:space="preserve"> Big Picture Insight</w:t>
+      </w:r>
+    </w:p>
+    <w:p>
+      <w:pPr>
+        <w:spacing w:after="0"/>
+      </w:pPr>
+      <w:r>
+        <w:t>This project teaches a powerful idea:</w:t>
+      </w:r>
+    </w:p>
+    <w:p>
+      <w:pPr>
+        <w:spacing w:after="0"/>
+      </w:pPr>
+      <w:r>
+        <w:t xml:space="preserve">Space isn’t just about thrust—it’s about </w:t>
+      </w:r>
+      <w:r>
+        <w:rPr>
+          <w:b/>
+          <w:bCs/>
+        </w:rPr>
+        <w:t>using gravity as a structure</w:t>
+      </w:r>
+      <w:r>
+        <w:t>.</w:t>
+      </w:r>
+    </w:p>
+    <w:p>
+      <w:pPr>
+        <w:spacing w:after="0"/>
+      </w:pPr>
+      <w:r>
+        <w:t xml:space="preserve">You’re basically showing how orbital motion forms a </w:t>
+      </w:r>
+      <w:r>
+        <w:rPr>
+          <w:b/>
+          <w:bCs/>
+        </w:rPr>
+        <w:t>dynamical network</w:t>
+      </w:r>
+      <w:r>
+        <w:t xml:space="preserve"> you can navigate with minimal energy.</w:t>
+      </w:r>
+    </w:p>
+    <w:p>
+      <w:pPr>
+        <w:spacing w:after="0"/>
+      </w:pPr>
+      <w:r>
+        <w:pict w14:anchorId="4AB223F7">
+          <v:rect id="_x0000_i1039" style="width:0;height:1.5pt" o:hralign="center" o:hrstd="t" o:hr="t" fillcolor="#a0a0a0" stroked="f"/>
+        </w:pict>
+      </w:r>
+    </w:p>
+    <w:p>
+      <w:pPr>
+        <w:spacing w:after="0"/>
+      </w:pPr>
+      <w:r>
+        <w:t>If you want, I can:</w:t>
+      </w:r>
+    </w:p>
+    <w:p>
+      <w:pPr>
+        <w:numPr>
+          <w:ilvl w:val="0"/>
+          <w:numId w:val="22"/>
+        </w:numPr>
+        <w:spacing w:after="0"/>
+      </w:pPr>
+      <w:r>
+        <w:t xml:space="preserve">sketch the </w:t>
+      </w:r>
+      <w:r>
+        <w:rPr>
+          <w:b/>
+          <w:bCs/>
+        </w:rPr>
+        <w:t>actual equations</w:t>
+      </w:r>
+      <w:r>
+        <w:t xml:space="preserve"> you’ll code</w:t>
+      </w:r>
+    </w:p>
+    <w:p>
+      <w:pPr>
+        <w:numPr>
+          <w:ilvl w:val="0"/>
+          <w:numId w:val="22"/>
+        </w:numPr>
+        <w:spacing w:after="0"/>
+      </w:pPr>
+      <w:r>
+        <w:t xml:space="preserve">give you a </w:t>
+      </w:r>
+      <w:r>
+        <w:rPr>
+          <w:b/>
+          <w:bCs/>
+        </w:rPr>
+        <w:t>starter Python script</w:t>
+      </w:r>
+    </w:p>
+    <w:p>
+      <w:pPr>
+        <w:numPr>
+          <w:ilvl w:val="0"/>
+          <w:numId w:val="22"/>
+        </w:numPr>
+        <w:spacing w:after="0"/>
+      </w:pPr>
+      <w:r>
+        <w:t>or help you turn this into a polished project proposal (with objectives + timeline)</w:t>
+      </w:r>
+    </w:p>
+    <w:p>
+      <w:pPr>
+        <w:spacing w:after="0"/>
+      </w:pPr>
+      <w:r>
+        <w:t xml:space="preserve">Just tell me </w:t>
+      </w:r>
+      <w:r>
+        <w:rPr>
+          <w:rFonts w:ascii="Segoe UI Emoji" w:hAnsi="Segoe UI Emoji" w:cs="Segoe UI Emoji"/>
+        </w:rPr>
+        <w:t>👍</w:t>
+      </w:r>
+    </w:p>
+    <w:p>
+      <w:pPr>
+        <w:spacing w:after="0"/>
+      </w:pPr>
+      <w:r>
+        <w:t xml:space="preserve">Yes—this is actually one of the </w:t>
+      </w:r>
+      <w:r>
+        <w:rPr>
+          <w:b/>
+          <w:bCs/>
+        </w:rPr>
+        <w:t>best ways</w:t>
+      </w:r>
+      <w:r>
+        <w:t xml:space="preserve"> to elevate a ballistic capture project from “good simulation” to something that feels like real graduate-level celestial mechanics.</w:t>
+      </w:r>
+    </w:p>
+    <w:p>
+      <w:pPr>
+        <w:spacing w:after="0"/>
+      </w:pPr>
+      <w:r>
+        <w:t xml:space="preserve">You can naturally build the entire project using both </w:t>
+      </w:r>
+      <w:r>
+        <w:rPr>
+          <w:b/>
+          <w:bCs/>
+        </w:rPr>
+        <w:t>Lagrangian mechanics</w:t>
+      </w:r>
+      <w:r>
+        <w:t xml:space="preserve"> and </w:t>
+      </w:r>
+      <w:r>
+        <w:rPr>
+          <w:b/>
+          <w:bCs/>
+        </w:rPr>
+        <w:t>Hamiltonian mechanics</w:t>
+      </w:r>
+      <w:r>
+        <w:t xml:space="preserve">, because the </w:t>
+      </w:r>
+      <w:r>
+        <w:rPr>
+          <w:b/>
+          <w:bCs/>
+        </w:rPr>
+        <w:t>Circular Restricted Three-Body Problem (CR3BP)</w:t>
+      </w:r>
+      <w:r>
+        <w:t xml:space="preserve"> is </w:t>
+      </w:r>
+      <w:r>
+        <w:rPr>
+          <w:i/>
+          <w:iCs/>
+        </w:rPr>
+        <w:t>inherently</w:t>
+      </w:r>
+      <w:r>
+        <w:t xml:space="preserve"> a Hamiltonian system.</w:t>
+      </w:r>
+    </w:p>
+    <w:p>
+      <w:pPr>
+        <w:spacing w:after="0"/>
+      </w:pPr>
+      <w:r>
+        <w:t>Here’s how to incorporate them in a clean, structured way:</w:t>
+      </w:r>
+    </w:p>
+    <w:p>
+      <w:pPr>
+        <w:spacing w:after="0"/>
+      </w:pPr>
+      <w:r>
+        <w:pict w14:anchorId="58E59267">
+          <v:rect id="_x0000_i1040" style="width:0;height:1.5pt" o:hralign="center" o:hrstd="t" o:hr="t" fillcolor="#a0a0a0" stroked="f"/>
+        </w:pict>
+      </w:r>
+    </w:p>
+    <w:p>
+      <w:pPr>
+        <w:spacing w:after="0"/>
+        <w:rPr>
+          <w:b/>
+          <w:bCs/>
+        </w:rPr>
+      </w:pPr>
+      <w:r>
+        <w:rPr>
+          <w:rFonts w:ascii="Segoe UI Emoji" w:hAnsi="Segoe UI Emoji" w:cs="Segoe UI Emoji"/>
+          <w:b/>
+          <w:bCs/>
+        </w:rPr>
+        <w:t>🧠</w:t>
+      </w:r>
+      <w:r>
+        <w:rPr>
+          <w:b/>
+          <w:bCs/>
+        </w:rPr>
+        <w:t xml:space="preserve"> 1. Start from the Lagrangian (Foundations)</w:t>
+      </w:r>
+    </w:p>
+    <w:p>
+      <w:pPr>
+        <w:spacing w:after="0"/>
+      </w:pPr>
+      <w:r>
+        <w:t>Instead of just writing down equations of motion, derive them.</w:t>
+      </w:r>
+    </w:p>
+    <w:p>
+      <w:pPr>
+        <w:spacing w:after="0"/>
+        <w:rPr>
+          <w:b/>
+          <w:bCs/>
+        </w:rPr>
+      </w:pPr>
+      <w:r>
+        <w:rPr>
+          <w:b/>
+          <w:bCs/>
+        </w:rPr>
+        <w:t>In the rotating frame:</w:t>
+      </w:r>
+    </w:p>
+    <w:p>
+      <w:pPr>
+        <w:spacing w:after="0"/>
+      </w:pPr>
+      <w:r>
+        <w:t>Define the Lagrangian:</w:t>
+      </w:r>
+      <w:r>
+        <w:br/>
+        <w:t>[</w:t>
+      </w:r>
+      <w:r>
+        <w:br/>
+        <w:t>L = T - U</w:t>
+      </w:r>
+      <w:r>
+        <w:br/>
+        <w:t>]</w:t>
+      </w:r>
+    </w:p>
+    <w:p>
+      <w:pPr>
+        <w:spacing w:after="0"/>
+      </w:pPr>
+      <w:r>
+        <w:t>Where:</w:t>
+      </w:r>
+    </w:p>
+    <w:p>
+      <w:pPr>
+        <w:numPr>
+          <w:ilvl w:val="0"/>
+          <w:numId w:val="23"/>
+        </w:numPr>
+        <w:spacing w:after="0"/>
+      </w:pPr>
+      <w:r>
+        <w:t>(T): kinetic energy (in rotating frame)</w:t>
+      </w:r>
+    </w:p>
+    <w:p>
+      <w:pPr>
+        <w:numPr>
+          <w:ilvl w:val="0"/>
+          <w:numId w:val="23"/>
+        </w:numPr>
+        <w:spacing w:after="0"/>
+      </w:pPr>
+      <w:r>
+        <w:t>(U): effective potential (gravity + rotation)</w:t>
+      </w:r>
+    </w:p>
+    <w:p>
+      <w:pPr>
+        <w:spacing w:after="0"/>
+      </w:pPr>
+      <w:r>
+        <w:t>You’ll include:</w:t>
+      </w:r>
+    </w:p>
+    <w:p>
+      <w:pPr>
+        <w:numPr>
+          <w:ilvl w:val="0"/>
+          <w:numId w:val="24"/>
+        </w:numPr>
+        <w:spacing w:after="0"/>
+      </w:pPr>
+      <w:r>
+        <w:t>Coriolis terms</w:t>
+      </w:r>
+    </w:p>
+    <w:p>
+      <w:pPr>
+        <w:numPr>
+          <w:ilvl w:val="0"/>
+          <w:numId w:val="24"/>
+        </w:numPr>
+        <w:spacing w:after="0"/>
+      </w:pPr>
+      <w:r>
+        <w:lastRenderedPageBreak/>
+        <w:t>Centrifugal potential</w:t>
+      </w:r>
+    </w:p>
+    <w:p>
+      <w:pPr>
+        <w:spacing w:after="0"/>
+      </w:pPr>
+      <w:r>
+        <w:t>Then apply Euler–Lagrange:</w:t>
+      </w:r>
+      <w:r>
+        <w:br/>
+        <w:t>[</w:t>
+      </w:r>
+      <w:r>
+        <w:br/>
+        <w:t>\frac{d}{dt}\left(\frac{\partial L}{\partial \dot{x}}\right) - \frac{\partial L}{\partial x} = 0</w:t>
+      </w:r>
+      <w:r>
+        <w:br/>
+        <w:t>]</w:t>
+      </w:r>
+    </w:p>
+    <w:p>
+      <w:pPr>
+        <w:spacing w:after="0"/>
+      </w:pPr>
+      <w:r>
+        <w:rPr>
+          <w:rFonts w:ascii="Segoe UI Emoji" w:hAnsi="Segoe UI Emoji" w:cs="Segoe UI Emoji"/>
+        </w:rPr>
+        <w:t>👉</w:t>
+      </w:r>
+      <w:r>
+        <w:t xml:space="preserve"> This gives you the </w:t>
+      </w:r>
+      <w:r>
+        <w:rPr>
+          <w:b/>
+          <w:bCs/>
+        </w:rPr>
+        <w:t>CR3BP equations of motion</w:t>
+      </w:r>
+    </w:p>
+    <w:p>
+      <w:pPr>
+        <w:spacing w:after="0"/>
+      </w:pPr>
+      <w:r>
+        <w:pict w14:anchorId="7A2E701A">
+          <v:rect id="_x0000_i1041" style="width:0;height:1.5pt" o:hralign="center" o:hrstd="t" o:hr="t" fillcolor="#a0a0a0" stroked="f"/>
+        </w:pict>
+      </w:r>
+    </w:p>
+    <w:p>
+      <w:pPr>
+        <w:spacing w:after="0"/>
+        <w:rPr>
+          <w:b/>
+          <w:bCs/>
+        </w:rPr>
+      </w:pPr>
+      <w:r>
+        <w:rPr>
+          <w:rFonts w:ascii="Segoe UI Emoji" w:hAnsi="Segoe UI Emoji" w:cs="Segoe UI Emoji"/>
+          <w:b/>
+          <w:bCs/>
+        </w:rPr>
+        <w:t>💡</w:t>
+      </w:r>
+      <w:r>
+        <w:rPr>
+          <w:b/>
+          <w:bCs/>
+        </w:rPr>
+        <w:t xml:space="preserve"> Why this is valuable</w:t>
+      </w:r>
+    </w:p>
+    <w:p>
+      <w:pPr>
+        <w:numPr>
+          <w:ilvl w:val="0"/>
+          <w:numId w:val="25"/>
+        </w:numPr>
+        <w:spacing w:after="0"/>
+      </w:pPr>
+      <w:r>
+        <w:t>Shows you understand where the equations come from</w:t>
+      </w:r>
+    </w:p>
+    <w:p>
+      <w:pPr>
+        <w:numPr>
+          <w:ilvl w:val="0"/>
+          <w:numId w:val="25"/>
+        </w:numPr>
+        <w:spacing w:after="0"/>
+      </w:pPr>
+      <w:r>
+        <w:t>Lets you interpret forces as arising from a potential structure</w:t>
+      </w:r>
+    </w:p>
+    <w:p>
+      <w:pPr>
+        <w:spacing w:after="0"/>
+      </w:pPr>
+      <w:r>
+        <w:pict w14:anchorId="628F8ADB">
+          <v:rect id="_x0000_i1042" style="width:0;height:1.5pt" o:hralign="center" o:hrstd="t" o:hr="t" fillcolor="#a0a0a0" stroked="f"/>
+        </w:pict>
+      </w:r>
+    </w:p>
+    <w:p>
+      <w:pPr>
+        <w:spacing w:after="0"/>
+        <w:rPr>
+          <w:b/>
+          <w:bCs/>
+        </w:rPr>
+      </w:pPr>
+      <w:r>
+        <w:rPr>
+          <w:rFonts w:ascii="Segoe UI Emoji" w:hAnsi="Segoe UI Emoji" w:cs="Segoe UI Emoji"/>
+          <w:b/>
+          <w:bCs/>
+        </w:rPr>
+        <w:t>🔁</w:t>
+      </w:r>
+      <w:r>
+        <w:rPr>
+          <w:b/>
+          <w:bCs/>
+        </w:rPr>
+        <w:t xml:space="preserve"> 2. Transition to Hamiltonian Formulation</w:t>
+      </w:r>
+    </w:p>
+    <w:p>
+      <w:pPr>
+        <w:spacing w:after="0"/>
+      </w:pPr>
+      <w:r>
+        <w:t>Now define canonical momenta:</w:t>
+      </w:r>
+      <w:r>
+        <w:br/>
+        <w:t>[</w:t>
+      </w:r>
+      <w:r>
+        <w:br/>
+        <w:t>p_x = \frac{\partial L}{\partial \dot{x}}, \quad p_y = \frac{\partial L}{\partial \dot{y}}</w:t>
+      </w:r>
+      <w:r>
+        <w:br/>
+        <w:t>]</w:t>
+      </w:r>
+    </w:p>
+    <w:p>
+      <w:pPr>
+        <w:spacing w:after="0"/>
+      </w:pPr>
+      <w:r>
+        <w:t>Then construct the Hamiltonian:</w:t>
+      </w:r>
+      <w:r>
+        <w:br/>
+        <w:t>[</w:t>
+      </w:r>
+      <w:r>
+        <w:br/>
+        <w:t>H = p_x \dot{x} + p_y \dot{y} - L</w:t>
+      </w:r>
+      <w:r>
+        <w:br/>
+        <w:t>]</w:t>
+      </w:r>
+    </w:p>
+    <w:p>
+      <w:pPr>
+        <w:spacing w:after="0"/>
+      </w:pPr>
+      <w:r>
+        <w:t>In CR3BP, this becomes:</w:t>
+      </w:r>
+    </w:p>
+    <w:p>
+      <w:pPr>
+        <w:numPr>
+          <w:ilvl w:val="0"/>
+          <w:numId w:val="26"/>
+        </w:numPr>
+        <w:spacing w:after="0"/>
+      </w:pPr>
+      <w:r>
+        <w:t>A conserved quantity (related to Jacobi constant)</w:t>
+      </w:r>
+    </w:p>
+    <w:p>
+      <w:pPr>
+        <w:spacing w:after="0"/>
+      </w:pPr>
+      <w:r>
+        <w:rPr>
+          <w:rFonts w:ascii="Segoe UI Emoji" w:hAnsi="Segoe UI Emoji" w:cs="Segoe UI Emoji"/>
+        </w:rPr>
+        <w:t>👉</w:t>
+      </w:r>
+      <w:r>
+        <w:t xml:space="preserve"> This connects directly to:</w:t>
+      </w:r>
+    </w:p>
+    <w:p>
+      <w:pPr>
+        <w:numPr>
+          <w:ilvl w:val="0"/>
+          <w:numId w:val="27"/>
+        </w:numPr>
+        <w:spacing w:after="0"/>
+      </w:pPr>
+      <w:r>
+        <w:t>Energy surfaces</w:t>
+      </w:r>
+    </w:p>
+    <w:p>
+      <w:pPr>
+        <w:numPr>
+          <w:ilvl w:val="0"/>
+          <w:numId w:val="27"/>
+        </w:numPr>
+        <w:spacing w:after="0"/>
+      </w:pPr>
+      <w:r>
+        <w:t>Allowed/forbidden regions</w:t>
+      </w:r>
+    </w:p>
+    <w:p>
+      <w:pPr>
+        <w:spacing w:after="0"/>
+      </w:pPr>
+      <w:r>
+        <w:pict w14:anchorId="37CEE5AD">
+          <v:rect id="_x0000_i1043" style="width:0;height:1.5pt" o:hralign="center" o:hrstd="t" o:hr="t" fillcolor="#a0a0a0" stroked="f"/>
+        </w:pict>
+      </w:r>
+    </w:p>
+    <w:p>
+      <w:pPr>
+        <w:spacing w:after="0"/>
+        <w:rPr>
+          <w:b/>
+          <w:bCs/>
+        </w:rPr>
+      </w:pPr>
+      <w:r>
+        <w:rPr>
+          <w:rFonts w:ascii="Segoe UI Emoji" w:hAnsi="Segoe UI Emoji" w:cs="Segoe UI Emoji"/>
+          <w:b/>
+          <w:bCs/>
+        </w:rPr>
+        <w:t>🔑</w:t>
+      </w:r>
+      <w:r>
+        <w:rPr>
+          <w:b/>
+          <w:bCs/>
+        </w:rPr>
+        <w:t xml:space="preserve"> Key Insight</w:t>
+      </w:r>
+    </w:p>
+    <w:p>
+      <w:pPr>
+        <w:spacing w:after="0"/>
+      </w:pPr>
+      <w:r>
+        <w:t>The Hamiltonian is directly tied to the:</w:t>
+      </w:r>
+      <w:r>
+        <w:br/>
+      </w:r>
+      <w:r>
+        <w:rPr>
+          <w:rFonts w:ascii="Segoe UI Emoji" w:hAnsi="Segoe UI Emoji" w:cs="Segoe UI Emoji"/>
+        </w:rPr>
+        <w:t>👉</w:t>
+      </w:r>
+      <w:r>
+        <w:t xml:space="preserve"> Jacobi Integral</w:t>
+      </w:r>
+    </w:p>
+    <w:p>
+      <w:pPr>
+        <w:spacing w:after="0"/>
+      </w:pPr>
+      <w:r>
+        <w:t>This is what defines:</w:t>
+      </w:r>
+    </w:p>
+    <w:p>
+      <w:pPr>
+        <w:numPr>
+          <w:ilvl w:val="0"/>
+          <w:numId w:val="28"/>
+        </w:numPr>
+        <w:spacing w:after="0"/>
+      </w:pPr>
+      <w:r>
+        <w:t>Zero-velocity curves</w:t>
+      </w:r>
+    </w:p>
+    <w:p>
+      <w:pPr>
+        <w:numPr>
+          <w:ilvl w:val="0"/>
+          <w:numId w:val="28"/>
+        </w:numPr>
+        <w:spacing w:after="0"/>
+      </w:pPr>
+      <w:r>
+        <w:t>Capture regions</w:t>
+      </w:r>
+    </w:p>
+    <w:p>
+      <w:pPr>
+        <w:spacing w:after="0"/>
+      </w:pPr>
+      <w:r>
+        <w:pict w14:anchorId="174DE9D4">
+          <v:rect id="_x0000_i1044" style="width:0;height:1.5pt" o:hralign="center" o:hrstd="t" o:hr="t" fillcolor="#a0a0a0" stroked="f"/>
+        </w:pict>
+      </w:r>
+    </w:p>
+    <w:p>
+      <w:pPr>
+        <w:spacing w:after="0"/>
+        <w:rPr>
+          <w:b/>
+          <w:bCs/>
+        </w:rPr>
+      </w:pPr>
+      <w:r>
+        <w:rPr>
+          <w:rFonts w:ascii="Segoe UI Emoji" w:hAnsi="Segoe UI Emoji" w:cs="Segoe UI Emoji"/>
+          <w:b/>
+          <w:bCs/>
+        </w:rPr>
+        <w:t>🌌</w:t>
+      </w:r>
+      <w:r>
+        <w:rPr>
+          <w:b/>
+          <w:bCs/>
+        </w:rPr>
+        <w:t xml:space="preserve"> 3. Phase Space &amp; Ballistic Capture</w:t>
+      </w:r>
+    </w:p>
+    <w:p>
+      <w:pPr>
+        <w:spacing w:after="0"/>
+      </w:pPr>
+      <w:r>
+        <w:t xml:space="preserve">This is where your project becomes </w:t>
+      </w:r>
+      <w:r>
+        <w:rPr>
+          <w:i/>
+          <w:iCs/>
+        </w:rPr>
+        <w:t>really strong</w:t>
+      </w:r>
+      <w:r>
+        <w:t>.</w:t>
+      </w:r>
+    </w:p>
+    <w:p>
+      <w:pPr>
+        <w:spacing w:after="0"/>
+      </w:pPr>
+      <w:r>
+        <w:t>Instead of just plotting trajectories in position space:</w:t>
+      </w:r>
+    </w:p>
+    <w:p>
+      <w:pPr>
+        <w:numPr>
+          <w:ilvl w:val="0"/>
+          <w:numId w:val="29"/>
+        </w:numPr>
+        <w:spacing w:after="0"/>
+      </w:pPr>
+      <w:r>
+        <w:t xml:space="preserve">Plot trajectories in </w:t>
+      </w:r>
+      <w:r>
+        <w:rPr>
+          <w:b/>
+          <w:bCs/>
+        </w:rPr>
+        <w:t>phase space</w:t>
+      </w:r>
+      <w:r>
+        <w:t xml:space="preserve"> ((x, y, p_x, p_y))</w:t>
+      </w:r>
+    </w:p>
+    <w:p>
+      <w:pPr>
+        <w:spacing w:after="0"/>
+        <w:rPr>
+          <w:b/>
+          <w:bCs/>
+        </w:rPr>
+      </w:pPr>
+      <w:r>
+        <w:rPr>
+          <w:b/>
+          <w:bCs/>
+        </w:rPr>
+        <w:lastRenderedPageBreak/>
+        <w:t>Then show:</w:t>
+      </w:r>
+    </w:p>
+    <w:p>
+      <w:pPr>
+        <w:numPr>
+          <w:ilvl w:val="0"/>
+          <w:numId w:val="30"/>
+        </w:numPr>
+        <w:spacing w:after="0"/>
+      </w:pPr>
+      <w:r>
+        <w:t xml:space="preserve">Ballistic capture = trajectory entering a </w:t>
+      </w:r>
+      <w:r>
+        <w:rPr>
+          <w:b/>
+          <w:bCs/>
+        </w:rPr>
+        <w:t>bounded region of phase space</w:t>
+      </w:r>
+    </w:p>
+    <w:p>
+      <w:pPr>
+        <w:numPr>
+          <w:ilvl w:val="0"/>
+          <w:numId w:val="30"/>
+        </w:numPr>
+        <w:spacing w:after="0"/>
+      </w:pPr>
+      <w:r>
+        <w:t>Escape = trajectory crossing an energy boundary</w:t>
+      </w:r>
+    </w:p>
+    <w:p>
+      <w:pPr>
+        <w:spacing w:after="0"/>
+      </w:pPr>
+      <w:r>
+        <w:pict w14:anchorId="23102489">
+          <v:rect id="_x0000_i1045" style="width:0;height:1.5pt" o:hralign="center" o:hrstd="t" o:hr="t" fillcolor="#a0a0a0" stroked="f"/>
+        </w:pict>
+      </w:r>
+    </w:p>
+    <w:p>
+      <w:pPr>
+        <w:spacing w:after="0"/>
+        <w:rPr>
+          <w:b/>
+          <w:bCs/>
+        </w:rPr>
+      </w:pPr>
+      <w:r>
+        <w:rPr>
+          <w:rFonts w:ascii="Segoe UI Emoji" w:hAnsi="Segoe UI Emoji" w:cs="Segoe UI Emoji"/>
+          <w:b/>
+          <w:bCs/>
+        </w:rPr>
+        <w:t>🌀</w:t>
+      </w:r>
+      <w:r>
+        <w:rPr>
+          <w:b/>
+          <w:bCs/>
+        </w:rPr>
+        <w:t xml:space="preserve"> 4. Invariant Manifolds (Advanced but impressive)</w:t>
+      </w:r>
+    </w:p>
+    <w:p>
+      <w:pPr>
+        <w:spacing w:after="0"/>
+      </w:pPr>
+      <w:r>
+        <w:t>Using the Hamiltonian structure:</w:t>
+      </w:r>
+    </w:p>
+    <w:p>
+      <w:pPr>
+        <w:numPr>
+          <w:ilvl w:val="0"/>
+          <w:numId w:val="31"/>
+        </w:numPr>
+        <w:spacing w:after="0"/>
+      </w:pPr>
+      <w:r>
+        <w:t xml:space="preserve">Periodic orbits (like halo orbits) are </w:t>
+      </w:r>
+      <w:r>
+        <w:rPr>
+          <w:b/>
+          <w:bCs/>
+        </w:rPr>
+        <w:t>fixed structures</w:t>
+      </w:r>
+    </w:p>
+    <w:p>
+      <w:pPr>
+        <w:numPr>
+          <w:ilvl w:val="0"/>
+          <w:numId w:val="31"/>
+        </w:numPr>
+        <w:spacing w:after="0"/>
+      </w:pPr>
+      <w:r>
+        <w:t>They have:</w:t>
+      </w:r>
+    </w:p>
+    <w:p>
+      <w:pPr>
+        <w:numPr>
+          <w:ilvl w:val="1"/>
+          <w:numId w:val="31"/>
+        </w:numPr>
+        <w:spacing w:after="0"/>
+      </w:pPr>
+      <w:r>
+        <w:t>Stable manifolds (trajectories that approach)</w:t>
+      </w:r>
+    </w:p>
+    <w:p>
+      <w:pPr>
+        <w:numPr>
+          <w:ilvl w:val="1"/>
+          <w:numId w:val="31"/>
+        </w:numPr>
+        <w:spacing w:after="0"/>
+      </w:pPr>
+      <w:r>
+        <w:t>Unstable manifolds (trajectories that depart)</w:t>
+      </w:r>
+    </w:p>
+    <w:p>
+      <w:pPr>
+        <w:spacing w:after="0"/>
+      </w:pPr>
+      <w:r>
+        <w:rPr>
+          <w:rFonts w:ascii="Segoe UI Emoji" w:hAnsi="Segoe UI Emoji" w:cs="Segoe UI Emoji"/>
+        </w:rPr>
+        <w:t>👉</w:t>
+      </w:r>
+      <w:r>
+        <w:t xml:space="preserve"> These manifolds act like:</w:t>
+      </w:r>
+    </w:p>
+    <w:p>
+      <w:pPr>
+        <w:spacing w:after="0"/>
+      </w:pPr>
+      <w:r>
+        <w:t>“gravitational highways”</w:t>
+      </w:r>
+    </w:p>
+    <w:p>
+      <w:pPr>
+        <w:spacing w:after="0"/>
+      </w:pPr>
+      <w:r>
+        <w:t>Ballistic capture happens when your trajectory:</w:t>
+      </w:r>
+    </w:p>
+    <w:p>
+      <w:pPr>
+        <w:numPr>
+          <w:ilvl w:val="0"/>
+          <w:numId w:val="32"/>
+        </w:numPr>
+        <w:spacing w:after="0"/>
+      </w:pPr>
+      <w:r>
+        <w:t xml:space="preserve">Lies on or near a </w:t>
+      </w:r>
+      <w:r>
+        <w:rPr>
+          <w:b/>
+          <w:bCs/>
+        </w:rPr>
+        <w:t>stable manifold</w:t>
+      </w:r>
+    </w:p>
+    <w:p>
+      <w:pPr>
+        <w:spacing w:after="0"/>
+      </w:pPr>
+      <w:r>
+        <w:pict w14:anchorId="3D56704A">
+          <v:rect id="_x0000_i1046" style="width:0;height:1.5pt" o:hralign="center" o:hrstd="t" o:hr="t" fillcolor="#a0a0a0" stroked="f"/>
+        </w:pict>
+      </w:r>
+    </w:p>
+    <w:p>
+      <w:pPr>
+        <w:spacing w:after="0"/>
+        <w:rPr>
+          <w:b/>
+          <w:bCs/>
+        </w:rPr>
+      </w:pPr>
+      <w:r>
+        <w:rPr>
+          <w:rFonts w:ascii="Segoe UI Emoji" w:hAnsi="Segoe UI Emoji" w:cs="Segoe UI Emoji"/>
+          <w:b/>
+          <w:bCs/>
+        </w:rPr>
+        <w:t>⚖️</w:t>
+      </w:r>
+      <w:r>
+        <w:rPr>
+          <w:b/>
+          <w:bCs/>
+        </w:rPr>
+        <w:t xml:space="preserve"> 5. Symplectic Structure (Bonus upgrade)</w:t>
+      </w:r>
+    </w:p>
+    <w:p>
+      <w:pPr>
+        <w:spacing w:after="0"/>
+      </w:pPr>
+      <w:r>
+        <w:t>Hamiltonian systems preserve structure in phase space.</w:t>
+      </w:r>
+    </w:p>
+    <w:p>
+      <w:pPr>
+        <w:spacing w:after="0"/>
+      </w:pPr>
+      <w:r>
+        <w:t>You can:</w:t>
+      </w:r>
+    </w:p>
+    <w:p>
+      <w:pPr>
+        <w:numPr>
+          <w:ilvl w:val="0"/>
+          <w:numId w:val="33"/>
+        </w:numPr>
+        <w:spacing w:after="0"/>
+      </w:pPr>
+      <w:r>
+        <w:t>Compare integrators:</w:t>
+      </w:r>
+    </w:p>
+    <w:p>
+      <w:pPr>
+        <w:numPr>
+          <w:ilvl w:val="1"/>
+          <w:numId w:val="33"/>
+        </w:numPr>
+        <w:spacing w:after="0"/>
+      </w:pPr>
+      <w:r>
+        <w:t>RK4 (standard)</w:t>
+      </w:r>
+    </w:p>
+    <w:p>
+      <w:pPr>
+        <w:numPr>
+          <w:ilvl w:val="1"/>
+          <w:numId w:val="33"/>
+        </w:numPr>
+        <w:spacing w:after="0"/>
+      </w:pPr>
+      <w:r>
+        <w:t>Symplectic (e.g., leapfrog)</w:t>
+      </w:r>
+    </w:p>
+    <w:p>
+      <w:pPr>
+        <w:spacing w:after="0"/>
+      </w:pPr>
+      <w:r>
+        <w:t>Show:</w:t>
+      </w:r>
+    </w:p>
+    <w:p>
+      <w:pPr>
+        <w:numPr>
+          <w:ilvl w:val="0"/>
+          <w:numId w:val="34"/>
+        </w:numPr>
+        <w:spacing w:after="0"/>
+      </w:pPr>
+      <w:r>
+        <w:t>Energy drift vs. conservation</w:t>
+      </w:r>
+    </w:p>
+    <w:p>
+      <w:pPr>
+        <w:numPr>
+          <w:ilvl w:val="0"/>
+          <w:numId w:val="34"/>
+        </w:numPr>
+        <w:spacing w:after="0"/>
+      </w:pPr>
+      <w:r>
+        <w:t>Why Hamiltonian systems need special care numerically</w:t>
+      </w:r>
+    </w:p>
+    <w:p>
+      <w:pPr>
+        <w:spacing w:after="0"/>
+      </w:pPr>
+      <w:r>
+        <w:pict w14:anchorId="381E9C87">
+          <v:rect id="_x0000_i1047" style="width:0;height:1.5pt" o:hralign="center" o:hrstd="t" o:hr="t" fillcolor="#a0a0a0" stroked="f"/>
+        </w:pict>
+      </w:r>
+    </w:p>
+    <w:p>
+      <w:pPr>
+        <w:spacing w:after="0"/>
+        <w:rPr>
+          <w:b/>
+          <w:bCs/>
+        </w:rPr>
+      </w:pPr>
+      <w:r>
+        <w:rPr>
+          <w:rFonts w:ascii="Segoe UI Emoji" w:hAnsi="Segoe UI Emoji" w:cs="Segoe UI Emoji"/>
+          <w:b/>
+          <w:bCs/>
+        </w:rPr>
+        <w:t>📊</w:t>
+      </w:r>
+      <w:r>
+        <w:rPr>
+          <w:b/>
+          <w:bCs/>
+        </w:rPr>
+        <w:t xml:space="preserve"> 6. What Your Final Project Could Look Like</w:t>
+      </w:r>
+    </w:p>
+    <w:p>
+      <w:pPr>
+        <w:spacing w:after="0"/>
+        <w:rPr>
+          <w:b/>
+          <w:bCs/>
+        </w:rPr>
+      </w:pPr>
+      <w:r>
+        <w:rPr>
+          <w:b/>
+          <w:bCs/>
+        </w:rPr>
+        <w:t>Section 1: Theory</w:t>
+      </w:r>
+    </w:p>
+    <w:p>
+      <w:pPr>
+        <w:numPr>
+          <w:ilvl w:val="0"/>
+          <w:numId w:val="35"/>
+        </w:numPr>
+        <w:spacing w:after="0"/>
+      </w:pPr>
+      <w:r>
+        <w:t xml:space="preserve">Derive CR3BP using </w:t>
+      </w:r>
+      <w:r>
+        <w:rPr>
+          <w:b/>
+          <w:bCs/>
+        </w:rPr>
+        <w:t>Lagrangian mechanics</w:t>
+      </w:r>
+    </w:p>
+    <w:p>
+      <w:pPr>
+        <w:numPr>
+          <w:ilvl w:val="0"/>
+          <w:numId w:val="35"/>
+        </w:numPr>
+        <w:spacing w:after="0"/>
+      </w:pPr>
+      <w:r>
+        <w:t xml:space="preserve">Convert to </w:t>
+      </w:r>
+      <w:r>
+        <w:rPr>
+          <w:b/>
+          <w:bCs/>
+        </w:rPr>
+        <w:t>Hamiltonian form</w:t>
+      </w:r>
+    </w:p>
+    <w:p>
+      <w:pPr>
+        <w:spacing w:after="0"/>
+        <w:rPr>
+          <w:b/>
+          <w:bCs/>
+        </w:rPr>
+      </w:pPr>
+      <w:r>
+        <w:rPr>
+          <w:b/>
+          <w:bCs/>
+        </w:rPr>
+        <w:t>Section 2: Dynamics</w:t>
+      </w:r>
+    </w:p>
+    <w:p>
+      <w:pPr>
+        <w:numPr>
+          <w:ilvl w:val="0"/>
+          <w:numId w:val="36"/>
+        </w:numPr>
+        <w:spacing w:after="0"/>
+      </w:pPr>
+      <w:r>
+        <w:t>Show Jacobi constant</w:t>
+      </w:r>
+    </w:p>
+    <w:p>
+      <w:pPr>
+        <w:numPr>
+          <w:ilvl w:val="0"/>
+          <w:numId w:val="36"/>
+        </w:numPr>
+        <w:spacing w:after="0"/>
+      </w:pPr>
+      <w:r>
+        <w:t>Plot zero-velocity curves</w:t>
+      </w:r>
+    </w:p>
+    <w:p>
+      <w:pPr>
+        <w:spacing w:after="0"/>
+        <w:rPr>
+          <w:b/>
+          <w:bCs/>
+        </w:rPr>
+      </w:pPr>
+      <w:r>
+        <w:rPr>
+          <w:b/>
+          <w:bCs/>
+        </w:rPr>
+        <w:t>Section 3: Simulation</w:t>
+      </w:r>
+    </w:p>
+    <w:p>
+      <w:pPr>
+        <w:numPr>
+          <w:ilvl w:val="0"/>
+          <w:numId w:val="37"/>
+        </w:numPr>
+        <w:spacing w:after="0"/>
+      </w:pPr>
+      <w:r>
+        <w:t>Propagate trajectories</w:t>
+      </w:r>
+    </w:p>
+    <w:p>
+      <w:pPr>
+        <w:numPr>
+          <w:ilvl w:val="0"/>
+          <w:numId w:val="37"/>
+        </w:numPr>
+        <w:spacing w:after="0"/>
+      </w:pPr>
+      <w:r>
+        <w:t>Demonstrate ballistic capture</w:t>
+      </w:r>
+    </w:p>
+    <w:p>
+      <w:pPr>
+        <w:spacing w:after="0"/>
+        <w:rPr>
+          <w:b/>
+          <w:bCs/>
+        </w:rPr>
+      </w:pPr>
+      <w:r>
+        <w:rPr>
+          <w:b/>
+          <w:bCs/>
+        </w:rPr>
+        <w:t>Section 4: Deeper Insight</w:t>
+      </w:r>
+    </w:p>
+    <w:p>
+      <w:pPr>
+        <w:spacing w:after="0"/>
+      </w:pPr>
+      <w:r>
+        <w:t>Pick one:</w:t>
+      </w:r>
+    </w:p>
+    <w:p>
+      <w:pPr>
+        <w:numPr>
+          <w:ilvl w:val="0"/>
+          <w:numId w:val="38"/>
+        </w:numPr>
+        <w:spacing w:after="0"/>
+      </w:pPr>
+      <w:r>
+        <w:lastRenderedPageBreak/>
+        <w:t>Phase space interpretation</w:t>
+      </w:r>
+    </w:p>
+    <w:p>
+      <w:pPr>
+        <w:numPr>
+          <w:ilvl w:val="0"/>
+          <w:numId w:val="38"/>
+        </w:numPr>
+        <w:spacing w:after="0"/>
+      </w:pPr>
+      <w:r>
+        <w:t>Manifolds</w:t>
+      </w:r>
+    </w:p>
+    <w:p>
+      <w:pPr>
+        <w:numPr>
+          <w:ilvl w:val="0"/>
+          <w:numId w:val="38"/>
+        </w:numPr>
+        <w:spacing w:after="0"/>
+      </w:pPr>
+      <w:r>
+        <w:t>Symplectic integration</w:t>
+      </w:r>
+    </w:p>
+    <w:p>
+      <w:pPr>
+        <w:spacing w:after="0"/>
+      </w:pPr>
+      <w:r>
+        <w:pict w14:anchorId="0967B220">
+          <v:rect id="_x0000_i1048" style="width:0;height:1.5pt" o:hralign="center" o:hrstd="t" o:hr="t" fillcolor="#a0a0a0" stroked="f"/>
+        </w:pict>
+      </w:r>
+    </w:p>
+    <w:p>
+      <w:pPr>
+        <w:spacing w:after="0"/>
+        <w:rPr>
+          <w:b/>
+          <w:bCs/>
+        </w:rPr>
+      </w:pPr>
+      <w:r>
+        <w:rPr>
+          <w:rFonts w:ascii="Segoe UI Emoji" w:hAnsi="Segoe UI Emoji" w:cs="Segoe UI Emoji"/>
+          <w:b/>
+          <w:bCs/>
+        </w:rPr>
+        <w:t>🔥</w:t>
+      </w:r>
+      <w:r>
+        <w:rPr>
+          <w:b/>
+          <w:bCs/>
+        </w:rPr>
+        <w:t xml:space="preserve"> High-Level Insight (Professors love this)</w:t>
+      </w:r>
+    </w:p>
+    <w:p>
+      <w:pPr>
+        <w:spacing w:after="0"/>
+      </w:pPr>
+      <w:r>
+        <w:t>You can frame your conclusion like:</w:t>
+      </w:r>
+    </w:p>
+    <w:p>
+      <w:pPr>
+        <w:spacing w:after="0"/>
+      </w:pPr>
+      <w:r>
+        <w:t>Ballistic capture is not just a trajectory trick—it is a consequence of the underlying Hamiltonian structure of the three-body problem, where invariant manifolds guide motion through phase space with minimal energy.</w:t>
+      </w:r>
+    </w:p>
+    <w:p>
+      <w:pPr>
+        <w:spacing w:after="0"/>
+      </w:pPr>
+      <w:r>
+        <w:pict w14:anchorId="6A292940">
+          <v:rect id="_x0000_i1049" style="width:0;height:1.5pt" o:hralign="center" o:hrstd="t" o:hr="t" fillcolor="#a0a0a0" stroked="f"/>
+        </w:pict>
+      </w:r>
+    </w:p>
+    <w:p>
+      <w:pPr>
+        <w:spacing w:after="0"/>
+        <w:rPr>
+          <w:b/>
+          <w:bCs/>
+        </w:rPr>
+      </w:pPr>
+      <w:r>
+        <w:rPr>
+          <w:rFonts w:ascii="Segoe UI Emoji" w:hAnsi="Segoe UI Emoji" w:cs="Segoe UI Emoji"/>
+          <w:b/>
+          <w:bCs/>
+        </w:rPr>
+        <w:t>🧩</w:t>
+      </w:r>
+      <w:r>
+        <w:rPr>
+          <w:b/>
+          <w:bCs/>
+        </w:rPr>
+        <w:t xml:space="preserve"> Difficulty Upgrade</w:t>
+      </w:r>
+    </w:p>
+    <w:tbl>
+      <w:tblPr>
+        <w:tblW w:w="0" w:type="auto"/>
+        <w:tblCellSpacing w:w="15" w:type="dxa"/>
+        <w:tblCellMar>
+          <w:top w:w="15" w:type="dxa"/>
+          <w:left w:w="15" w:type="dxa"/>
+          <w:bottom w:w="15" w:type="dxa"/>
+          <w:right w:w="15" w:type="dxa"/>
+        </w:tblCellMar>
+        <w:tblLook w:val="04A0" w:firstRow="1" w:lastRow="0" w:firstColumn="1" w:lastColumn="0" w:noHBand="0" w:noVBand="1"/>
+      </w:tblPr>
+      <w:tblGrid>
+        <w:gridCol w:w="2611"/>
+        <w:gridCol w:w="1723"/>
+      </w:tblGrid>
+      <w:tr>
+        <w:trPr>
+          <w:tblHeader/>
+          <w:tblCellSpacing w:w="15" w:type="dxa"/>
+        </w:trPr>
+        <w:tc>
+          <w:tcPr>
+            <w:tcW w:w="0" w:type="auto"/>
+            <w:vAlign w:val="center"/>
+            <w:hideMark/>
+          </w:tcPr>
+          <w:p>
+            <w:pPr>
+              <w:spacing w:after="0"/>
+              <w:rPr>
+                <w:b/>
+                <w:bCs/>
+              </w:rPr>
+            </w:pPr>
+            <w:r>
+              <w:rPr>
+                <w:b/>
+                <w:bCs/>
+              </w:rPr>
+              <w:t>Feature</w:t>
+            </w:r>
+          </w:p>
+        </w:tc>
+        <w:tc>
+          <w:tcPr>
+            <w:tcW w:w="0" w:type="auto"/>
+            <w:vAlign w:val="center"/>
+            <w:hideMark/>
+          </w:tcPr>
+          <w:p>
+            <w:pPr>
+              <w:spacing w:after="0"/>
+              <w:rPr>
+                <w:b/>
+                <w:bCs/>
+              </w:rPr>
+            </w:pPr>
+            <w:r>
+              <w:rPr>
+                <w:b/>
+                <w:bCs/>
+              </w:rPr>
+              <w:t>Level</w:t>
+            </w:r>
+          </w:p>
+        </w:tc>
+      </w:tr>
+      <w:tr>
+        <w:trPr>
+          <w:tblCellSpacing w:w="15" w:type="dxa"/>
+        </w:trPr>
+        <w:tc>
+          <w:tcPr>
+            <w:tcW w:w="0" w:type="auto"/>
+            <w:vAlign w:val="center"/>
+            <w:hideMark/>
+          </w:tcPr>
+          <w:p>
+            <w:pPr>
+              <w:spacing w:after="0"/>
+            </w:pPr>
+            <w:r>
+              <w:t>Lagrangian derivation</w:t>
+            </w:r>
+          </w:p>
+        </w:tc>
+        <w:tc>
+          <w:tcPr>
+            <w:tcW w:w="0" w:type="auto"/>
+            <w:vAlign w:val="center"/>
+            <w:hideMark/>
+          </w:tcPr>
+          <w:p>
+            <w:pPr>
+              <w:spacing w:after="0"/>
+            </w:pPr>
+            <w:r>
+              <w:rPr>
+                <w:rFonts w:ascii="Segoe UI Emoji" w:hAnsi="Segoe UI Emoji" w:cs="Segoe UI Emoji"/>
+              </w:rPr>
+              <w:t>⭐⭐</w:t>
+            </w:r>
+          </w:p>
+        </w:tc>
+      </w:tr>
+      <w:tr>
+        <w:trPr>
+          <w:tblCellSpacing w:w="15" w:type="dxa"/>
+        </w:trPr>
+        <w:tc>
+          <w:tcPr>
+            <w:tcW w:w="0" w:type="auto"/>
+            <w:vAlign w:val="center"/>
+            <w:hideMark/>
+          </w:tcPr>
+          <w:p>
+            <w:pPr>
+              <w:spacing w:after="0"/>
+            </w:pPr>
+            <w:r>
+              <w:t>Hamiltonian formulation</w:t>
+            </w:r>
+          </w:p>
+        </w:tc>
+        <w:tc>
+          <w:tcPr>
+            <w:tcW w:w="0" w:type="auto"/>
+            <w:vAlign w:val="center"/>
+            <w:hideMark/>
+          </w:tcPr>
+          <w:p>
+            <w:pPr>
+              <w:spacing w:after="0"/>
+            </w:pPr>
+            <w:r>
+              <w:rPr>
+                <w:rFonts w:ascii="Segoe UI Emoji" w:hAnsi="Segoe UI Emoji" w:cs="Segoe UI Emoji"/>
+              </w:rPr>
+              <w:t>⭐⭐⭐</w:t>
+            </w:r>
+          </w:p>
+        </w:tc>
+      </w:tr>
+      <w:tr>
+        <w:trPr>
+          <w:tblCellSpacing w:w="15" w:type="dxa"/>
+        </w:trPr>
+        <w:tc>
+          <w:tcPr>
+            <w:tcW w:w="0" w:type="auto"/>
+            <w:vAlign w:val="center"/>
+            <w:hideMark/>
+          </w:tcPr>
+          <w:p>
+            <w:pPr>
+              <w:spacing w:after="0"/>
+            </w:pPr>
+            <w:r>
+              <w:t>Phase space analysis</w:t>
+            </w:r>
+          </w:p>
+        </w:tc>
+        <w:tc>
+          <w:tcPr>
+            <w:tcW w:w="0" w:type="auto"/>
+            <w:vAlign w:val="center"/>
+            <w:hideMark/>
+          </w:tcPr>
+          <w:p>
+            <w:pPr>
+              <w:spacing w:after="0"/>
+            </w:pPr>
+            <w:r>
+              <w:rPr>
+                <w:rFonts w:ascii="Segoe UI Emoji" w:hAnsi="Segoe UI Emoji" w:cs="Segoe UI Emoji"/>
+              </w:rPr>
+              <w:t>⭐⭐⭐⭐</w:t>
+            </w:r>
+          </w:p>
+        </w:tc>
+      </w:tr>
+      <w:tr>
+        <w:trPr>
+          <w:tblCellSpacing w:w="15" w:type="dxa"/>
+        </w:trPr>
+        <w:tc>
+          <w:tcPr>
+            <w:tcW w:w="0" w:type="auto"/>
+            <w:vAlign w:val="center"/>
+            <w:hideMark/>
+          </w:tcPr>
+          <w:p>
+            <w:pPr>
+              <w:spacing w:after="0"/>
+            </w:pPr>
+            <w:r>
+              <w:t>Manifolds</w:t>
+            </w:r>
+          </w:p>
+        </w:tc>
+        <w:tc>
+          <w:tcPr>
+            <w:tcW w:w="0" w:type="auto"/>
+            <w:vAlign w:val="center"/>
+            <w:hideMark/>
+          </w:tcPr>
+          <w:p>
+            <w:pPr>
+              <w:spacing w:after="0"/>
+            </w:pPr>
+            <w:r>
+              <w:rPr>
+                <w:rFonts w:ascii="Segoe UI Emoji" w:hAnsi="Segoe UI Emoji" w:cs="Segoe UI Emoji"/>
+              </w:rPr>
+              <w:t>⭐⭐⭐⭐⭐</w:t>
+            </w:r>
+          </w:p>
+        </w:tc>
+      </w:tr>
+    </w:tbl>
+    <w:p>
+      <w:pPr>
+        <w:spacing w:after="0"/>
+      </w:pPr>
+      <w:r>
+        <w:pict w14:anchorId="48205BDC">
+          <v:rect id="_x0000_i1050" style="width:0;height:1.5pt" o:hralign="center" o:hrstd="t" o:hr="t" fillcolor="#a0a0a0" stroked="f"/>
+        </w:pict>
+      </w:r>
+    </w:p>
+    <w:p>
+      <w:pPr>
+        <w:spacing w:after="0"/>
+      </w:pPr>
+      <w:r>
+        <w:t>If you want, I can:</w:t>
+      </w:r>
+    </w:p>
+    <w:p>
+      <w:pPr>
+        <w:numPr>
+          <w:ilvl w:val="0"/>
+          <w:numId w:val="39"/>
+        </w:numPr>
+        <w:spacing w:after="0"/>
+      </w:pPr>
+      <w:r>
+        <w:t xml:space="preserve">write out the </w:t>
+      </w:r>
+      <w:r>
+        <w:rPr>
+          <w:b/>
+          <w:bCs/>
+        </w:rPr>
+        <w:t>exact CR3BP Lagrangian and Hamiltonian</w:t>
+      </w:r>
+    </w:p>
+    <w:p>
+      <w:pPr>
+        <w:numPr>
+          <w:ilvl w:val="0"/>
+          <w:numId w:val="39"/>
+        </w:numPr>
+        <w:spacing w:after="0"/>
+      </w:pPr>
+      <w:r>
+        <w:t xml:space="preserve">help you turn this into a </w:t>
+      </w:r>
+      <w:r>
+        <w:rPr>
+          <w:b/>
+          <w:bCs/>
+        </w:rPr>
+        <w:t>proposal your professor will love</w:t>
+      </w:r>
+    </w:p>
+    <w:p>
+      <w:pPr>
+        <w:numPr>
+          <w:ilvl w:val="0"/>
+          <w:numId w:val="39"/>
+        </w:numPr>
+        <w:spacing w:after="0"/>
+      </w:pPr>
+      <w:r>
+        <w:t xml:space="preserve">or give you a </w:t>
+      </w:r>
+      <w:r>
+        <w:rPr>
+          <w:b/>
+          <w:bCs/>
+        </w:rPr>
+        <w:t>Python framework</w:t>
+      </w:r>
+      <w:r>
+        <w:t xml:space="preserve"> to implement it step-by-step</w:t>
+      </w:r>
+    </w:p>
+    <w:p>
+      <w:pPr>
+        <w:spacing w:after="0"/>
+      </w:pPr>
+      <w:r>
+        <w:t xml:space="preserve">Just tell me how deep you want to go </w:t>
+      </w:r>
+      <w:r>
+        <w:rPr>
+          <w:rFonts w:ascii="Segoe UI Emoji" w:hAnsi="Segoe UI Emoji" w:cs="Segoe UI Emoji"/>
+        </w:rPr>
+        <w:t>👍</w:t>
       </w:r>
     </w:p>
     <w:p>
@@ -73,6 +3332,5939 @@
     </w:sectPr>
   </w:body>
 </w:document>
+</file>
+
+<file path=word/numbering.xml><?xml version="1.0" encoding="utf-8"?>
+<w:numbering xmlns:wpc="http://schemas.microsoft.com/office/word/2010/wordprocessingCanvas" xmlns:cx="http://schemas.microsoft.com/office/drawing/2014/chartex" xmlns:cx1="http://schemas.microsoft.com/office/drawing/2015/9/8/chartex" xmlns:cx2="http://schemas.microsoft.com/office/drawing/2015/10/21/chartex" xmlns:cx3="http://schemas.microsoft.com/office/drawing/2016/5/9/chartex" xmlns:cx4="http://schemas.microsoft.com/office/drawing/2016/5/10/chartex" xmlns:cx5="http://schemas.microsoft.com/office/drawing/2016/5/11/chartex" xmlns:cx6="http://schemas.microsoft.com/office/drawing/2016/5/12/chartex" xmlns:cx7="http://schemas.microsoft.com/office/drawing/2016/5/13/chartex" xmlns:cx8="http://schemas.microsoft.com/office/drawing/2016/5/14/chartex" xmlns:mc="http://schemas.openxmlformats.org/markup-compatibility/2006" xmlns:aink="http://schemas.microsoft.com/office/drawing/2016/ink" xmlns:am3d="http://schemas.microsoft.com/office/drawing/2017/model3d" xmlns:o="urn:schemas-microsoft-com:office:office" xmlns:oel="http://schemas.microsoft.com/office/2019/extlst" xmlns:r="http://schemas.openxmlformats.org/officeDocument/2006/relationships" xmlns:m="http://schemas.openxmlformats.org/officeDocument/2006/math" xmlns:v="urn:schemas-microsoft-com:vml" xmlns:wp14="http://schemas.microsoft.com/office/word/2010/wordprocessingDrawing" xmlns:wp="http://schemas.openxmlformats.org/drawingml/2006/wordprocessingDrawing" xmlns:w10="urn:schemas-microsoft-com:office:word" xmlns:w="http://schemas.openxmlformats.org/wordprocessingml/2006/main" xmlns:w14="http://schemas.microsoft.com/office/word/2010/wordml" xmlns:w15="http://schemas.microsoft.com/office/word/2012/wordml" xmlns:w16cex="http://schemas.microsoft.com/office/word/2018/wordml/cex" xmlns:w16cid="http://schemas.microsoft.com/office/word/2016/wordml/cid" xmlns:w16="http://schemas.microsoft.com/office/word/2018/wordml" xmlns:w16du="http://schemas.microsoft.com/office/word/2023/wordml/word16du" xmlns:w16sdtdh="http://schemas.microsoft.com/office/word/2020/wordml/sdtdatahash" xmlns:w16sdtfl="http://schemas.microsoft.com/office/word/2024/wordml/sdtformatlock" xmlns:w16se="http://schemas.microsoft.com/office/word/2015/wordml/symex" xmlns:wpg="http://schemas.microsoft.com/office/word/2010/wordprocessingGroup" xmlns:wpi="http://schemas.microsoft.com/office/word/2010/wordprocessingInk" xmlns:wne="http://schemas.microsoft.com/office/word/2006/wordml" xmlns:wps="http://schemas.microsoft.com/office/word/2010/wordprocessingShape" mc:Ignorable="w14 w15 w16se w16cid w16 w16cex w16sdtdh w16sdtfl w16du wp14">
+  <w:abstractNum w:abstractNumId="0" w15:restartNumberingAfterBreak="0">
+    <w:nsid w:val="04C7065F"/>
+    <w:multiLevelType w:val="multilevel"/>
+    <w:tmpl w:val="16AACC0E"/>
+    <w:lvl w:ilvl="0">
+      <w:start w:val="1"/>
+      <w:numFmt w:val="bullet"/>
+      <w:lvlText w:val=""/>
+      <w:lvlJc w:val="left"/>
+      <w:pPr>
+        <w:tabs>
+          <w:tab w:val="num" w:pos="720"/>
+        </w:tabs>
+        <w:ind w:left="720" w:hanging="360"/>
+      </w:pPr>
+      <w:rPr>
+        <w:rFonts w:ascii="Symbol" w:hAnsi="Symbol" w:hint="default"/>
+        <w:sz w:val="20"/>
+      </w:rPr>
+    </w:lvl>
+    <w:lvl w:ilvl="1" w:tentative="1">
+      <w:start w:val="1"/>
+      <w:numFmt w:val="bullet"/>
+      <w:lvlText w:val="o"/>
+      <w:lvlJc w:val="left"/>
+      <w:pPr>
+        <w:tabs>
+          <w:tab w:val="num" w:pos="1440"/>
+        </w:tabs>
+        <w:ind w:left="1440" w:hanging="360"/>
+      </w:pPr>
+      <w:rPr>
+        <w:rFonts w:ascii="Courier New" w:hAnsi="Courier New" w:hint="default"/>
+        <w:sz w:val="20"/>
+      </w:rPr>
+    </w:lvl>
+    <w:lvl w:ilvl="2" w:tentative="1">
+      <w:start w:val="1"/>
+      <w:numFmt w:val="bullet"/>
+      <w:lvlText w:val=""/>
+      <w:lvlJc w:val="left"/>
+      <w:pPr>
+        <w:tabs>
+          <w:tab w:val="num" w:pos="2160"/>
+        </w:tabs>
+        <w:ind w:left="2160" w:hanging="360"/>
+      </w:pPr>
+      <w:rPr>
+        <w:rFonts w:ascii="Wingdings" w:hAnsi="Wingdings" w:hint="default"/>
+        <w:sz w:val="20"/>
+      </w:rPr>
+    </w:lvl>
+    <w:lvl w:ilvl="3" w:tentative="1">
+      <w:start w:val="1"/>
+      <w:numFmt w:val="bullet"/>
+      <w:lvlText w:val=""/>
+      <w:lvlJc w:val="left"/>
+      <w:pPr>
+        <w:tabs>
+          <w:tab w:val="num" w:pos="2880"/>
+        </w:tabs>
+        <w:ind w:left="2880" w:hanging="360"/>
+      </w:pPr>
+      <w:rPr>
+        <w:rFonts w:ascii="Wingdings" w:hAnsi="Wingdings" w:hint="default"/>
+        <w:sz w:val="20"/>
+      </w:rPr>
+    </w:lvl>
+    <w:lvl w:ilvl="4" w:tentative="1">
+      <w:start w:val="1"/>
+      <w:numFmt w:val="bullet"/>
+      <w:lvlText w:val=""/>
+      <w:lvlJc w:val="left"/>
+      <w:pPr>
+        <w:tabs>
+          <w:tab w:val="num" w:pos="3600"/>
+        </w:tabs>
+        <w:ind w:left="3600" w:hanging="360"/>
+      </w:pPr>
+      <w:rPr>
+        <w:rFonts w:ascii="Wingdings" w:hAnsi="Wingdings" w:hint="default"/>
+        <w:sz w:val="20"/>
+      </w:rPr>
+    </w:lvl>
+    <w:lvl w:ilvl="5" w:tentative="1">
+      <w:start w:val="1"/>
+      <w:numFmt w:val="bullet"/>
+      <w:lvlText w:val=""/>
+      <w:lvlJc w:val="left"/>
+      <w:pPr>
+        <w:tabs>
+          <w:tab w:val="num" w:pos="4320"/>
+        </w:tabs>
+        <w:ind w:left="4320" w:hanging="360"/>
+      </w:pPr>
+      <w:rPr>
+        <w:rFonts w:ascii="Wingdings" w:hAnsi="Wingdings" w:hint="default"/>
+        <w:sz w:val="20"/>
+      </w:rPr>
+    </w:lvl>
+    <w:lvl w:ilvl="6" w:tentative="1">
+      <w:start w:val="1"/>
+      <w:numFmt w:val="bullet"/>
+      <w:lvlText w:val=""/>
+      <w:lvlJc w:val="left"/>
+      <w:pPr>
+        <w:tabs>
+          <w:tab w:val="num" w:pos="5040"/>
+        </w:tabs>
+        <w:ind w:left="5040" w:hanging="360"/>
+      </w:pPr>
+      <w:rPr>
+        <w:rFonts w:ascii="Wingdings" w:hAnsi="Wingdings" w:hint="default"/>
+        <w:sz w:val="20"/>
+      </w:rPr>
+    </w:lvl>
+    <w:lvl w:ilvl="7" w:tentative="1">
+      <w:start w:val="1"/>
+      <w:numFmt w:val="bullet"/>
+      <w:lvlText w:val=""/>
+      <w:lvlJc w:val="left"/>
+      <w:pPr>
+        <w:tabs>
+          <w:tab w:val="num" w:pos="5760"/>
+        </w:tabs>
+        <w:ind w:left="5760" w:hanging="360"/>
+      </w:pPr>
+      <w:rPr>
+        <w:rFonts w:ascii="Wingdings" w:hAnsi="Wingdings" w:hint="default"/>
+        <w:sz w:val="20"/>
+      </w:rPr>
+    </w:lvl>
+    <w:lvl w:ilvl="8" w:tentative="1">
+      <w:start w:val="1"/>
+      <w:numFmt w:val="bullet"/>
+      <w:lvlText w:val=""/>
+      <w:lvlJc w:val="left"/>
+      <w:pPr>
+        <w:tabs>
+          <w:tab w:val="num" w:pos="6480"/>
+        </w:tabs>
+        <w:ind w:left="6480" w:hanging="360"/>
+      </w:pPr>
+      <w:rPr>
+        <w:rFonts w:ascii="Wingdings" w:hAnsi="Wingdings" w:hint="default"/>
+        <w:sz w:val="20"/>
+      </w:rPr>
+    </w:lvl>
+  </w:abstractNum>
+  <w:abstractNum w:abstractNumId="1" w15:restartNumberingAfterBreak="0">
+    <w:nsid w:val="07AF058B"/>
+    <w:multiLevelType w:val="multilevel"/>
+    <w:tmpl w:val="AAFE5998"/>
+    <w:lvl w:ilvl="0">
+      <w:start w:val="1"/>
+      <w:numFmt w:val="bullet"/>
+      <w:lvlText w:val=""/>
+      <w:lvlJc w:val="left"/>
+      <w:pPr>
+        <w:tabs>
+          <w:tab w:val="num" w:pos="720"/>
+        </w:tabs>
+        <w:ind w:left="720" w:hanging="360"/>
+      </w:pPr>
+      <w:rPr>
+        <w:rFonts w:ascii="Symbol" w:hAnsi="Symbol" w:hint="default"/>
+        <w:sz w:val="20"/>
+      </w:rPr>
+    </w:lvl>
+    <w:lvl w:ilvl="1" w:tentative="1">
+      <w:start w:val="1"/>
+      <w:numFmt w:val="bullet"/>
+      <w:lvlText w:val="o"/>
+      <w:lvlJc w:val="left"/>
+      <w:pPr>
+        <w:tabs>
+          <w:tab w:val="num" w:pos="1440"/>
+        </w:tabs>
+        <w:ind w:left="1440" w:hanging="360"/>
+      </w:pPr>
+      <w:rPr>
+        <w:rFonts w:ascii="Courier New" w:hAnsi="Courier New" w:hint="default"/>
+        <w:sz w:val="20"/>
+      </w:rPr>
+    </w:lvl>
+    <w:lvl w:ilvl="2" w:tentative="1">
+      <w:start w:val="1"/>
+      <w:numFmt w:val="bullet"/>
+      <w:lvlText w:val=""/>
+      <w:lvlJc w:val="left"/>
+      <w:pPr>
+        <w:tabs>
+          <w:tab w:val="num" w:pos="2160"/>
+        </w:tabs>
+        <w:ind w:left="2160" w:hanging="360"/>
+      </w:pPr>
+      <w:rPr>
+        <w:rFonts w:ascii="Wingdings" w:hAnsi="Wingdings" w:hint="default"/>
+        <w:sz w:val="20"/>
+      </w:rPr>
+    </w:lvl>
+    <w:lvl w:ilvl="3" w:tentative="1">
+      <w:start w:val="1"/>
+      <w:numFmt w:val="bullet"/>
+      <w:lvlText w:val=""/>
+      <w:lvlJc w:val="left"/>
+      <w:pPr>
+        <w:tabs>
+          <w:tab w:val="num" w:pos="2880"/>
+        </w:tabs>
+        <w:ind w:left="2880" w:hanging="360"/>
+      </w:pPr>
+      <w:rPr>
+        <w:rFonts w:ascii="Wingdings" w:hAnsi="Wingdings" w:hint="default"/>
+        <w:sz w:val="20"/>
+      </w:rPr>
+    </w:lvl>
+    <w:lvl w:ilvl="4" w:tentative="1">
+      <w:start w:val="1"/>
+      <w:numFmt w:val="bullet"/>
+      <w:lvlText w:val=""/>
+      <w:lvlJc w:val="left"/>
+      <w:pPr>
+        <w:tabs>
+          <w:tab w:val="num" w:pos="3600"/>
+        </w:tabs>
+        <w:ind w:left="3600" w:hanging="360"/>
+      </w:pPr>
+      <w:rPr>
+        <w:rFonts w:ascii="Wingdings" w:hAnsi="Wingdings" w:hint="default"/>
+        <w:sz w:val="20"/>
+      </w:rPr>
+    </w:lvl>
+    <w:lvl w:ilvl="5" w:tentative="1">
+      <w:start w:val="1"/>
+      <w:numFmt w:val="bullet"/>
+      <w:lvlText w:val=""/>
+      <w:lvlJc w:val="left"/>
+      <w:pPr>
+        <w:tabs>
+          <w:tab w:val="num" w:pos="4320"/>
+        </w:tabs>
+        <w:ind w:left="4320" w:hanging="360"/>
+      </w:pPr>
+      <w:rPr>
+        <w:rFonts w:ascii="Wingdings" w:hAnsi="Wingdings" w:hint="default"/>
+        <w:sz w:val="20"/>
+      </w:rPr>
+    </w:lvl>
+    <w:lvl w:ilvl="6" w:tentative="1">
+      <w:start w:val="1"/>
+      <w:numFmt w:val="bullet"/>
+      <w:lvlText w:val=""/>
+      <w:lvlJc w:val="left"/>
+      <w:pPr>
+        <w:tabs>
+          <w:tab w:val="num" w:pos="5040"/>
+        </w:tabs>
+        <w:ind w:left="5040" w:hanging="360"/>
+      </w:pPr>
+      <w:rPr>
+        <w:rFonts w:ascii="Wingdings" w:hAnsi="Wingdings" w:hint="default"/>
+        <w:sz w:val="20"/>
+      </w:rPr>
+    </w:lvl>
+    <w:lvl w:ilvl="7" w:tentative="1">
+      <w:start w:val="1"/>
+      <w:numFmt w:val="bullet"/>
+      <w:lvlText w:val=""/>
+      <w:lvlJc w:val="left"/>
+      <w:pPr>
+        <w:tabs>
+          <w:tab w:val="num" w:pos="5760"/>
+        </w:tabs>
+        <w:ind w:left="5760" w:hanging="360"/>
+      </w:pPr>
+      <w:rPr>
+        <w:rFonts w:ascii="Wingdings" w:hAnsi="Wingdings" w:hint="default"/>
+        <w:sz w:val="20"/>
+      </w:rPr>
+    </w:lvl>
+    <w:lvl w:ilvl="8" w:tentative="1">
+      <w:start w:val="1"/>
+      <w:numFmt w:val="bullet"/>
+      <w:lvlText w:val=""/>
+      <w:lvlJc w:val="left"/>
+      <w:pPr>
+        <w:tabs>
+          <w:tab w:val="num" w:pos="6480"/>
+        </w:tabs>
+        <w:ind w:left="6480" w:hanging="360"/>
+      </w:pPr>
+      <w:rPr>
+        <w:rFonts w:ascii="Wingdings" w:hAnsi="Wingdings" w:hint="default"/>
+        <w:sz w:val="20"/>
+      </w:rPr>
+    </w:lvl>
+  </w:abstractNum>
+  <w:abstractNum w:abstractNumId="2" w15:restartNumberingAfterBreak="0">
+    <w:nsid w:val="080E2596"/>
+    <w:multiLevelType w:val="multilevel"/>
+    <w:tmpl w:val="3A9CE4B0"/>
+    <w:lvl w:ilvl="0">
+      <w:start w:val="1"/>
+      <w:numFmt w:val="bullet"/>
+      <w:lvlText w:val=""/>
+      <w:lvlJc w:val="left"/>
+      <w:pPr>
+        <w:tabs>
+          <w:tab w:val="num" w:pos="720"/>
+        </w:tabs>
+        <w:ind w:left="720" w:hanging="360"/>
+      </w:pPr>
+      <w:rPr>
+        <w:rFonts w:ascii="Symbol" w:hAnsi="Symbol" w:hint="default"/>
+        <w:sz w:val="20"/>
+      </w:rPr>
+    </w:lvl>
+    <w:lvl w:ilvl="1" w:tentative="1">
+      <w:start w:val="1"/>
+      <w:numFmt w:val="bullet"/>
+      <w:lvlText w:val="o"/>
+      <w:lvlJc w:val="left"/>
+      <w:pPr>
+        <w:tabs>
+          <w:tab w:val="num" w:pos="1440"/>
+        </w:tabs>
+        <w:ind w:left="1440" w:hanging="360"/>
+      </w:pPr>
+      <w:rPr>
+        <w:rFonts w:ascii="Courier New" w:hAnsi="Courier New" w:hint="default"/>
+        <w:sz w:val="20"/>
+      </w:rPr>
+    </w:lvl>
+    <w:lvl w:ilvl="2" w:tentative="1">
+      <w:start w:val="1"/>
+      <w:numFmt w:val="bullet"/>
+      <w:lvlText w:val=""/>
+      <w:lvlJc w:val="left"/>
+      <w:pPr>
+        <w:tabs>
+          <w:tab w:val="num" w:pos="2160"/>
+        </w:tabs>
+        <w:ind w:left="2160" w:hanging="360"/>
+      </w:pPr>
+      <w:rPr>
+        <w:rFonts w:ascii="Wingdings" w:hAnsi="Wingdings" w:hint="default"/>
+        <w:sz w:val="20"/>
+      </w:rPr>
+    </w:lvl>
+    <w:lvl w:ilvl="3" w:tentative="1">
+      <w:start w:val="1"/>
+      <w:numFmt w:val="bullet"/>
+      <w:lvlText w:val=""/>
+      <w:lvlJc w:val="left"/>
+      <w:pPr>
+        <w:tabs>
+          <w:tab w:val="num" w:pos="2880"/>
+        </w:tabs>
+        <w:ind w:left="2880" w:hanging="360"/>
+      </w:pPr>
+      <w:rPr>
+        <w:rFonts w:ascii="Wingdings" w:hAnsi="Wingdings" w:hint="default"/>
+        <w:sz w:val="20"/>
+      </w:rPr>
+    </w:lvl>
+    <w:lvl w:ilvl="4" w:tentative="1">
+      <w:start w:val="1"/>
+      <w:numFmt w:val="bullet"/>
+      <w:lvlText w:val=""/>
+      <w:lvlJc w:val="left"/>
+      <w:pPr>
+        <w:tabs>
+          <w:tab w:val="num" w:pos="3600"/>
+        </w:tabs>
+        <w:ind w:left="3600" w:hanging="360"/>
+      </w:pPr>
+      <w:rPr>
+        <w:rFonts w:ascii="Wingdings" w:hAnsi="Wingdings" w:hint="default"/>
+        <w:sz w:val="20"/>
+      </w:rPr>
+    </w:lvl>
+    <w:lvl w:ilvl="5" w:tentative="1">
+      <w:start w:val="1"/>
+      <w:numFmt w:val="bullet"/>
+      <w:lvlText w:val=""/>
+      <w:lvlJc w:val="left"/>
+      <w:pPr>
+        <w:tabs>
+          <w:tab w:val="num" w:pos="4320"/>
+        </w:tabs>
+        <w:ind w:left="4320" w:hanging="360"/>
+      </w:pPr>
+      <w:rPr>
+        <w:rFonts w:ascii="Wingdings" w:hAnsi="Wingdings" w:hint="default"/>
+        <w:sz w:val="20"/>
+      </w:rPr>
+    </w:lvl>
+    <w:lvl w:ilvl="6" w:tentative="1">
+      <w:start w:val="1"/>
+      <w:numFmt w:val="bullet"/>
+      <w:lvlText w:val=""/>
+      <w:lvlJc w:val="left"/>
+      <w:pPr>
+        <w:tabs>
+          <w:tab w:val="num" w:pos="5040"/>
+        </w:tabs>
+        <w:ind w:left="5040" w:hanging="360"/>
+      </w:pPr>
+      <w:rPr>
+        <w:rFonts w:ascii="Wingdings" w:hAnsi="Wingdings" w:hint="default"/>
+        <w:sz w:val="20"/>
+      </w:rPr>
+    </w:lvl>
+    <w:lvl w:ilvl="7" w:tentative="1">
+      <w:start w:val="1"/>
+      <w:numFmt w:val="bullet"/>
+      <w:lvlText w:val=""/>
+      <w:lvlJc w:val="left"/>
+      <w:pPr>
+        <w:tabs>
+          <w:tab w:val="num" w:pos="5760"/>
+        </w:tabs>
+        <w:ind w:left="5760" w:hanging="360"/>
+      </w:pPr>
+      <w:rPr>
+        <w:rFonts w:ascii="Wingdings" w:hAnsi="Wingdings" w:hint="default"/>
+        <w:sz w:val="20"/>
+      </w:rPr>
+    </w:lvl>
+    <w:lvl w:ilvl="8" w:tentative="1">
+      <w:start w:val="1"/>
+      <w:numFmt w:val="bullet"/>
+      <w:lvlText w:val=""/>
+      <w:lvlJc w:val="left"/>
+      <w:pPr>
+        <w:tabs>
+          <w:tab w:val="num" w:pos="6480"/>
+        </w:tabs>
+        <w:ind w:left="6480" w:hanging="360"/>
+      </w:pPr>
+      <w:rPr>
+        <w:rFonts w:ascii="Wingdings" w:hAnsi="Wingdings" w:hint="default"/>
+        <w:sz w:val="20"/>
+      </w:rPr>
+    </w:lvl>
+  </w:abstractNum>
+  <w:abstractNum w:abstractNumId="3" w15:restartNumberingAfterBreak="0">
+    <w:nsid w:val="0A0755C9"/>
+    <w:multiLevelType w:val="multilevel"/>
+    <w:tmpl w:val="7ECE1626"/>
+    <w:lvl w:ilvl="0">
+      <w:start w:val="1"/>
+      <w:numFmt w:val="bullet"/>
+      <w:lvlText w:val=""/>
+      <w:lvlJc w:val="left"/>
+      <w:pPr>
+        <w:tabs>
+          <w:tab w:val="num" w:pos="720"/>
+        </w:tabs>
+        <w:ind w:left="720" w:hanging="360"/>
+      </w:pPr>
+      <w:rPr>
+        <w:rFonts w:ascii="Symbol" w:hAnsi="Symbol" w:hint="default"/>
+        <w:sz w:val="20"/>
+      </w:rPr>
+    </w:lvl>
+    <w:lvl w:ilvl="1" w:tentative="1">
+      <w:start w:val="1"/>
+      <w:numFmt w:val="bullet"/>
+      <w:lvlText w:val="o"/>
+      <w:lvlJc w:val="left"/>
+      <w:pPr>
+        <w:tabs>
+          <w:tab w:val="num" w:pos="1440"/>
+        </w:tabs>
+        <w:ind w:left="1440" w:hanging="360"/>
+      </w:pPr>
+      <w:rPr>
+        <w:rFonts w:ascii="Courier New" w:hAnsi="Courier New" w:hint="default"/>
+        <w:sz w:val="20"/>
+      </w:rPr>
+    </w:lvl>
+    <w:lvl w:ilvl="2" w:tentative="1">
+      <w:start w:val="1"/>
+      <w:numFmt w:val="bullet"/>
+      <w:lvlText w:val=""/>
+      <w:lvlJc w:val="left"/>
+      <w:pPr>
+        <w:tabs>
+          <w:tab w:val="num" w:pos="2160"/>
+        </w:tabs>
+        <w:ind w:left="2160" w:hanging="360"/>
+      </w:pPr>
+      <w:rPr>
+        <w:rFonts w:ascii="Wingdings" w:hAnsi="Wingdings" w:hint="default"/>
+        <w:sz w:val="20"/>
+      </w:rPr>
+    </w:lvl>
+    <w:lvl w:ilvl="3" w:tentative="1">
+      <w:start w:val="1"/>
+      <w:numFmt w:val="bullet"/>
+      <w:lvlText w:val=""/>
+      <w:lvlJc w:val="left"/>
+      <w:pPr>
+        <w:tabs>
+          <w:tab w:val="num" w:pos="2880"/>
+        </w:tabs>
+        <w:ind w:left="2880" w:hanging="360"/>
+      </w:pPr>
+      <w:rPr>
+        <w:rFonts w:ascii="Wingdings" w:hAnsi="Wingdings" w:hint="default"/>
+        <w:sz w:val="20"/>
+      </w:rPr>
+    </w:lvl>
+    <w:lvl w:ilvl="4" w:tentative="1">
+      <w:start w:val="1"/>
+      <w:numFmt w:val="bullet"/>
+      <w:lvlText w:val=""/>
+      <w:lvlJc w:val="left"/>
+      <w:pPr>
+        <w:tabs>
+          <w:tab w:val="num" w:pos="3600"/>
+        </w:tabs>
+        <w:ind w:left="3600" w:hanging="360"/>
+      </w:pPr>
+      <w:rPr>
+        <w:rFonts w:ascii="Wingdings" w:hAnsi="Wingdings" w:hint="default"/>
+        <w:sz w:val="20"/>
+      </w:rPr>
+    </w:lvl>
+    <w:lvl w:ilvl="5" w:tentative="1">
+      <w:start w:val="1"/>
+      <w:numFmt w:val="bullet"/>
+      <w:lvlText w:val=""/>
+      <w:lvlJc w:val="left"/>
+      <w:pPr>
+        <w:tabs>
+          <w:tab w:val="num" w:pos="4320"/>
+        </w:tabs>
+        <w:ind w:left="4320" w:hanging="360"/>
+      </w:pPr>
+      <w:rPr>
+        <w:rFonts w:ascii="Wingdings" w:hAnsi="Wingdings" w:hint="default"/>
+        <w:sz w:val="20"/>
+      </w:rPr>
+    </w:lvl>
+    <w:lvl w:ilvl="6" w:tentative="1">
+      <w:start w:val="1"/>
+      <w:numFmt w:val="bullet"/>
+      <w:lvlText w:val=""/>
+      <w:lvlJc w:val="left"/>
+      <w:pPr>
+        <w:tabs>
+          <w:tab w:val="num" w:pos="5040"/>
+        </w:tabs>
+        <w:ind w:left="5040" w:hanging="360"/>
+      </w:pPr>
+      <w:rPr>
+        <w:rFonts w:ascii="Wingdings" w:hAnsi="Wingdings" w:hint="default"/>
+        <w:sz w:val="20"/>
+      </w:rPr>
+    </w:lvl>
+    <w:lvl w:ilvl="7" w:tentative="1">
+      <w:start w:val="1"/>
+      <w:numFmt w:val="bullet"/>
+      <w:lvlText w:val=""/>
+      <w:lvlJc w:val="left"/>
+      <w:pPr>
+        <w:tabs>
+          <w:tab w:val="num" w:pos="5760"/>
+        </w:tabs>
+        <w:ind w:left="5760" w:hanging="360"/>
+      </w:pPr>
+      <w:rPr>
+        <w:rFonts w:ascii="Wingdings" w:hAnsi="Wingdings" w:hint="default"/>
+        <w:sz w:val="20"/>
+      </w:rPr>
+    </w:lvl>
+    <w:lvl w:ilvl="8" w:tentative="1">
+      <w:start w:val="1"/>
+      <w:numFmt w:val="bullet"/>
+      <w:lvlText w:val=""/>
+      <w:lvlJc w:val="left"/>
+      <w:pPr>
+        <w:tabs>
+          <w:tab w:val="num" w:pos="6480"/>
+        </w:tabs>
+        <w:ind w:left="6480" w:hanging="360"/>
+      </w:pPr>
+      <w:rPr>
+        <w:rFonts w:ascii="Wingdings" w:hAnsi="Wingdings" w:hint="default"/>
+        <w:sz w:val="20"/>
+      </w:rPr>
+    </w:lvl>
+  </w:abstractNum>
+  <w:abstractNum w:abstractNumId="4" w15:restartNumberingAfterBreak="0">
+    <w:nsid w:val="11AF11CC"/>
+    <w:multiLevelType w:val="multilevel"/>
+    <w:tmpl w:val="0A105F8C"/>
+    <w:lvl w:ilvl="0">
+      <w:start w:val="1"/>
+      <w:numFmt w:val="bullet"/>
+      <w:lvlText w:val=""/>
+      <w:lvlJc w:val="left"/>
+      <w:pPr>
+        <w:tabs>
+          <w:tab w:val="num" w:pos="720"/>
+        </w:tabs>
+        <w:ind w:left="720" w:hanging="360"/>
+      </w:pPr>
+      <w:rPr>
+        <w:rFonts w:ascii="Symbol" w:hAnsi="Symbol" w:hint="default"/>
+        <w:sz w:val="20"/>
+      </w:rPr>
+    </w:lvl>
+    <w:lvl w:ilvl="1" w:tentative="1">
+      <w:start w:val="1"/>
+      <w:numFmt w:val="bullet"/>
+      <w:lvlText w:val="o"/>
+      <w:lvlJc w:val="left"/>
+      <w:pPr>
+        <w:tabs>
+          <w:tab w:val="num" w:pos="1440"/>
+        </w:tabs>
+        <w:ind w:left="1440" w:hanging="360"/>
+      </w:pPr>
+      <w:rPr>
+        <w:rFonts w:ascii="Courier New" w:hAnsi="Courier New" w:hint="default"/>
+        <w:sz w:val="20"/>
+      </w:rPr>
+    </w:lvl>
+    <w:lvl w:ilvl="2" w:tentative="1">
+      <w:start w:val="1"/>
+      <w:numFmt w:val="bullet"/>
+      <w:lvlText w:val=""/>
+      <w:lvlJc w:val="left"/>
+      <w:pPr>
+        <w:tabs>
+          <w:tab w:val="num" w:pos="2160"/>
+        </w:tabs>
+        <w:ind w:left="2160" w:hanging="360"/>
+      </w:pPr>
+      <w:rPr>
+        <w:rFonts w:ascii="Wingdings" w:hAnsi="Wingdings" w:hint="default"/>
+        <w:sz w:val="20"/>
+      </w:rPr>
+    </w:lvl>
+    <w:lvl w:ilvl="3" w:tentative="1">
+      <w:start w:val="1"/>
+      <w:numFmt w:val="bullet"/>
+      <w:lvlText w:val=""/>
+      <w:lvlJc w:val="left"/>
+      <w:pPr>
+        <w:tabs>
+          <w:tab w:val="num" w:pos="2880"/>
+        </w:tabs>
+        <w:ind w:left="2880" w:hanging="360"/>
+      </w:pPr>
+      <w:rPr>
+        <w:rFonts w:ascii="Wingdings" w:hAnsi="Wingdings" w:hint="default"/>
+        <w:sz w:val="20"/>
+      </w:rPr>
+    </w:lvl>
+    <w:lvl w:ilvl="4" w:tentative="1">
+      <w:start w:val="1"/>
+      <w:numFmt w:val="bullet"/>
+      <w:lvlText w:val=""/>
+      <w:lvlJc w:val="left"/>
+      <w:pPr>
+        <w:tabs>
+          <w:tab w:val="num" w:pos="3600"/>
+        </w:tabs>
+        <w:ind w:left="3600" w:hanging="360"/>
+      </w:pPr>
+      <w:rPr>
+        <w:rFonts w:ascii="Wingdings" w:hAnsi="Wingdings" w:hint="default"/>
+        <w:sz w:val="20"/>
+      </w:rPr>
+    </w:lvl>
+    <w:lvl w:ilvl="5" w:tentative="1">
+      <w:start w:val="1"/>
+      <w:numFmt w:val="bullet"/>
+      <w:lvlText w:val=""/>
+      <w:lvlJc w:val="left"/>
+      <w:pPr>
+        <w:tabs>
+          <w:tab w:val="num" w:pos="4320"/>
+        </w:tabs>
+        <w:ind w:left="4320" w:hanging="360"/>
+      </w:pPr>
+      <w:rPr>
+        <w:rFonts w:ascii="Wingdings" w:hAnsi="Wingdings" w:hint="default"/>
+        <w:sz w:val="20"/>
+      </w:rPr>
+    </w:lvl>
+    <w:lvl w:ilvl="6" w:tentative="1">
+      <w:start w:val="1"/>
+      <w:numFmt w:val="bullet"/>
+      <w:lvlText w:val=""/>
+      <w:lvlJc w:val="left"/>
+      <w:pPr>
+        <w:tabs>
+          <w:tab w:val="num" w:pos="5040"/>
+        </w:tabs>
+        <w:ind w:left="5040" w:hanging="360"/>
+      </w:pPr>
+      <w:rPr>
+        <w:rFonts w:ascii="Wingdings" w:hAnsi="Wingdings" w:hint="default"/>
+        <w:sz w:val="20"/>
+      </w:rPr>
+    </w:lvl>
+    <w:lvl w:ilvl="7" w:tentative="1">
+      <w:start w:val="1"/>
+      <w:numFmt w:val="bullet"/>
+      <w:lvlText w:val=""/>
+      <w:lvlJc w:val="left"/>
+      <w:pPr>
+        <w:tabs>
+          <w:tab w:val="num" w:pos="5760"/>
+        </w:tabs>
+        <w:ind w:left="5760" w:hanging="360"/>
+      </w:pPr>
+      <w:rPr>
+        <w:rFonts w:ascii="Wingdings" w:hAnsi="Wingdings" w:hint="default"/>
+        <w:sz w:val="20"/>
+      </w:rPr>
+    </w:lvl>
+    <w:lvl w:ilvl="8" w:tentative="1">
+      <w:start w:val="1"/>
+      <w:numFmt w:val="bullet"/>
+      <w:lvlText w:val=""/>
+      <w:lvlJc w:val="left"/>
+      <w:pPr>
+        <w:tabs>
+          <w:tab w:val="num" w:pos="6480"/>
+        </w:tabs>
+        <w:ind w:left="6480" w:hanging="360"/>
+      </w:pPr>
+      <w:rPr>
+        <w:rFonts w:ascii="Wingdings" w:hAnsi="Wingdings" w:hint="default"/>
+        <w:sz w:val="20"/>
+      </w:rPr>
+    </w:lvl>
+  </w:abstractNum>
+  <w:abstractNum w:abstractNumId="5" w15:restartNumberingAfterBreak="0">
+    <w:nsid w:val="16D76D0E"/>
+    <w:multiLevelType w:val="multilevel"/>
+    <w:tmpl w:val="E0B639CA"/>
+    <w:lvl w:ilvl="0">
+      <w:start w:val="1"/>
+      <w:numFmt w:val="bullet"/>
+      <w:lvlText w:val=""/>
+      <w:lvlJc w:val="left"/>
+      <w:pPr>
+        <w:tabs>
+          <w:tab w:val="num" w:pos="720"/>
+        </w:tabs>
+        <w:ind w:left="720" w:hanging="360"/>
+      </w:pPr>
+      <w:rPr>
+        <w:rFonts w:ascii="Symbol" w:hAnsi="Symbol" w:hint="default"/>
+        <w:sz w:val="20"/>
+      </w:rPr>
+    </w:lvl>
+    <w:lvl w:ilvl="1" w:tentative="1">
+      <w:start w:val="1"/>
+      <w:numFmt w:val="bullet"/>
+      <w:lvlText w:val="o"/>
+      <w:lvlJc w:val="left"/>
+      <w:pPr>
+        <w:tabs>
+          <w:tab w:val="num" w:pos="1440"/>
+        </w:tabs>
+        <w:ind w:left="1440" w:hanging="360"/>
+      </w:pPr>
+      <w:rPr>
+        <w:rFonts w:ascii="Courier New" w:hAnsi="Courier New" w:hint="default"/>
+        <w:sz w:val="20"/>
+      </w:rPr>
+    </w:lvl>
+    <w:lvl w:ilvl="2" w:tentative="1">
+      <w:start w:val="1"/>
+      <w:numFmt w:val="bullet"/>
+      <w:lvlText w:val=""/>
+      <w:lvlJc w:val="left"/>
+      <w:pPr>
+        <w:tabs>
+          <w:tab w:val="num" w:pos="2160"/>
+        </w:tabs>
+        <w:ind w:left="2160" w:hanging="360"/>
+      </w:pPr>
+      <w:rPr>
+        <w:rFonts w:ascii="Wingdings" w:hAnsi="Wingdings" w:hint="default"/>
+        <w:sz w:val="20"/>
+      </w:rPr>
+    </w:lvl>
+    <w:lvl w:ilvl="3" w:tentative="1">
+      <w:start w:val="1"/>
+      <w:numFmt w:val="bullet"/>
+      <w:lvlText w:val=""/>
+      <w:lvlJc w:val="left"/>
+      <w:pPr>
+        <w:tabs>
+          <w:tab w:val="num" w:pos="2880"/>
+        </w:tabs>
+        <w:ind w:left="2880" w:hanging="360"/>
+      </w:pPr>
+      <w:rPr>
+        <w:rFonts w:ascii="Wingdings" w:hAnsi="Wingdings" w:hint="default"/>
+        <w:sz w:val="20"/>
+      </w:rPr>
+    </w:lvl>
+    <w:lvl w:ilvl="4" w:tentative="1">
+      <w:start w:val="1"/>
+      <w:numFmt w:val="bullet"/>
+      <w:lvlText w:val=""/>
+      <w:lvlJc w:val="left"/>
+      <w:pPr>
+        <w:tabs>
+          <w:tab w:val="num" w:pos="3600"/>
+        </w:tabs>
+        <w:ind w:left="3600" w:hanging="360"/>
+      </w:pPr>
+      <w:rPr>
+        <w:rFonts w:ascii="Wingdings" w:hAnsi="Wingdings" w:hint="default"/>
+        <w:sz w:val="20"/>
+      </w:rPr>
+    </w:lvl>
+    <w:lvl w:ilvl="5" w:tentative="1">
+      <w:start w:val="1"/>
+      <w:numFmt w:val="bullet"/>
+      <w:lvlText w:val=""/>
+      <w:lvlJc w:val="left"/>
+      <w:pPr>
+        <w:tabs>
+          <w:tab w:val="num" w:pos="4320"/>
+        </w:tabs>
+        <w:ind w:left="4320" w:hanging="360"/>
+      </w:pPr>
+      <w:rPr>
+        <w:rFonts w:ascii="Wingdings" w:hAnsi="Wingdings" w:hint="default"/>
+        <w:sz w:val="20"/>
+      </w:rPr>
+    </w:lvl>
+    <w:lvl w:ilvl="6" w:tentative="1">
+      <w:start w:val="1"/>
+      <w:numFmt w:val="bullet"/>
+      <w:lvlText w:val=""/>
+      <w:lvlJc w:val="left"/>
+      <w:pPr>
+        <w:tabs>
+          <w:tab w:val="num" w:pos="5040"/>
+        </w:tabs>
+        <w:ind w:left="5040" w:hanging="360"/>
+      </w:pPr>
+      <w:rPr>
+        <w:rFonts w:ascii="Wingdings" w:hAnsi="Wingdings" w:hint="default"/>
+        <w:sz w:val="20"/>
+      </w:rPr>
+    </w:lvl>
+    <w:lvl w:ilvl="7" w:tentative="1">
+      <w:start w:val="1"/>
+      <w:numFmt w:val="bullet"/>
+      <w:lvlText w:val=""/>
+      <w:lvlJc w:val="left"/>
+      <w:pPr>
+        <w:tabs>
+          <w:tab w:val="num" w:pos="5760"/>
+        </w:tabs>
+        <w:ind w:left="5760" w:hanging="360"/>
+      </w:pPr>
+      <w:rPr>
+        <w:rFonts w:ascii="Wingdings" w:hAnsi="Wingdings" w:hint="default"/>
+        <w:sz w:val="20"/>
+      </w:rPr>
+    </w:lvl>
+    <w:lvl w:ilvl="8" w:tentative="1">
+      <w:start w:val="1"/>
+      <w:numFmt w:val="bullet"/>
+      <w:lvlText w:val=""/>
+      <w:lvlJc w:val="left"/>
+      <w:pPr>
+        <w:tabs>
+          <w:tab w:val="num" w:pos="6480"/>
+        </w:tabs>
+        <w:ind w:left="6480" w:hanging="360"/>
+      </w:pPr>
+      <w:rPr>
+        <w:rFonts w:ascii="Wingdings" w:hAnsi="Wingdings" w:hint="default"/>
+        <w:sz w:val="20"/>
+      </w:rPr>
+    </w:lvl>
+  </w:abstractNum>
+  <w:abstractNum w:abstractNumId="6" w15:restartNumberingAfterBreak="0">
+    <w:nsid w:val="1760038C"/>
+    <w:multiLevelType w:val="multilevel"/>
+    <w:tmpl w:val="7CDA393C"/>
+    <w:lvl w:ilvl="0">
+      <w:start w:val="1"/>
+      <w:numFmt w:val="bullet"/>
+      <w:lvlText w:val=""/>
+      <w:lvlJc w:val="left"/>
+      <w:pPr>
+        <w:tabs>
+          <w:tab w:val="num" w:pos="720"/>
+        </w:tabs>
+        <w:ind w:left="720" w:hanging="360"/>
+      </w:pPr>
+      <w:rPr>
+        <w:rFonts w:ascii="Symbol" w:hAnsi="Symbol" w:hint="default"/>
+        <w:sz w:val="20"/>
+      </w:rPr>
+    </w:lvl>
+    <w:lvl w:ilvl="1" w:tentative="1">
+      <w:start w:val="1"/>
+      <w:numFmt w:val="bullet"/>
+      <w:lvlText w:val="o"/>
+      <w:lvlJc w:val="left"/>
+      <w:pPr>
+        <w:tabs>
+          <w:tab w:val="num" w:pos="1440"/>
+        </w:tabs>
+        <w:ind w:left="1440" w:hanging="360"/>
+      </w:pPr>
+      <w:rPr>
+        <w:rFonts w:ascii="Courier New" w:hAnsi="Courier New" w:hint="default"/>
+        <w:sz w:val="20"/>
+      </w:rPr>
+    </w:lvl>
+    <w:lvl w:ilvl="2" w:tentative="1">
+      <w:start w:val="1"/>
+      <w:numFmt w:val="bullet"/>
+      <w:lvlText w:val=""/>
+      <w:lvlJc w:val="left"/>
+      <w:pPr>
+        <w:tabs>
+          <w:tab w:val="num" w:pos="2160"/>
+        </w:tabs>
+        <w:ind w:left="2160" w:hanging="360"/>
+      </w:pPr>
+      <w:rPr>
+        <w:rFonts w:ascii="Wingdings" w:hAnsi="Wingdings" w:hint="default"/>
+        <w:sz w:val="20"/>
+      </w:rPr>
+    </w:lvl>
+    <w:lvl w:ilvl="3" w:tentative="1">
+      <w:start w:val="1"/>
+      <w:numFmt w:val="bullet"/>
+      <w:lvlText w:val=""/>
+      <w:lvlJc w:val="left"/>
+      <w:pPr>
+        <w:tabs>
+          <w:tab w:val="num" w:pos="2880"/>
+        </w:tabs>
+        <w:ind w:left="2880" w:hanging="360"/>
+      </w:pPr>
+      <w:rPr>
+        <w:rFonts w:ascii="Wingdings" w:hAnsi="Wingdings" w:hint="default"/>
+        <w:sz w:val="20"/>
+      </w:rPr>
+    </w:lvl>
+    <w:lvl w:ilvl="4" w:tentative="1">
+      <w:start w:val="1"/>
+      <w:numFmt w:val="bullet"/>
+      <w:lvlText w:val=""/>
+      <w:lvlJc w:val="left"/>
+      <w:pPr>
+        <w:tabs>
+          <w:tab w:val="num" w:pos="3600"/>
+        </w:tabs>
+        <w:ind w:left="3600" w:hanging="360"/>
+      </w:pPr>
+      <w:rPr>
+        <w:rFonts w:ascii="Wingdings" w:hAnsi="Wingdings" w:hint="default"/>
+        <w:sz w:val="20"/>
+      </w:rPr>
+    </w:lvl>
+    <w:lvl w:ilvl="5" w:tentative="1">
+      <w:start w:val="1"/>
+      <w:numFmt w:val="bullet"/>
+      <w:lvlText w:val=""/>
+      <w:lvlJc w:val="left"/>
+      <w:pPr>
+        <w:tabs>
+          <w:tab w:val="num" w:pos="4320"/>
+        </w:tabs>
+        <w:ind w:left="4320" w:hanging="360"/>
+      </w:pPr>
+      <w:rPr>
+        <w:rFonts w:ascii="Wingdings" w:hAnsi="Wingdings" w:hint="default"/>
+        <w:sz w:val="20"/>
+      </w:rPr>
+    </w:lvl>
+    <w:lvl w:ilvl="6" w:tentative="1">
+      <w:start w:val="1"/>
+      <w:numFmt w:val="bullet"/>
+      <w:lvlText w:val=""/>
+      <w:lvlJc w:val="left"/>
+      <w:pPr>
+        <w:tabs>
+          <w:tab w:val="num" w:pos="5040"/>
+        </w:tabs>
+        <w:ind w:left="5040" w:hanging="360"/>
+      </w:pPr>
+      <w:rPr>
+        <w:rFonts w:ascii="Wingdings" w:hAnsi="Wingdings" w:hint="default"/>
+        <w:sz w:val="20"/>
+      </w:rPr>
+    </w:lvl>
+    <w:lvl w:ilvl="7" w:tentative="1">
+      <w:start w:val="1"/>
+      <w:numFmt w:val="bullet"/>
+      <w:lvlText w:val=""/>
+      <w:lvlJc w:val="left"/>
+      <w:pPr>
+        <w:tabs>
+          <w:tab w:val="num" w:pos="5760"/>
+        </w:tabs>
+        <w:ind w:left="5760" w:hanging="360"/>
+      </w:pPr>
+      <w:rPr>
+        <w:rFonts w:ascii="Wingdings" w:hAnsi="Wingdings" w:hint="default"/>
+        <w:sz w:val="20"/>
+      </w:rPr>
+    </w:lvl>
+    <w:lvl w:ilvl="8" w:tentative="1">
+      <w:start w:val="1"/>
+      <w:numFmt w:val="bullet"/>
+      <w:lvlText w:val=""/>
+      <w:lvlJc w:val="left"/>
+      <w:pPr>
+        <w:tabs>
+          <w:tab w:val="num" w:pos="6480"/>
+        </w:tabs>
+        <w:ind w:left="6480" w:hanging="360"/>
+      </w:pPr>
+      <w:rPr>
+        <w:rFonts w:ascii="Wingdings" w:hAnsi="Wingdings" w:hint="default"/>
+        <w:sz w:val="20"/>
+      </w:rPr>
+    </w:lvl>
+  </w:abstractNum>
+  <w:abstractNum w:abstractNumId="7" w15:restartNumberingAfterBreak="0">
+    <w:nsid w:val="2387399E"/>
+    <w:multiLevelType w:val="multilevel"/>
+    <w:tmpl w:val="63F29F70"/>
+    <w:lvl w:ilvl="0">
+      <w:start w:val="1"/>
+      <w:numFmt w:val="bullet"/>
+      <w:lvlText w:val=""/>
+      <w:lvlJc w:val="left"/>
+      <w:pPr>
+        <w:tabs>
+          <w:tab w:val="num" w:pos="720"/>
+        </w:tabs>
+        <w:ind w:left="720" w:hanging="360"/>
+      </w:pPr>
+      <w:rPr>
+        <w:rFonts w:ascii="Symbol" w:hAnsi="Symbol" w:hint="default"/>
+        <w:sz w:val="20"/>
+      </w:rPr>
+    </w:lvl>
+    <w:lvl w:ilvl="1" w:tentative="1">
+      <w:start w:val="1"/>
+      <w:numFmt w:val="bullet"/>
+      <w:lvlText w:val="o"/>
+      <w:lvlJc w:val="left"/>
+      <w:pPr>
+        <w:tabs>
+          <w:tab w:val="num" w:pos="1440"/>
+        </w:tabs>
+        <w:ind w:left="1440" w:hanging="360"/>
+      </w:pPr>
+      <w:rPr>
+        <w:rFonts w:ascii="Courier New" w:hAnsi="Courier New" w:hint="default"/>
+        <w:sz w:val="20"/>
+      </w:rPr>
+    </w:lvl>
+    <w:lvl w:ilvl="2" w:tentative="1">
+      <w:start w:val="1"/>
+      <w:numFmt w:val="bullet"/>
+      <w:lvlText w:val=""/>
+      <w:lvlJc w:val="left"/>
+      <w:pPr>
+        <w:tabs>
+          <w:tab w:val="num" w:pos="2160"/>
+        </w:tabs>
+        <w:ind w:left="2160" w:hanging="360"/>
+      </w:pPr>
+      <w:rPr>
+        <w:rFonts w:ascii="Wingdings" w:hAnsi="Wingdings" w:hint="default"/>
+        <w:sz w:val="20"/>
+      </w:rPr>
+    </w:lvl>
+    <w:lvl w:ilvl="3" w:tentative="1">
+      <w:start w:val="1"/>
+      <w:numFmt w:val="bullet"/>
+      <w:lvlText w:val=""/>
+      <w:lvlJc w:val="left"/>
+      <w:pPr>
+        <w:tabs>
+          <w:tab w:val="num" w:pos="2880"/>
+        </w:tabs>
+        <w:ind w:left="2880" w:hanging="360"/>
+      </w:pPr>
+      <w:rPr>
+        <w:rFonts w:ascii="Wingdings" w:hAnsi="Wingdings" w:hint="default"/>
+        <w:sz w:val="20"/>
+      </w:rPr>
+    </w:lvl>
+    <w:lvl w:ilvl="4" w:tentative="1">
+      <w:start w:val="1"/>
+      <w:numFmt w:val="bullet"/>
+      <w:lvlText w:val=""/>
+      <w:lvlJc w:val="left"/>
+      <w:pPr>
+        <w:tabs>
+          <w:tab w:val="num" w:pos="3600"/>
+        </w:tabs>
+        <w:ind w:left="3600" w:hanging="360"/>
+      </w:pPr>
+      <w:rPr>
+        <w:rFonts w:ascii="Wingdings" w:hAnsi="Wingdings" w:hint="default"/>
+        <w:sz w:val="20"/>
+      </w:rPr>
+    </w:lvl>
+    <w:lvl w:ilvl="5" w:tentative="1">
+      <w:start w:val="1"/>
+      <w:numFmt w:val="bullet"/>
+      <w:lvlText w:val=""/>
+      <w:lvlJc w:val="left"/>
+      <w:pPr>
+        <w:tabs>
+          <w:tab w:val="num" w:pos="4320"/>
+        </w:tabs>
+        <w:ind w:left="4320" w:hanging="360"/>
+      </w:pPr>
+      <w:rPr>
+        <w:rFonts w:ascii="Wingdings" w:hAnsi="Wingdings" w:hint="default"/>
+        <w:sz w:val="20"/>
+      </w:rPr>
+    </w:lvl>
+    <w:lvl w:ilvl="6" w:tentative="1">
+      <w:start w:val="1"/>
+      <w:numFmt w:val="bullet"/>
+      <w:lvlText w:val=""/>
+      <w:lvlJc w:val="left"/>
+      <w:pPr>
+        <w:tabs>
+          <w:tab w:val="num" w:pos="5040"/>
+        </w:tabs>
+        <w:ind w:left="5040" w:hanging="360"/>
+      </w:pPr>
+      <w:rPr>
+        <w:rFonts w:ascii="Wingdings" w:hAnsi="Wingdings" w:hint="default"/>
+        <w:sz w:val="20"/>
+      </w:rPr>
+    </w:lvl>
+    <w:lvl w:ilvl="7" w:tentative="1">
+      <w:start w:val="1"/>
+      <w:numFmt w:val="bullet"/>
+      <w:lvlText w:val=""/>
+      <w:lvlJc w:val="left"/>
+      <w:pPr>
+        <w:tabs>
+          <w:tab w:val="num" w:pos="5760"/>
+        </w:tabs>
+        <w:ind w:left="5760" w:hanging="360"/>
+      </w:pPr>
+      <w:rPr>
+        <w:rFonts w:ascii="Wingdings" w:hAnsi="Wingdings" w:hint="default"/>
+        <w:sz w:val="20"/>
+      </w:rPr>
+    </w:lvl>
+    <w:lvl w:ilvl="8" w:tentative="1">
+      <w:start w:val="1"/>
+      <w:numFmt w:val="bullet"/>
+      <w:lvlText w:val=""/>
+      <w:lvlJc w:val="left"/>
+      <w:pPr>
+        <w:tabs>
+          <w:tab w:val="num" w:pos="6480"/>
+        </w:tabs>
+        <w:ind w:left="6480" w:hanging="360"/>
+      </w:pPr>
+      <w:rPr>
+        <w:rFonts w:ascii="Wingdings" w:hAnsi="Wingdings" w:hint="default"/>
+        <w:sz w:val="20"/>
+      </w:rPr>
+    </w:lvl>
+  </w:abstractNum>
+  <w:abstractNum w:abstractNumId="8" w15:restartNumberingAfterBreak="0">
+    <w:nsid w:val="26862A31"/>
+    <w:multiLevelType w:val="multilevel"/>
+    <w:tmpl w:val="B6709824"/>
+    <w:lvl w:ilvl="0">
+      <w:start w:val="1"/>
+      <w:numFmt w:val="bullet"/>
+      <w:lvlText w:val=""/>
+      <w:lvlJc w:val="left"/>
+      <w:pPr>
+        <w:tabs>
+          <w:tab w:val="num" w:pos="720"/>
+        </w:tabs>
+        <w:ind w:left="720" w:hanging="360"/>
+      </w:pPr>
+      <w:rPr>
+        <w:rFonts w:ascii="Symbol" w:hAnsi="Symbol" w:hint="default"/>
+        <w:sz w:val="20"/>
+      </w:rPr>
+    </w:lvl>
+    <w:lvl w:ilvl="1" w:tentative="1">
+      <w:start w:val="1"/>
+      <w:numFmt w:val="bullet"/>
+      <w:lvlText w:val="o"/>
+      <w:lvlJc w:val="left"/>
+      <w:pPr>
+        <w:tabs>
+          <w:tab w:val="num" w:pos="1440"/>
+        </w:tabs>
+        <w:ind w:left="1440" w:hanging="360"/>
+      </w:pPr>
+      <w:rPr>
+        <w:rFonts w:ascii="Courier New" w:hAnsi="Courier New" w:hint="default"/>
+        <w:sz w:val="20"/>
+      </w:rPr>
+    </w:lvl>
+    <w:lvl w:ilvl="2" w:tentative="1">
+      <w:start w:val="1"/>
+      <w:numFmt w:val="bullet"/>
+      <w:lvlText w:val=""/>
+      <w:lvlJc w:val="left"/>
+      <w:pPr>
+        <w:tabs>
+          <w:tab w:val="num" w:pos="2160"/>
+        </w:tabs>
+        <w:ind w:left="2160" w:hanging="360"/>
+      </w:pPr>
+      <w:rPr>
+        <w:rFonts w:ascii="Wingdings" w:hAnsi="Wingdings" w:hint="default"/>
+        <w:sz w:val="20"/>
+      </w:rPr>
+    </w:lvl>
+    <w:lvl w:ilvl="3" w:tentative="1">
+      <w:start w:val="1"/>
+      <w:numFmt w:val="bullet"/>
+      <w:lvlText w:val=""/>
+      <w:lvlJc w:val="left"/>
+      <w:pPr>
+        <w:tabs>
+          <w:tab w:val="num" w:pos="2880"/>
+        </w:tabs>
+        <w:ind w:left="2880" w:hanging="360"/>
+      </w:pPr>
+      <w:rPr>
+        <w:rFonts w:ascii="Wingdings" w:hAnsi="Wingdings" w:hint="default"/>
+        <w:sz w:val="20"/>
+      </w:rPr>
+    </w:lvl>
+    <w:lvl w:ilvl="4" w:tentative="1">
+      <w:start w:val="1"/>
+      <w:numFmt w:val="bullet"/>
+      <w:lvlText w:val=""/>
+      <w:lvlJc w:val="left"/>
+      <w:pPr>
+        <w:tabs>
+          <w:tab w:val="num" w:pos="3600"/>
+        </w:tabs>
+        <w:ind w:left="3600" w:hanging="360"/>
+      </w:pPr>
+      <w:rPr>
+        <w:rFonts w:ascii="Wingdings" w:hAnsi="Wingdings" w:hint="default"/>
+        <w:sz w:val="20"/>
+      </w:rPr>
+    </w:lvl>
+    <w:lvl w:ilvl="5" w:tentative="1">
+      <w:start w:val="1"/>
+      <w:numFmt w:val="bullet"/>
+      <w:lvlText w:val=""/>
+      <w:lvlJc w:val="left"/>
+      <w:pPr>
+        <w:tabs>
+          <w:tab w:val="num" w:pos="4320"/>
+        </w:tabs>
+        <w:ind w:left="4320" w:hanging="360"/>
+      </w:pPr>
+      <w:rPr>
+        <w:rFonts w:ascii="Wingdings" w:hAnsi="Wingdings" w:hint="default"/>
+        <w:sz w:val="20"/>
+      </w:rPr>
+    </w:lvl>
+    <w:lvl w:ilvl="6" w:tentative="1">
+      <w:start w:val="1"/>
+      <w:numFmt w:val="bullet"/>
+      <w:lvlText w:val=""/>
+      <w:lvlJc w:val="left"/>
+      <w:pPr>
+        <w:tabs>
+          <w:tab w:val="num" w:pos="5040"/>
+        </w:tabs>
+        <w:ind w:left="5040" w:hanging="360"/>
+      </w:pPr>
+      <w:rPr>
+        <w:rFonts w:ascii="Wingdings" w:hAnsi="Wingdings" w:hint="default"/>
+        <w:sz w:val="20"/>
+      </w:rPr>
+    </w:lvl>
+    <w:lvl w:ilvl="7" w:tentative="1">
+      <w:start w:val="1"/>
+      <w:numFmt w:val="bullet"/>
+      <w:lvlText w:val=""/>
+      <w:lvlJc w:val="left"/>
+      <w:pPr>
+        <w:tabs>
+          <w:tab w:val="num" w:pos="5760"/>
+        </w:tabs>
+        <w:ind w:left="5760" w:hanging="360"/>
+      </w:pPr>
+      <w:rPr>
+        <w:rFonts w:ascii="Wingdings" w:hAnsi="Wingdings" w:hint="default"/>
+        <w:sz w:val="20"/>
+      </w:rPr>
+    </w:lvl>
+    <w:lvl w:ilvl="8" w:tentative="1">
+      <w:start w:val="1"/>
+      <w:numFmt w:val="bullet"/>
+      <w:lvlText w:val=""/>
+      <w:lvlJc w:val="left"/>
+      <w:pPr>
+        <w:tabs>
+          <w:tab w:val="num" w:pos="6480"/>
+        </w:tabs>
+        <w:ind w:left="6480" w:hanging="360"/>
+      </w:pPr>
+      <w:rPr>
+        <w:rFonts w:ascii="Wingdings" w:hAnsi="Wingdings" w:hint="default"/>
+        <w:sz w:val="20"/>
+      </w:rPr>
+    </w:lvl>
+  </w:abstractNum>
+  <w:abstractNum w:abstractNumId="9" w15:restartNumberingAfterBreak="0">
+    <w:nsid w:val="33AE5EBD"/>
+    <w:multiLevelType w:val="multilevel"/>
+    <w:tmpl w:val="A96059BE"/>
+    <w:lvl w:ilvl="0">
+      <w:start w:val="1"/>
+      <w:numFmt w:val="bullet"/>
+      <w:lvlText w:val=""/>
+      <w:lvlJc w:val="left"/>
+      <w:pPr>
+        <w:tabs>
+          <w:tab w:val="num" w:pos="720"/>
+        </w:tabs>
+        <w:ind w:left="720" w:hanging="360"/>
+      </w:pPr>
+      <w:rPr>
+        <w:rFonts w:ascii="Symbol" w:hAnsi="Symbol" w:hint="default"/>
+        <w:sz w:val="20"/>
+      </w:rPr>
+    </w:lvl>
+    <w:lvl w:ilvl="1" w:tentative="1">
+      <w:start w:val="1"/>
+      <w:numFmt w:val="bullet"/>
+      <w:lvlText w:val="o"/>
+      <w:lvlJc w:val="left"/>
+      <w:pPr>
+        <w:tabs>
+          <w:tab w:val="num" w:pos="1440"/>
+        </w:tabs>
+        <w:ind w:left="1440" w:hanging="360"/>
+      </w:pPr>
+      <w:rPr>
+        <w:rFonts w:ascii="Courier New" w:hAnsi="Courier New" w:hint="default"/>
+        <w:sz w:val="20"/>
+      </w:rPr>
+    </w:lvl>
+    <w:lvl w:ilvl="2" w:tentative="1">
+      <w:start w:val="1"/>
+      <w:numFmt w:val="bullet"/>
+      <w:lvlText w:val=""/>
+      <w:lvlJc w:val="left"/>
+      <w:pPr>
+        <w:tabs>
+          <w:tab w:val="num" w:pos="2160"/>
+        </w:tabs>
+        <w:ind w:left="2160" w:hanging="360"/>
+      </w:pPr>
+      <w:rPr>
+        <w:rFonts w:ascii="Wingdings" w:hAnsi="Wingdings" w:hint="default"/>
+        <w:sz w:val="20"/>
+      </w:rPr>
+    </w:lvl>
+    <w:lvl w:ilvl="3" w:tentative="1">
+      <w:start w:val="1"/>
+      <w:numFmt w:val="bullet"/>
+      <w:lvlText w:val=""/>
+      <w:lvlJc w:val="left"/>
+      <w:pPr>
+        <w:tabs>
+          <w:tab w:val="num" w:pos="2880"/>
+        </w:tabs>
+        <w:ind w:left="2880" w:hanging="360"/>
+      </w:pPr>
+      <w:rPr>
+        <w:rFonts w:ascii="Wingdings" w:hAnsi="Wingdings" w:hint="default"/>
+        <w:sz w:val="20"/>
+      </w:rPr>
+    </w:lvl>
+    <w:lvl w:ilvl="4" w:tentative="1">
+      <w:start w:val="1"/>
+      <w:numFmt w:val="bullet"/>
+      <w:lvlText w:val=""/>
+      <w:lvlJc w:val="left"/>
+      <w:pPr>
+        <w:tabs>
+          <w:tab w:val="num" w:pos="3600"/>
+        </w:tabs>
+        <w:ind w:left="3600" w:hanging="360"/>
+      </w:pPr>
+      <w:rPr>
+        <w:rFonts w:ascii="Wingdings" w:hAnsi="Wingdings" w:hint="default"/>
+        <w:sz w:val="20"/>
+      </w:rPr>
+    </w:lvl>
+    <w:lvl w:ilvl="5" w:tentative="1">
+      <w:start w:val="1"/>
+      <w:numFmt w:val="bullet"/>
+      <w:lvlText w:val=""/>
+      <w:lvlJc w:val="left"/>
+      <w:pPr>
+        <w:tabs>
+          <w:tab w:val="num" w:pos="4320"/>
+        </w:tabs>
+        <w:ind w:left="4320" w:hanging="360"/>
+      </w:pPr>
+      <w:rPr>
+        <w:rFonts w:ascii="Wingdings" w:hAnsi="Wingdings" w:hint="default"/>
+        <w:sz w:val="20"/>
+      </w:rPr>
+    </w:lvl>
+    <w:lvl w:ilvl="6" w:tentative="1">
+      <w:start w:val="1"/>
+      <w:numFmt w:val="bullet"/>
+      <w:lvlText w:val=""/>
+      <w:lvlJc w:val="left"/>
+      <w:pPr>
+        <w:tabs>
+          <w:tab w:val="num" w:pos="5040"/>
+        </w:tabs>
+        <w:ind w:left="5040" w:hanging="360"/>
+      </w:pPr>
+      <w:rPr>
+        <w:rFonts w:ascii="Wingdings" w:hAnsi="Wingdings" w:hint="default"/>
+        <w:sz w:val="20"/>
+      </w:rPr>
+    </w:lvl>
+    <w:lvl w:ilvl="7" w:tentative="1">
+      <w:start w:val="1"/>
+      <w:numFmt w:val="bullet"/>
+      <w:lvlText w:val=""/>
+      <w:lvlJc w:val="left"/>
+      <w:pPr>
+        <w:tabs>
+          <w:tab w:val="num" w:pos="5760"/>
+        </w:tabs>
+        <w:ind w:left="5760" w:hanging="360"/>
+      </w:pPr>
+      <w:rPr>
+        <w:rFonts w:ascii="Wingdings" w:hAnsi="Wingdings" w:hint="default"/>
+        <w:sz w:val="20"/>
+      </w:rPr>
+    </w:lvl>
+    <w:lvl w:ilvl="8" w:tentative="1">
+      <w:start w:val="1"/>
+      <w:numFmt w:val="bullet"/>
+      <w:lvlText w:val=""/>
+      <w:lvlJc w:val="left"/>
+      <w:pPr>
+        <w:tabs>
+          <w:tab w:val="num" w:pos="6480"/>
+        </w:tabs>
+        <w:ind w:left="6480" w:hanging="360"/>
+      </w:pPr>
+      <w:rPr>
+        <w:rFonts w:ascii="Wingdings" w:hAnsi="Wingdings" w:hint="default"/>
+        <w:sz w:val="20"/>
+      </w:rPr>
+    </w:lvl>
+  </w:abstractNum>
+  <w:abstractNum w:abstractNumId="10" w15:restartNumberingAfterBreak="0">
+    <w:nsid w:val="369A5E0D"/>
+    <w:multiLevelType w:val="multilevel"/>
+    <w:tmpl w:val="D6E481B2"/>
+    <w:lvl w:ilvl="0">
+      <w:start w:val="1"/>
+      <w:numFmt w:val="bullet"/>
+      <w:lvlText w:val=""/>
+      <w:lvlJc w:val="left"/>
+      <w:pPr>
+        <w:tabs>
+          <w:tab w:val="num" w:pos="720"/>
+        </w:tabs>
+        <w:ind w:left="720" w:hanging="360"/>
+      </w:pPr>
+      <w:rPr>
+        <w:rFonts w:ascii="Symbol" w:hAnsi="Symbol" w:hint="default"/>
+        <w:sz w:val="20"/>
+      </w:rPr>
+    </w:lvl>
+    <w:lvl w:ilvl="1" w:tentative="1">
+      <w:start w:val="1"/>
+      <w:numFmt w:val="bullet"/>
+      <w:lvlText w:val="o"/>
+      <w:lvlJc w:val="left"/>
+      <w:pPr>
+        <w:tabs>
+          <w:tab w:val="num" w:pos="1440"/>
+        </w:tabs>
+        <w:ind w:left="1440" w:hanging="360"/>
+      </w:pPr>
+      <w:rPr>
+        <w:rFonts w:ascii="Courier New" w:hAnsi="Courier New" w:hint="default"/>
+        <w:sz w:val="20"/>
+      </w:rPr>
+    </w:lvl>
+    <w:lvl w:ilvl="2" w:tentative="1">
+      <w:start w:val="1"/>
+      <w:numFmt w:val="bullet"/>
+      <w:lvlText w:val=""/>
+      <w:lvlJc w:val="left"/>
+      <w:pPr>
+        <w:tabs>
+          <w:tab w:val="num" w:pos="2160"/>
+        </w:tabs>
+        <w:ind w:left="2160" w:hanging="360"/>
+      </w:pPr>
+      <w:rPr>
+        <w:rFonts w:ascii="Wingdings" w:hAnsi="Wingdings" w:hint="default"/>
+        <w:sz w:val="20"/>
+      </w:rPr>
+    </w:lvl>
+    <w:lvl w:ilvl="3" w:tentative="1">
+      <w:start w:val="1"/>
+      <w:numFmt w:val="bullet"/>
+      <w:lvlText w:val=""/>
+      <w:lvlJc w:val="left"/>
+      <w:pPr>
+        <w:tabs>
+          <w:tab w:val="num" w:pos="2880"/>
+        </w:tabs>
+        <w:ind w:left="2880" w:hanging="360"/>
+      </w:pPr>
+      <w:rPr>
+        <w:rFonts w:ascii="Wingdings" w:hAnsi="Wingdings" w:hint="default"/>
+        <w:sz w:val="20"/>
+      </w:rPr>
+    </w:lvl>
+    <w:lvl w:ilvl="4" w:tentative="1">
+      <w:start w:val="1"/>
+      <w:numFmt w:val="bullet"/>
+      <w:lvlText w:val=""/>
+      <w:lvlJc w:val="left"/>
+      <w:pPr>
+        <w:tabs>
+          <w:tab w:val="num" w:pos="3600"/>
+        </w:tabs>
+        <w:ind w:left="3600" w:hanging="360"/>
+      </w:pPr>
+      <w:rPr>
+        <w:rFonts w:ascii="Wingdings" w:hAnsi="Wingdings" w:hint="default"/>
+        <w:sz w:val="20"/>
+      </w:rPr>
+    </w:lvl>
+    <w:lvl w:ilvl="5" w:tentative="1">
+      <w:start w:val="1"/>
+      <w:numFmt w:val="bullet"/>
+      <w:lvlText w:val=""/>
+      <w:lvlJc w:val="left"/>
+      <w:pPr>
+        <w:tabs>
+          <w:tab w:val="num" w:pos="4320"/>
+        </w:tabs>
+        <w:ind w:left="4320" w:hanging="360"/>
+      </w:pPr>
+      <w:rPr>
+        <w:rFonts w:ascii="Wingdings" w:hAnsi="Wingdings" w:hint="default"/>
+        <w:sz w:val="20"/>
+      </w:rPr>
+    </w:lvl>
+    <w:lvl w:ilvl="6" w:tentative="1">
+      <w:start w:val="1"/>
+      <w:numFmt w:val="bullet"/>
+      <w:lvlText w:val=""/>
+      <w:lvlJc w:val="left"/>
+      <w:pPr>
+        <w:tabs>
+          <w:tab w:val="num" w:pos="5040"/>
+        </w:tabs>
+        <w:ind w:left="5040" w:hanging="360"/>
+      </w:pPr>
+      <w:rPr>
+        <w:rFonts w:ascii="Wingdings" w:hAnsi="Wingdings" w:hint="default"/>
+        <w:sz w:val="20"/>
+      </w:rPr>
+    </w:lvl>
+    <w:lvl w:ilvl="7" w:tentative="1">
+      <w:start w:val="1"/>
+      <w:numFmt w:val="bullet"/>
+      <w:lvlText w:val=""/>
+      <w:lvlJc w:val="left"/>
+      <w:pPr>
+        <w:tabs>
+          <w:tab w:val="num" w:pos="5760"/>
+        </w:tabs>
+        <w:ind w:left="5760" w:hanging="360"/>
+      </w:pPr>
+      <w:rPr>
+        <w:rFonts w:ascii="Wingdings" w:hAnsi="Wingdings" w:hint="default"/>
+        <w:sz w:val="20"/>
+      </w:rPr>
+    </w:lvl>
+    <w:lvl w:ilvl="8" w:tentative="1">
+      <w:start w:val="1"/>
+      <w:numFmt w:val="bullet"/>
+      <w:lvlText w:val=""/>
+      <w:lvlJc w:val="left"/>
+      <w:pPr>
+        <w:tabs>
+          <w:tab w:val="num" w:pos="6480"/>
+        </w:tabs>
+        <w:ind w:left="6480" w:hanging="360"/>
+      </w:pPr>
+      <w:rPr>
+        <w:rFonts w:ascii="Wingdings" w:hAnsi="Wingdings" w:hint="default"/>
+        <w:sz w:val="20"/>
+      </w:rPr>
+    </w:lvl>
+  </w:abstractNum>
+  <w:abstractNum w:abstractNumId="11" w15:restartNumberingAfterBreak="0">
+    <w:nsid w:val="3A371F29"/>
+    <w:multiLevelType w:val="multilevel"/>
+    <w:tmpl w:val="56300746"/>
+    <w:lvl w:ilvl="0">
+      <w:start w:val="1"/>
+      <w:numFmt w:val="bullet"/>
+      <w:lvlText w:val=""/>
+      <w:lvlJc w:val="left"/>
+      <w:pPr>
+        <w:tabs>
+          <w:tab w:val="num" w:pos="720"/>
+        </w:tabs>
+        <w:ind w:left="720" w:hanging="360"/>
+      </w:pPr>
+      <w:rPr>
+        <w:rFonts w:ascii="Symbol" w:hAnsi="Symbol" w:hint="default"/>
+        <w:sz w:val="20"/>
+      </w:rPr>
+    </w:lvl>
+    <w:lvl w:ilvl="1" w:tentative="1">
+      <w:start w:val="1"/>
+      <w:numFmt w:val="bullet"/>
+      <w:lvlText w:val="o"/>
+      <w:lvlJc w:val="left"/>
+      <w:pPr>
+        <w:tabs>
+          <w:tab w:val="num" w:pos="1440"/>
+        </w:tabs>
+        <w:ind w:left="1440" w:hanging="360"/>
+      </w:pPr>
+      <w:rPr>
+        <w:rFonts w:ascii="Courier New" w:hAnsi="Courier New" w:hint="default"/>
+        <w:sz w:val="20"/>
+      </w:rPr>
+    </w:lvl>
+    <w:lvl w:ilvl="2" w:tentative="1">
+      <w:start w:val="1"/>
+      <w:numFmt w:val="bullet"/>
+      <w:lvlText w:val=""/>
+      <w:lvlJc w:val="left"/>
+      <w:pPr>
+        <w:tabs>
+          <w:tab w:val="num" w:pos="2160"/>
+        </w:tabs>
+        <w:ind w:left="2160" w:hanging="360"/>
+      </w:pPr>
+      <w:rPr>
+        <w:rFonts w:ascii="Wingdings" w:hAnsi="Wingdings" w:hint="default"/>
+        <w:sz w:val="20"/>
+      </w:rPr>
+    </w:lvl>
+    <w:lvl w:ilvl="3" w:tentative="1">
+      <w:start w:val="1"/>
+      <w:numFmt w:val="bullet"/>
+      <w:lvlText w:val=""/>
+      <w:lvlJc w:val="left"/>
+      <w:pPr>
+        <w:tabs>
+          <w:tab w:val="num" w:pos="2880"/>
+        </w:tabs>
+        <w:ind w:left="2880" w:hanging="360"/>
+      </w:pPr>
+      <w:rPr>
+        <w:rFonts w:ascii="Wingdings" w:hAnsi="Wingdings" w:hint="default"/>
+        <w:sz w:val="20"/>
+      </w:rPr>
+    </w:lvl>
+    <w:lvl w:ilvl="4" w:tentative="1">
+      <w:start w:val="1"/>
+      <w:numFmt w:val="bullet"/>
+      <w:lvlText w:val=""/>
+      <w:lvlJc w:val="left"/>
+      <w:pPr>
+        <w:tabs>
+          <w:tab w:val="num" w:pos="3600"/>
+        </w:tabs>
+        <w:ind w:left="3600" w:hanging="360"/>
+      </w:pPr>
+      <w:rPr>
+        <w:rFonts w:ascii="Wingdings" w:hAnsi="Wingdings" w:hint="default"/>
+        <w:sz w:val="20"/>
+      </w:rPr>
+    </w:lvl>
+    <w:lvl w:ilvl="5" w:tentative="1">
+      <w:start w:val="1"/>
+      <w:numFmt w:val="bullet"/>
+      <w:lvlText w:val=""/>
+      <w:lvlJc w:val="left"/>
+      <w:pPr>
+        <w:tabs>
+          <w:tab w:val="num" w:pos="4320"/>
+        </w:tabs>
+        <w:ind w:left="4320" w:hanging="360"/>
+      </w:pPr>
+      <w:rPr>
+        <w:rFonts w:ascii="Wingdings" w:hAnsi="Wingdings" w:hint="default"/>
+        <w:sz w:val="20"/>
+      </w:rPr>
+    </w:lvl>
+    <w:lvl w:ilvl="6" w:tentative="1">
+      <w:start w:val="1"/>
+      <w:numFmt w:val="bullet"/>
+      <w:lvlText w:val=""/>
+      <w:lvlJc w:val="left"/>
+      <w:pPr>
+        <w:tabs>
+          <w:tab w:val="num" w:pos="5040"/>
+        </w:tabs>
+        <w:ind w:left="5040" w:hanging="360"/>
+      </w:pPr>
+      <w:rPr>
+        <w:rFonts w:ascii="Wingdings" w:hAnsi="Wingdings" w:hint="default"/>
+        <w:sz w:val="20"/>
+      </w:rPr>
+    </w:lvl>
+    <w:lvl w:ilvl="7" w:tentative="1">
+      <w:start w:val="1"/>
+      <w:numFmt w:val="bullet"/>
+      <w:lvlText w:val=""/>
+      <w:lvlJc w:val="left"/>
+      <w:pPr>
+        <w:tabs>
+          <w:tab w:val="num" w:pos="5760"/>
+        </w:tabs>
+        <w:ind w:left="5760" w:hanging="360"/>
+      </w:pPr>
+      <w:rPr>
+        <w:rFonts w:ascii="Wingdings" w:hAnsi="Wingdings" w:hint="default"/>
+        <w:sz w:val="20"/>
+      </w:rPr>
+    </w:lvl>
+    <w:lvl w:ilvl="8" w:tentative="1">
+      <w:start w:val="1"/>
+      <w:numFmt w:val="bullet"/>
+      <w:lvlText w:val=""/>
+      <w:lvlJc w:val="left"/>
+      <w:pPr>
+        <w:tabs>
+          <w:tab w:val="num" w:pos="6480"/>
+        </w:tabs>
+        <w:ind w:left="6480" w:hanging="360"/>
+      </w:pPr>
+      <w:rPr>
+        <w:rFonts w:ascii="Wingdings" w:hAnsi="Wingdings" w:hint="default"/>
+        <w:sz w:val="20"/>
+      </w:rPr>
+    </w:lvl>
+  </w:abstractNum>
+  <w:abstractNum w:abstractNumId="12" w15:restartNumberingAfterBreak="0">
+    <w:nsid w:val="3ACB49A0"/>
+    <w:multiLevelType w:val="multilevel"/>
+    <w:tmpl w:val="ABDEE524"/>
+    <w:lvl w:ilvl="0">
+      <w:start w:val="1"/>
+      <w:numFmt w:val="bullet"/>
+      <w:lvlText w:val=""/>
+      <w:lvlJc w:val="left"/>
+      <w:pPr>
+        <w:tabs>
+          <w:tab w:val="num" w:pos="720"/>
+        </w:tabs>
+        <w:ind w:left="720" w:hanging="360"/>
+      </w:pPr>
+      <w:rPr>
+        <w:rFonts w:ascii="Symbol" w:hAnsi="Symbol" w:hint="default"/>
+        <w:sz w:val="20"/>
+      </w:rPr>
+    </w:lvl>
+    <w:lvl w:ilvl="1">
+      <w:start w:val="1"/>
+      <w:numFmt w:val="bullet"/>
+      <w:lvlText w:val="o"/>
+      <w:lvlJc w:val="left"/>
+      <w:pPr>
+        <w:tabs>
+          <w:tab w:val="num" w:pos="1440"/>
+        </w:tabs>
+        <w:ind w:left="1440" w:hanging="360"/>
+      </w:pPr>
+      <w:rPr>
+        <w:rFonts w:ascii="Courier New" w:hAnsi="Courier New" w:hint="default"/>
+        <w:sz w:val="20"/>
+      </w:rPr>
+    </w:lvl>
+    <w:lvl w:ilvl="2" w:tentative="1">
+      <w:start w:val="1"/>
+      <w:numFmt w:val="bullet"/>
+      <w:lvlText w:val=""/>
+      <w:lvlJc w:val="left"/>
+      <w:pPr>
+        <w:tabs>
+          <w:tab w:val="num" w:pos="2160"/>
+        </w:tabs>
+        <w:ind w:left="2160" w:hanging="360"/>
+      </w:pPr>
+      <w:rPr>
+        <w:rFonts w:ascii="Wingdings" w:hAnsi="Wingdings" w:hint="default"/>
+        <w:sz w:val="20"/>
+      </w:rPr>
+    </w:lvl>
+    <w:lvl w:ilvl="3" w:tentative="1">
+      <w:start w:val="1"/>
+      <w:numFmt w:val="bullet"/>
+      <w:lvlText w:val=""/>
+      <w:lvlJc w:val="left"/>
+      <w:pPr>
+        <w:tabs>
+          <w:tab w:val="num" w:pos="2880"/>
+        </w:tabs>
+        <w:ind w:left="2880" w:hanging="360"/>
+      </w:pPr>
+      <w:rPr>
+        <w:rFonts w:ascii="Wingdings" w:hAnsi="Wingdings" w:hint="default"/>
+        <w:sz w:val="20"/>
+      </w:rPr>
+    </w:lvl>
+    <w:lvl w:ilvl="4" w:tentative="1">
+      <w:start w:val="1"/>
+      <w:numFmt w:val="bullet"/>
+      <w:lvlText w:val=""/>
+      <w:lvlJc w:val="left"/>
+      <w:pPr>
+        <w:tabs>
+          <w:tab w:val="num" w:pos="3600"/>
+        </w:tabs>
+        <w:ind w:left="3600" w:hanging="360"/>
+      </w:pPr>
+      <w:rPr>
+        <w:rFonts w:ascii="Wingdings" w:hAnsi="Wingdings" w:hint="default"/>
+        <w:sz w:val="20"/>
+      </w:rPr>
+    </w:lvl>
+    <w:lvl w:ilvl="5" w:tentative="1">
+      <w:start w:val="1"/>
+      <w:numFmt w:val="bullet"/>
+      <w:lvlText w:val=""/>
+      <w:lvlJc w:val="left"/>
+      <w:pPr>
+        <w:tabs>
+          <w:tab w:val="num" w:pos="4320"/>
+        </w:tabs>
+        <w:ind w:left="4320" w:hanging="360"/>
+      </w:pPr>
+      <w:rPr>
+        <w:rFonts w:ascii="Wingdings" w:hAnsi="Wingdings" w:hint="default"/>
+        <w:sz w:val="20"/>
+      </w:rPr>
+    </w:lvl>
+    <w:lvl w:ilvl="6" w:tentative="1">
+      <w:start w:val="1"/>
+      <w:numFmt w:val="bullet"/>
+      <w:lvlText w:val=""/>
+      <w:lvlJc w:val="left"/>
+      <w:pPr>
+        <w:tabs>
+          <w:tab w:val="num" w:pos="5040"/>
+        </w:tabs>
+        <w:ind w:left="5040" w:hanging="360"/>
+      </w:pPr>
+      <w:rPr>
+        <w:rFonts w:ascii="Wingdings" w:hAnsi="Wingdings" w:hint="default"/>
+        <w:sz w:val="20"/>
+      </w:rPr>
+    </w:lvl>
+    <w:lvl w:ilvl="7" w:tentative="1">
+      <w:start w:val="1"/>
+      <w:numFmt w:val="bullet"/>
+      <w:lvlText w:val=""/>
+      <w:lvlJc w:val="left"/>
+      <w:pPr>
+        <w:tabs>
+          <w:tab w:val="num" w:pos="5760"/>
+        </w:tabs>
+        <w:ind w:left="5760" w:hanging="360"/>
+      </w:pPr>
+      <w:rPr>
+        <w:rFonts w:ascii="Wingdings" w:hAnsi="Wingdings" w:hint="default"/>
+        <w:sz w:val="20"/>
+      </w:rPr>
+    </w:lvl>
+    <w:lvl w:ilvl="8" w:tentative="1">
+      <w:start w:val="1"/>
+      <w:numFmt w:val="bullet"/>
+      <w:lvlText w:val=""/>
+      <w:lvlJc w:val="left"/>
+      <w:pPr>
+        <w:tabs>
+          <w:tab w:val="num" w:pos="6480"/>
+        </w:tabs>
+        <w:ind w:left="6480" w:hanging="360"/>
+      </w:pPr>
+      <w:rPr>
+        <w:rFonts w:ascii="Wingdings" w:hAnsi="Wingdings" w:hint="default"/>
+        <w:sz w:val="20"/>
+      </w:rPr>
+    </w:lvl>
+  </w:abstractNum>
+  <w:abstractNum w:abstractNumId="13" w15:restartNumberingAfterBreak="0">
+    <w:nsid w:val="3D5E0F62"/>
+    <w:multiLevelType w:val="multilevel"/>
+    <w:tmpl w:val="A5228BD4"/>
+    <w:lvl w:ilvl="0">
+      <w:start w:val="1"/>
+      <w:numFmt w:val="bullet"/>
+      <w:lvlText w:val=""/>
+      <w:lvlJc w:val="left"/>
+      <w:pPr>
+        <w:tabs>
+          <w:tab w:val="num" w:pos="720"/>
+        </w:tabs>
+        <w:ind w:left="720" w:hanging="360"/>
+      </w:pPr>
+      <w:rPr>
+        <w:rFonts w:ascii="Symbol" w:hAnsi="Symbol" w:hint="default"/>
+        <w:sz w:val="20"/>
+      </w:rPr>
+    </w:lvl>
+    <w:lvl w:ilvl="1" w:tentative="1">
+      <w:start w:val="1"/>
+      <w:numFmt w:val="bullet"/>
+      <w:lvlText w:val="o"/>
+      <w:lvlJc w:val="left"/>
+      <w:pPr>
+        <w:tabs>
+          <w:tab w:val="num" w:pos="1440"/>
+        </w:tabs>
+        <w:ind w:left="1440" w:hanging="360"/>
+      </w:pPr>
+      <w:rPr>
+        <w:rFonts w:ascii="Courier New" w:hAnsi="Courier New" w:hint="default"/>
+        <w:sz w:val="20"/>
+      </w:rPr>
+    </w:lvl>
+    <w:lvl w:ilvl="2" w:tentative="1">
+      <w:start w:val="1"/>
+      <w:numFmt w:val="bullet"/>
+      <w:lvlText w:val=""/>
+      <w:lvlJc w:val="left"/>
+      <w:pPr>
+        <w:tabs>
+          <w:tab w:val="num" w:pos="2160"/>
+        </w:tabs>
+        <w:ind w:left="2160" w:hanging="360"/>
+      </w:pPr>
+      <w:rPr>
+        <w:rFonts w:ascii="Wingdings" w:hAnsi="Wingdings" w:hint="default"/>
+        <w:sz w:val="20"/>
+      </w:rPr>
+    </w:lvl>
+    <w:lvl w:ilvl="3" w:tentative="1">
+      <w:start w:val="1"/>
+      <w:numFmt w:val="bullet"/>
+      <w:lvlText w:val=""/>
+      <w:lvlJc w:val="left"/>
+      <w:pPr>
+        <w:tabs>
+          <w:tab w:val="num" w:pos="2880"/>
+        </w:tabs>
+        <w:ind w:left="2880" w:hanging="360"/>
+      </w:pPr>
+      <w:rPr>
+        <w:rFonts w:ascii="Wingdings" w:hAnsi="Wingdings" w:hint="default"/>
+        <w:sz w:val="20"/>
+      </w:rPr>
+    </w:lvl>
+    <w:lvl w:ilvl="4" w:tentative="1">
+      <w:start w:val="1"/>
+      <w:numFmt w:val="bullet"/>
+      <w:lvlText w:val=""/>
+      <w:lvlJc w:val="left"/>
+      <w:pPr>
+        <w:tabs>
+          <w:tab w:val="num" w:pos="3600"/>
+        </w:tabs>
+        <w:ind w:left="3600" w:hanging="360"/>
+      </w:pPr>
+      <w:rPr>
+        <w:rFonts w:ascii="Wingdings" w:hAnsi="Wingdings" w:hint="default"/>
+        <w:sz w:val="20"/>
+      </w:rPr>
+    </w:lvl>
+    <w:lvl w:ilvl="5" w:tentative="1">
+      <w:start w:val="1"/>
+      <w:numFmt w:val="bullet"/>
+      <w:lvlText w:val=""/>
+      <w:lvlJc w:val="left"/>
+      <w:pPr>
+        <w:tabs>
+          <w:tab w:val="num" w:pos="4320"/>
+        </w:tabs>
+        <w:ind w:left="4320" w:hanging="360"/>
+      </w:pPr>
+      <w:rPr>
+        <w:rFonts w:ascii="Wingdings" w:hAnsi="Wingdings" w:hint="default"/>
+        <w:sz w:val="20"/>
+      </w:rPr>
+    </w:lvl>
+    <w:lvl w:ilvl="6" w:tentative="1">
+      <w:start w:val="1"/>
+      <w:numFmt w:val="bullet"/>
+      <w:lvlText w:val=""/>
+      <w:lvlJc w:val="left"/>
+      <w:pPr>
+        <w:tabs>
+          <w:tab w:val="num" w:pos="5040"/>
+        </w:tabs>
+        <w:ind w:left="5040" w:hanging="360"/>
+      </w:pPr>
+      <w:rPr>
+        <w:rFonts w:ascii="Wingdings" w:hAnsi="Wingdings" w:hint="default"/>
+        <w:sz w:val="20"/>
+      </w:rPr>
+    </w:lvl>
+    <w:lvl w:ilvl="7" w:tentative="1">
+      <w:start w:val="1"/>
+      <w:numFmt w:val="bullet"/>
+      <w:lvlText w:val=""/>
+      <w:lvlJc w:val="left"/>
+      <w:pPr>
+        <w:tabs>
+          <w:tab w:val="num" w:pos="5760"/>
+        </w:tabs>
+        <w:ind w:left="5760" w:hanging="360"/>
+      </w:pPr>
+      <w:rPr>
+        <w:rFonts w:ascii="Wingdings" w:hAnsi="Wingdings" w:hint="default"/>
+        <w:sz w:val="20"/>
+      </w:rPr>
+    </w:lvl>
+    <w:lvl w:ilvl="8" w:tentative="1">
+      <w:start w:val="1"/>
+      <w:numFmt w:val="bullet"/>
+      <w:lvlText w:val=""/>
+      <w:lvlJc w:val="left"/>
+      <w:pPr>
+        <w:tabs>
+          <w:tab w:val="num" w:pos="6480"/>
+        </w:tabs>
+        <w:ind w:left="6480" w:hanging="360"/>
+      </w:pPr>
+      <w:rPr>
+        <w:rFonts w:ascii="Wingdings" w:hAnsi="Wingdings" w:hint="default"/>
+        <w:sz w:val="20"/>
+      </w:rPr>
+    </w:lvl>
+  </w:abstractNum>
+  <w:abstractNum w:abstractNumId="14" w15:restartNumberingAfterBreak="0">
+    <w:nsid w:val="3D680E7E"/>
+    <w:multiLevelType w:val="multilevel"/>
+    <w:tmpl w:val="324CE51C"/>
+    <w:lvl w:ilvl="0">
+      <w:start w:val="1"/>
+      <w:numFmt w:val="bullet"/>
+      <w:lvlText w:val=""/>
+      <w:lvlJc w:val="left"/>
+      <w:pPr>
+        <w:tabs>
+          <w:tab w:val="num" w:pos="720"/>
+        </w:tabs>
+        <w:ind w:left="720" w:hanging="360"/>
+      </w:pPr>
+      <w:rPr>
+        <w:rFonts w:ascii="Symbol" w:hAnsi="Symbol" w:hint="default"/>
+        <w:sz w:val="20"/>
+      </w:rPr>
+    </w:lvl>
+    <w:lvl w:ilvl="1" w:tentative="1">
+      <w:start w:val="1"/>
+      <w:numFmt w:val="bullet"/>
+      <w:lvlText w:val="o"/>
+      <w:lvlJc w:val="left"/>
+      <w:pPr>
+        <w:tabs>
+          <w:tab w:val="num" w:pos="1440"/>
+        </w:tabs>
+        <w:ind w:left="1440" w:hanging="360"/>
+      </w:pPr>
+      <w:rPr>
+        <w:rFonts w:ascii="Courier New" w:hAnsi="Courier New" w:hint="default"/>
+        <w:sz w:val="20"/>
+      </w:rPr>
+    </w:lvl>
+    <w:lvl w:ilvl="2" w:tentative="1">
+      <w:start w:val="1"/>
+      <w:numFmt w:val="bullet"/>
+      <w:lvlText w:val=""/>
+      <w:lvlJc w:val="left"/>
+      <w:pPr>
+        <w:tabs>
+          <w:tab w:val="num" w:pos="2160"/>
+        </w:tabs>
+        <w:ind w:left="2160" w:hanging="360"/>
+      </w:pPr>
+      <w:rPr>
+        <w:rFonts w:ascii="Wingdings" w:hAnsi="Wingdings" w:hint="default"/>
+        <w:sz w:val="20"/>
+      </w:rPr>
+    </w:lvl>
+    <w:lvl w:ilvl="3" w:tentative="1">
+      <w:start w:val="1"/>
+      <w:numFmt w:val="bullet"/>
+      <w:lvlText w:val=""/>
+      <w:lvlJc w:val="left"/>
+      <w:pPr>
+        <w:tabs>
+          <w:tab w:val="num" w:pos="2880"/>
+        </w:tabs>
+        <w:ind w:left="2880" w:hanging="360"/>
+      </w:pPr>
+      <w:rPr>
+        <w:rFonts w:ascii="Wingdings" w:hAnsi="Wingdings" w:hint="default"/>
+        <w:sz w:val="20"/>
+      </w:rPr>
+    </w:lvl>
+    <w:lvl w:ilvl="4" w:tentative="1">
+      <w:start w:val="1"/>
+      <w:numFmt w:val="bullet"/>
+      <w:lvlText w:val=""/>
+      <w:lvlJc w:val="left"/>
+      <w:pPr>
+        <w:tabs>
+          <w:tab w:val="num" w:pos="3600"/>
+        </w:tabs>
+        <w:ind w:left="3600" w:hanging="360"/>
+      </w:pPr>
+      <w:rPr>
+        <w:rFonts w:ascii="Wingdings" w:hAnsi="Wingdings" w:hint="default"/>
+        <w:sz w:val="20"/>
+      </w:rPr>
+    </w:lvl>
+    <w:lvl w:ilvl="5" w:tentative="1">
+      <w:start w:val="1"/>
+      <w:numFmt w:val="bullet"/>
+      <w:lvlText w:val=""/>
+      <w:lvlJc w:val="left"/>
+      <w:pPr>
+        <w:tabs>
+          <w:tab w:val="num" w:pos="4320"/>
+        </w:tabs>
+        <w:ind w:left="4320" w:hanging="360"/>
+      </w:pPr>
+      <w:rPr>
+        <w:rFonts w:ascii="Wingdings" w:hAnsi="Wingdings" w:hint="default"/>
+        <w:sz w:val="20"/>
+      </w:rPr>
+    </w:lvl>
+    <w:lvl w:ilvl="6" w:tentative="1">
+      <w:start w:val="1"/>
+      <w:numFmt w:val="bullet"/>
+      <w:lvlText w:val=""/>
+      <w:lvlJc w:val="left"/>
+      <w:pPr>
+        <w:tabs>
+          <w:tab w:val="num" w:pos="5040"/>
+        </w:tabs>
+        <w:ind w:left="5040" w:hanging="360"/>
+      </w:pPr>
+      <w:rPr>
+        <w:rFonts w:ascii="Wingdings" w:hAnsi="Wingdings" w:hint="default"/>
+        <w:sz w:val="20"/>
+      </w:rPr>
+    </w:lvl>
+    <w:lvl w:ilvl="7" w:tentative="1">
+      <w:start w:val="1"/>
+      <w:numFmt w:val="bullet"/>
+      <w:lvlText w:val=""/>
+      <w:lvlJc w:val="left"/>
+      <w:pPr>
+        <w:tabs>
+          <w:tab w:val="num" w:pos="5760"/>
+        </w:tabs>
+        <w:ind w:left="5760" w:hanging="360"/>
+      </w:pPr>
+      <w:rPr>
+        <w:rFonts w:ascii="Wingdings" w:hAnsi="Wingdings" w:hint="default"/>
+        <w:sz w:val="20"/>
+      </w:rPr>
+    </w:lvl>
+    <w:lvl w:ilvl="8" w:tentative="1">
+      <w:start w:val="1"/>
+      <w:numFmt w:val="bullet"/>
+      <w:lvlText w:val=""/>
+      <w:lvlJc w:val="left"/>
+      <w:pPr>
+        <w:tabs>
+          <w:tab w:val="num" w:pos="6480"/>
+        </w:tabs>
+        <w:ind w:left="6480" w:hanging="360"/>
+      </w:pPr>
+      <w:rPr>
+        <w:rFonts w:ascii="Wingdings" w:hAnsi="Wingdings" w:hint="default"/>
+        <w:sz w:val="20"/>
+      </w:rPr>
+    </w:lvl>
+  </w:abstractNum>
+  <w:abstractNum w:abstractNumId="15" w15:restartNumberingAfterBreak="0">
+    <w:nsid w:val="3E9936BE"/>
+    <w:multiLevelType w:val="multilevel"/>
+    <w:tmpl w:val="AFB0A720"/>
+    <w:lvl w:ilvl="0">
+      <w:start w:val="1"/>
+      <w:numFmt w:val="bullet"/>
+      <w:lvlText w:val=""/>
+      <w:lvlJc w:val="left"/>
+      <w:pPr>
+        <w:tabs>
+          <w:tab w:val="num" w:pos="720"/>
+        </w:tabs>
+        <w:ind w:left="720" w:hanging="360"/>
+      </w:pPr>
+      <w:rPr>
+        <w:rFonts w:ascii="Symbol" w:hAnsi="Symbol" w:hint="default"/>
+        <w:sz w:val="20"/>
+      </w:rPr>
+    </w:lvl>
+    <w:lvl w:ilvl="1" w:tentative="1">
+      <w:start w:val="1"/>
+      <w:numFmt w:val="bullet"/>
+      <w:lvlText w:val="o"/>
+      <w:lvlJc w:val="left"/>
+      <w:pPr>
+        <w:tabs>
+          <w:tab w:val="num" w:pos="1440"/>
+        </w:tabs>
+        <w:ind w:left="1440" w:hanging="360"/>
+      </w:pPr>
+      <w:rPr>
+        <w:rFonts w:ascii="Courier New" w:hAnsi="Courier New" w:hint="default"/>
+        <w:sz w:val="20"/>
+      </w:rPr>
+    </w:lvl>
+    <w:lvl w:ilvl="2" w:tentative="1">
+      <w:start w:val="1"/>
+      <w:numFmt w:val="bullet"/>
+      <w:lvlText w:val=""/>
+      <w:lvlJc w:val="left"/>
+      <w:pPr>
+        <w:tabs>
+          <w:tab w:val="num" w:pos="2160"/>
+        </w:tabs>
+        <w:ind w:left="2160" w:hanging="360"/>
+      </w:pPr>
+      <w:rPr>
+        <w:rFonts w:ascii="Wingdings" w:hAnsi="Wingdings" w:hint="default"/>
+        <w:sz w:val="20"/>
+      </w:rPr>
+    </w:lvl>
+    <w:lvl w:ilvl="3" w:tentative="1">
+      <w:start w:val="1"/>
+      <w:numFmt w:val="bullet"/>
+      <w:lvlText w:val=""/>
+      <w:lvlJc w:val="left"/>
+      <w:pPr>
+        <w:tabs>
+          <w:tab w:val="num" w:pos="2880"/>
+        </w:tabs>
+        <w:ind w:left="2880" w:hanging="360"/>
+      </w:pPr>
+      <w:rPr>
+        <w:rFonts w:ascii="Wingdings" w:hAnsi="Wingdings" w:hint="default"/>
+        <w:sz w:val="20"/>
+      </w:rPr>
+    </w:lvl>
+    <w:lvl w:ilvl="4" w:tentative="1">
+      <w:start w:val="1"/>
+      <w:numFmt w:val="bullet"/>
+      <w:lvlText w:val=""/>
+      <w:lvlJc w:val="left"/>
+      <w:pPr>
+        <w:tabs>
+          <w:tab w:val="num" w:pos="3600"/>
+        </w:tabs>
+        <w:ind w:left="3600" w:hanging="360"/>
+      </w:pPr>
+      <w:rPr>
+        <w:rFonts w:ascii="Wingdings" w:hAnsi="Wingdings" w:hint="default"/>
+        <w:sz w:val="20"/>
+      </w:rPr>
+    </w:lvl>
+    <w:lvl w:ilvl="5" w:tentative="1">
+      <w:start w:val="1"/>
+      <w:numFmt w:val="bullet"/>
+      <w:lvlText w:val=""/>
+      <w:lvlJc w:val="left"/>
+      <w:pPr>
+        <w:tabs>
+          <w:tab w:val="num" w:pos="4320"/>
+        </w:tabs>
+        <w:ind w:left="4320" w:hanging="360"/>
+      </w:pPr>
+      <w:rPr>
+        <w:rFonts w:ascii="Wingdings" w:hAnsi="Wingdings" w:hint="default"/>
+        <w:sz w:val="20"/>
+      </w:rPr>
+    </w:lvl>
+    <w:lvl w:ilvl="6" w:tentative="1">
+      <w:start w:val="1"/>
+      <w:numFmt w:val="bullet"/>
+      <w:lvlText w:val=""/>
+      <w:lvlJc w:val="left"/>
+      <w:pPr>
+        <w:tabs>
+          <w:tab w:val="num" w:pos="5040"/>
+        </w:tabs>
+        <w:ind w:left="5040" w:hanging="360"/>
+      </w:pPr>
+      <w:rPr>
+        <w:rFonts w:ascii="Wingdings" w:hAnsi="Wingdings" w:hint="default"/>
+        <w:sz w:val="20"/>
+      </w:rPr>
+    </w:lvl>
+    <w:lvl w:ilvl="7" w:tentative="1">
+      <w:start w:val="1"/>
+      <w:numFmt w:val="bullet"/>
+      <w:lvlText w:val=""/>
+      <w:lvlJc w:val="left"/>
+      <w:pPr>
+        <w:tabs>
+          <w:tab w:val="num" w:pos="5760"/>
+        </w:tabs>
+        <w:ind w:left="5760" w:hanging="360"/>
+      </w:pPr>
+      <w:rPr>
+        <w:rFonts w:ascii="Wingdings" w:hAnsi="Wingdings" w:hint="default"/>
+        <w:sz w:val="20"/>
+      </w:rPr>
+    </w:lvl>
+    <w:lvl w:ilvl="8" w:tentative="1">
+      <w:start w:val="1"/>
+      <w:numFmt w:val="bullet"/>
+      <w:lvlText w:val=""/>
+      <w:lvlJc w:val="left"/>
+      <w:pPr>
+        <w:tabs>
+          <w:tab w:val="num" w:pos="6480"/>
+        </w:tabs>
+        <w:ind w:left="6480" w:hanging="360"/>
+      </w:pPr>
+      <w:rPr>
+        <w:rFonts w:ascii="Wingdings" w:hAnsi="Wingdings" w:hint="default"/>
+        <w:sz w:val="20"/>
+      </w:rPr>
+    </w:lvl>
+  </w:abstractNum>
+  <w:abstractNum w:abstractNumId="16" w15:restartNumberingAfterBreak="0">
+    <w:nsid w:val="3FA44817"/>
+    <w:multiLevelType w:val="multilevel"/>
+    <w:tmpl w:val="A7062B84"/>
+    <w:lvl w:ilvl="0">
+      <w:start w:val="1"/>
+      <w:numFmt w:val="bullet"/>
+      <w:lvlText w:val=""/>
+      <w:lvlJc w:val="left"/>
+      <w:pPr>
+        <w:tabs>
+          <w:tab w:val="num" w:pos="720"/>
+        </w:tabs>
+        <w:ind w:left="720" w:hanging="360"/>
+      </w:pPr>
+      <w:rPr>
+        <w:rFonts w:ascii="Symbol" w:hAnsi="Symbol" w:hint="default"/>
+        <w:sz w:val="20"/>
+      </w:rPr>
+    </w:lvl>
+    <w:lvl w:ilvl="1" w:tentative="1">
+      <w:start w:val="1"/>
+      <w:numFmt w:val="bullet"/>
+      <w:lvlText w:val="o"/>
+      <w:lvlJc w:val="left"/>
+      <w:pPr>
+        <w:tabs>
+          <w:tab w:val="num" w:pos="1440"/>
+        </w:tabs>
+        <w:ind w:left="1440" w:hanging="360"/>
+      </w:pPr>
+      <w:rPr>
+        <w:rFonts w:ascii="Courier New" w:hAnsi="Courier New" w:hint="default"/>
+        <w:sz w:val="20"/>
+      </w:rPr>
+    </w:lvl>
+    <w:lvl w:ilvl="2" w:tentative="1">
+      <w:start w:val="1"/>
+      <w:numFmt w:val="bullet"/>
+      <w:lvlText w:val=""/>
+      <w:lvlJc w:val="left"/>
+      <w:pPr>
+        <w:tabs>
+          <w:tab w:val="num" w:pos="2160"/>
+        </w:tabs>
+        <w:ind w:left="2160" w:hanging="360"/>
+      </w:pPr>
+      <w:rPr>
+        <w:rFonts w:ascii="Wingdings" w:hAnsi="Wingdings" w:hint="default"/>
+        <w:sz w:val="20"/>
+      </w:rPr>
+    </w:lvl>
+    <w:lvl w:ilvl="3" w:tentative="1">
+      <w:start w:val="1"/>
+      <w:numFmt w:val="bullet"/>
+      <w:lvlText w:val=""/>
+      <w:lvlJc w:val="left"/>
+      <w:pPr>
+        <w:tabs>
+          <w:tab w:val="num" w:pos="2880"/>
+        </w:tabs>
+        <w:ind w:left="2880" w:hanging="360"/>
+      </w:pPr>
+      <w:rPr>
+        <w:rFonts w:ascii="Wingdings" w:hAnsi="Wingdings" w:hint="default"/>
+        <w:sz w:val="20"/>
+      </w:rPr>
+    </w:lvl>
+    <w:lvl w:ilvl="4" w:tentative="1">
+      <w:start w:val="1"/>
+      <w:numFmt w:val="bullet"/>
+      <w:lvlText w:val=""/>
+      <w:lvlJc w:val="left"/>
+      <w:pPr>
+        <w:tabs>
+          <w:tab w:val="num" w:pos="3600"/>
+        </w:tabs>
+        <w:ind w:left="3600" w:hanging="360"/>
+      </w:pPr>
+      <w:rPr>
+        <w:rFonts w:ascii="Wingdings" w:hAnsi="Wingdings" w:hint="default"/>
+        <w:sz w:val="20"/>
+      </w:rPr>
+    </w:lvl>
+    <w:lvl w:ilvl="5" w:tentative="1">
+      <w:start w:val="1"/>
+      <w:numFmt w:val="bullet"/>
+      <w:lvlText w:val=""/>
+      <w:lvlJc w:val="left"/>
+      <w:pPr>
+        <w:tabs>
+          <w:tab w:val="num" w:pos="4320"/>
+        </w:tabs>
+        <w:ind w:left="4320" w:hanging="360"/>
+      </w:pPr>
+      <w:rPr>
+        <w:rFonts w:ascii="Wingdings" w:hAnsi="Wingdings" w:hint="default"/>
+        <w:sz w:val="20"/>
+      </w:rPr>
+    </w:lvl>
+    <w:lvl w:ilvl="6" w:tentative="1">
+      <w:start w:val="1"/>
+      <w:numFmt w:val="bullet"/>
+      <w:lvlText w:val=""/>
+      <w:lvlJc w:val="left"/>
+      <w:pPr>
+        <w:tabs>
+          <w:tab w:val="num" w:pos="5040"/>
+        </w:tabs>
+        <w:ind w:left="5040" w:hanging="360"/>
+      </w:pPr>
+      <w:rPr>
+        <w:rFonts w:ascii="Wingdings" w:hAnsi="Wingdings" w:hint="default"/>
+        <w:sz w:val="20"/>
+      </w:rPr>
+    </w:lvl>
+    <w:lvl w:ilvl="7" w:tentative="1">
+      <w:start w:val="1"/>
+      <w:numFmt w:val="bullet"/>
+      <w:lvlText w:val=""/>
+      <w:lvlJc w:val="left"/>
+      <w:pPr>
+        <w:tabs>
+          <w:tab w:val="num" w:pos="5760"/>
+        </w:tabs>
+        <w:ind w:left="5760" w:hanging="360"/>
+      </w:pPr>
+      <w:rPr>
+        <w:rFonts w:ascii="Wingdings" w:hAnsi="Wingdings" w:hint="default"/>
+        <w:sz w:val="20"/>
+      </w:rPr>
+    </w:lvl>
+    <w:lvl w:ilvl="8" w:tentative="1">
+      <w:start w:val="1"/>
+      <w:numFmt w:val="bullet"/>
+      <w:lvlText w:val=""/>
+      <w:lvlJc w:val="left"/>
+      <w:pPr>
+        <w:tabs>
+          <w:tab w:val="num" w:pos="6480"/>
+        </w:tabs>
+        <w:ind w:left="6480" w:hanging="360"/>
+      </w:pPr>
+      <w:rPr>
+        <w:rFonts w:ascii="Wingdings" w:hAnsi="Wingdings" w:hint="default"/>
+        <w:sz w:val="20"/>
+      </w:rPr>
+    </w:lvl>
+  </w:abstractNum>
+  <w:abstractNum w:abstractNumId="17" w15:restartNumberingAfterBreak="0">
+    <w:nsid w:val="4014044E"/>
+    <w:multiLevelType w:val="multilevel"/>
+    <w:tmpl w:val="C9BCE070"/>
+    <w:lvl w:ilvl="0">
+      <w:start w:val="1"/>
+      <w:numFmt w:val="bullet"/>
+      <w:lvlText w:val=""/>
+      <w:lvlJc w:val="left"/>
+      <w:pPr>
+        <w:tabs>
+          <w:tab w:val="num" w:pos="720"/>
+        </w:tabs>
+        <w:ind w:left="720" w:hanging="360"/>
+      </w:pPr>
+      <w:rPr>
+        <w:rFonts w:ascii="Symbol" w:hAnsi="Symbol" w:hint="default"/>
+        <w:sz w:val="20"/>
+      </w:rPr>
+    </w:lvl>
+    <w:lvl w:ilvl="1" w:tentative="1">
+      <w:start w:val="1"/>
+      <w:numFmt w:val="bullet"/>
+      <w:lvlText w:val="o"/>
+      <w:lvlJc w:val="left"/>
+      <w:pPr>
+        <w:tabs>
+          <w:tab w:val="num" w:pos="1440"/>
+        </w:tabs>
+        <w:ind w:left="1440" w:hanging="360"/>
+      </w:pPr>
+      <w:rPr>
+        <w:rFonts w:ascii="Courier New" w:hAnsi="Courier New" w:hint="default"/>
+        <w:sz w:val="20"/>
+      </w:rPr>
+    </w:lvl>
+    <w:lvl w:ilvl="2" w:tentative="1">
+      <w:start w:val="1"/>
+      <w:numFmt w:val="bullet"/>
+      <w:lvlText w:val=""/>
+      <w:lvlJc w:val="left"/>
+      <w:pPr>
+        <w:tabs>
+          <w:tab w:val="num" w:pos="2160"/>
+        </w:tabs>
+        <w:ind w:left="2160" w:hanging="360"/>
+      </w:pPr>
+      <w:rPr>
+        <w:rFonts w:ascii="Wingdings" w:hAnsi="Wingdings" w:hint="default"/>
+        <w:sz w:val="20"/>
+      </w:rPr>
+    </w:lvl>
+    <w:lvl w:ilvl="3" w:tentative="1">
+      <w:start w:val="1"/>
+      <w:numFmt w:val="bullet"/>
+      <w:lvlText w:val=""/>
+      <w:lvlJc w:val="left"/>
+      <w:pPr>
+        <w:tabs>
+          <w:tab w:val="num" w:pos="2880"/>
+        </w:tabs>
+        <w:ind w:left="2880" w:hanging="360"/>
+      </w:pPr>
+      <w:rPr>
+        <w:rFonts w:ascii="Wingdings" w:hAnsi="Wingdings" w:hint="default"/>
+        <w:sz w:val="20"/>
+      </w:rPr>
+    </w:lvl>
+    <w:lvl w:ilvl="4" w:tentative="1">
+      <w:start w:val="1"/>
+      <w:numFmt w:val="bullet"/>
+      <w:lvlText w:val=""/>
+      <w:lvlJc w:val="left"/>
+      <w:pPr>
+        <w:tabs>
+          <w:tab w:val="num" w:pos="3600"/>
+        </w:tabs>
+        <w:ind w:left="3600" w:hanging="360"/>
+      </w:pPr>
+      <w:rPr>
+        <w:rFonts w:ascii="Wingdings" w:hAnsi="Wingdings" w:hint="default"/>
+        <w:sz w:val="20"/>
+      </w:rPr>
+    </w:lvl>
+    <w:lvl w:ilvl="5" w:tentative="1">
+      <w:start w:val="1"/>
+      <w:numFmt w:val="bullet"/>
+      <w:lvlText w:val=""/>
+      <w:lvlJc w:val="left"/>
+      <w:pPr>
+        <w:tabs>
+          <w:tab w:val="num" w:pos="4320"/>
+        </w:tabs>
+        <w:ind w:left="4320" w:hanging="360"/>
+      </w:pPr>
+      <w:rPr>
+        <w:rFonts w:ascii="Wingdings" w:hAnsi="Wingdings" w:hint="default"/>
+        <w:sz w:val="20"/>
+      </w:rPr>
+    </w:lvl>
+    <w:lvl w:ilvl="6" w:tentative="1">
+      <w:start w:val="1"/>
+      <w:numFmt w:val="bullet"/>
+      <w:lvlText w:val=""/>
+      <w:lvlJc w:val="left"/>
+      <w:pPr>
+        <w:tabs>
+          <w:tab w:val="num" w:pos="5040"/>
+        </w:tabs>
+        <w:ind w:left="5040" w:hanging="360"/>
+      </w:pPr>
+      <w:rPr>
+        <w:rFonts w:ascii="Wingdings" w:hAnsi="Wingdings" w:hint="default"/>
+        <w:sz w:val="20"/>
+      </w:rPr>
+    </w:lvl>
+    <w:lvl w:ilvl="7" w:tentative="1">
+      <w:start w:val="1"/>
+      <w:numFmt w:val="bullet"/>
+      <w:lvlText w:val=""/>
+      <w:lvlJc w:val="left"/>
+      <w:pPr>
+        <w:tabs>
+          <w:tab w:val="num" w:pos="5760"/>
+        </w:tabs>
+        <w:ind w:left="5760" w:hanging="360"/>
+      </w:pPr>
+      <w:rPr>
+        <w:rFonts w:ascii="Wingdings" w:hAnsi="Wingdings" w:hint="default"/>
+        <w:sz w:val="20"/>
+      </w:rPr>
+    </w:lvl>
+    <w:lvl w:ilvl="8" w:tentative="1">
+      <w:start w:val="1"/>
+      <w:numFmt w:val="bullet"/>
+      <w:lvlText w:val=""/>
+      <w:lvlJc w:val="left"/>
+      <w:pPr>
+        <w:tabs>
+          <w:tab w:val="num" w:pos="6480"/>
+        </w:tabs>
+        <w:ind w:left="6480" w:hanging="360"/>
+      </w:pPr>
+      <w:rPr>
+        <w:rFonts w:ascii="Wingdings" w:hAnsi="Wingdings" w:hint="default"/>
+        <w:sz w:val="20"/>
+      </w:rPr>
+    </w:lvl>
+  </w:abstractNum>
+  <w:abstractNum w:abstractNumId="18" w15:restartNumberingAfterBreak="0">
+    <w:nsid w:val="41FB69ED"/>
+    <w:multiLevelType w:val="multilevel"/>
+    <w:tmpl w:val="0F8AA1E6"/>
+    <w:lvl w:ilvl="0">
+      <w:start w:val="1"/>
+      <w:numFmt w:val="bullet"/>
+      <w:lvlText w:val=""/>
+      <w:lvlJc w:val="left"/>
+      <w:pPr>
+        <w:tabs>
+          <w:tab w:val="num" w:pos="720"/>
+        </w:tabs>
+        <w:ind w:left="720" w:hanging="360"/>
+      </w:pPr>
+      <w:rPr>
+        <w:rFonts w:ascii="Symbol" w:hAnsi="Symbol" w:hint="default"/>
+        <w:sz w:val="20"/>
+      </w:rPr>
+    </w:lvl>
+    <w:lvl w:ilvl="1">
+      <w:start w:val="1"/>
+      <w:numFmt w:val="bullet"/>
+      <w:lvlText w:val="o"/>
+      <w:lvlJc w:val="left"/>
+      <w:pPr>
+        <w:tabs>
+          <w:tab w:val="num" w:pos="1440"/>
+        </w:tabs>
+        <w:ind w:left="1440" w:hanging="360"/>
+      </w:pPr>
+      <w:rPr>
+        <w:rFonts w:ascii="Courier New" w:hAnsi="Courier New" w:hint="default"/>
+        <w:sz w:val="20"/>
+      </w:rPr>
+    </w:lvl>
+    <w:lvl w:ilvl="2" w:tentative="1">
+      <w:start w:val="1"/>
+      <w:numFmt w:val="bullet"/>
+      <w:lvlText w:val=""/>
+      <w:lvlJc w:val="left"/>
+      <w:pPr>
+        <w:tabs>
+          <w:tab w:val="num" w:pos="2160"/>
+        </w:tabs>
+        <w:ind w:left="2160" w:hanging="360"/>
+      </w:pPr>
+      <w:rPr>
+        <w:rFonts w:ascii="Wingdings" w:hAnsi="Wingdings" w:hint="default"/>
+        <w:sz w:val="20"/>
+      </w:rPr>
+    </w:lvl>
+    <w:lvl w:ilvl="3" w:tentative="1">
+      <w:start w:val="1"/>
+      <w:numFmt w:val="bullet"/>
+      <w:lvlText w:val=""/>
+      <w:lvlJc w:val="left"/>
+      <w:pPr>
+        <w:tabs>
+          <w:tab w:val="num" w:pos="2880"/>
+        </w:tabs>
+        <w:ind w:left="2880" w:hanging="360"/>
+      </w:pPr>
+      <w:rPr>
+        <w:rFonts w:ascii="Wingdings" w:hAnsi="Wingdings" w:hint="default"/>
+        <w:sz w:val="20"/>
+      </w:rPr>
+    </w:lvl>
+    <w:lvl w:ilvl="4" w:tentative="1">
+      <w:start w:val="1"/>
+      <w:numFmt w:val="bullet"/>
+      <w:lvlText w:val=""/>
+      <w:lvlJc w:val="left"/>
+      <w:pPr>
+        <w:tabs>
+          <w:tab w:val="num" w:pos="3600"/>
+        </w:tabs>
+        <w:ind w:left="3600" w:hanging="360"/>
+      </w:pPr>
+      <w:rPr>
+        <w:rFonts w:ascii="Wingdings" w:hAnsi="Wingdings" w:hint="default"/>
+        <w:sz w:val="20"/>
+      </w:rPr>
+    </w:lvl>
+    <w:lvl w:ilvl="5" w:tentative="1">
+      <w:start w:val="1"/>
+      <w:numFmt w:val="bullet"/>
+      <w:lvlText w:val=""/>
+      <w:lvlJc w:val="left"/>
+      <w:pPr>
+        <w:tabs>
+          <w:tab w:val="num" w:pos="4320"/>
+        </w:tabs>
+        <w:ind w:left="4320" w:hanging="360"/>
+      </w:pPr>
+      <w:rPr>
+        <w:rFonts w:ascii="Wingdings" w:hAnsi="Wingdings" w:hint="default"/>
+        <w:sz w:val="20"/>
+      </w:rPr>
+    </w:lvl>
+    <w:lvl w:ilvl="6" w:tentative="1">
+      <w:start w:val="1"/>
+      <w:numFmt w:val="bullet"/>
+      <w:lvlText w:val=""/>
+      <w:lvlJc w:val="left"/>
+      <w:pPr>
+        <w:tabs>
+          <w:tab w:val="num" w:pos="5040"/>
+        </w:tabs>
+        <w:ind w:left="5040" w:hanging="360"/>
+      </w:pPr>
+      <w:rPr>
+        <w:rFonts w:ascii="Wingdings" w:hAnsi="Wingdings" w:hint="default"/>
+        <w:sz w:val="20"/>
+      </w:rPr>
+    </w:lvl>
+    <w:lvl w:ilvl="7" w:tentative="1">
+      <w:start w:val="1"/>
+      <w:numFmt w:val="bullet"/>
+      <w:lvlText w:val=""/>
+      <w:lvlJc w:val="left"/>
+      <w:pPr>
+        <w:tabs>
+          <w:tab w:val="num" w:pos="5760"/>
+        </w:tabs>
+        <w:ind w:left="5760" w:hanging="360"/>
+      </w:pPr>
+      <w:rPr>
+        <w:rFonts w:ascii="Wingdings" w:hAnsi="Wingdings" w:hint="default"/>
+        <w:sz w:val="20"/>
+      </w:rPr>
+    </w:lvl>
+    <w:lvl w:ilvl="8" w:tentative="1">
+      <w:start w:val="1"/>
+      <w:numFmt w:val="bullet"/>
+      <w:lvlText w:val=""/>
+      <w:lvlJc w:val="left"/>
+      <w:pPr>
+        <w:tabs>
+          <w:tab w:val="num" w:pos="6480"/>
+        </w:tabs>
+        <w:ind w:left="6480" w:hanging="360"/>
+      </w:pPr>
+      <w:rPr>
+        <w:rFonts w:ascii="Wingdings" w:hAnsi="Wingdings" w:hint="default"/>
+        <w:sz w:val="20"/>
+      </w:rPr>
+    </w:lvl>
+  </w:abstractNum>
+  <w:abstractNum w:abstractNumId="19" w15:restartNumberingAfterBreak="0">
+    <w:nsid w:val="45D65D66"/>
+    <w:multiLevelType w:val="multilevel"/>
+    <w:tmpl w:val="D34C8C56"/>
+    <w:lvl w:ilvl="0">
+      <w:start w:val="1"/>
+      <w:numFmt w:val="bullet"/>
+      <w:lvlText w:val=""/>
+      <w:lvlJc w:val="left"/>
+      <w:pPr>
+        <w:tabs>
+          <w:tab w:val="num" w:pos="720"/>
+        </w:tabs>
+        <w:ind w:left="720" w:hanging="360"/>
+      </w:pPr>
+      <w:rPr>
+        <w:rFonts w:ascii="Symbol" w:hAnsi="Symbol" w:hint="default"/>
+        <w:sz w:val="20"/>
+      </w:rPr>
+    </w:lvl>
+    <w:lvl w:ilvl="1" w:tentative="1">
+      <w:start w:val="1"/>
+      <w:numFmt w:val="bullet"/>
+      <w:lvlText w:val="o"/>
+      <w:lvlJc w:val="left"/>
+      <w:pPr>
+        <w:tabs>
+          <w:tab w:val="num" w:pos="1440"/>
+        </w:tabs>
+        <w:ind w:left="1440" w:hanging="360"/>
+      </w:pPr>
+      <w:rPr>
+        <w:rFonts w:ascii="Courier New" w:hAnsi="Courier New" w:hint="default"/>
+        <w:sz w:val="20"/>
+      </w:rPr>
+    </w:lvl>
+    <w:lvl w:ilvl="2" w:tentative="1">
+      <w:start w:val="1"/>
+      <w:numFmt w:val="bullet"/>
+      <w:lvlText w:val=""/>
+      <w:lvlJc w:val="left"/>
+      <w:pPr>
+        <w:tabs>
+          <w:tab w:val="num" w:pos="2160"/>
+        </w:tabs>
+        <w:ind w:left="2160" w:hanging="360"/>
+      </w:pPr>
+      <w:rPr>
+        <w:rFonts w:ascii="Wingdings" w:hAnsi="Wingdings" w:hint="default"/>
+        <w:sz w:val="20"/>
+      </w:rPr>
+    </w:lvl>
+    <w:lvl w:ilvl="3" w:tentative="1">
+      <w:start w:val="1"/>
+      <w:numFmt w:val="bullet"/>
+      <w:lvlText w:val=""/>
+      <w:lvlJc w:val="left"/>
+      <w:pPr>
+        <w:tabs>
+          <w:tab w:val="num" w:pos="2880"/>
+        </w:tabs>
+        <w:ind w:left="2880" w:hanging="360"/>
+      </w:pPr>
+      <w:rPr>
+        <w:rFonts w:ascii="Wingdings" w:hAnsi="Wingdings" w:hint="default"/>
+        <w:sz w:val="20"/>
+      </w:rPr>
+    </w:lvl>
+    <w:lvl w:ilvl="4" w:tentative="1">
+      <w:start w:val="1"/>
+      <w:numFmt w:val="bullet"/>
+      <w:lvlText w:val=""/>
+      <w:lvlJc w:val="left"/>
+      <w:pPr>
+        <w:tabs>
+          <w:tab w:val="num" w:pos="3600"/>
+        </w:tabs>
+        <w:ind w:left="3600" w:hanging="360"/>
+      </w:pPr>
+      <w:rPr>
+        <w:rFonts w:ascii="Wingdings" w:hAnsi="Wingdings" w:hint="default"/>
+        <w:sz w:val="20"/>
+      </w:rPr>
+    </w:lvl>
+    <w:lvl w:ilvl="5" w:tentative="1">
+      <w:start w:val="1"/>
+      <w:numFmt w:val="bullet"/>
+      <w:lvlText w:val=""/>
+      <w:lvlJc w:val="left"/>
+      <w:pPr>
+        <w:tabs>
+          <w:tab w:val="num" w:pos="4320"/>
+        </w:tabs>
+        <w:ind w:left="4320" w:hanging="360"/>
+      </w:pPr>
+      <w:rPr>
+        <w:rFonts w:ascii="Wingdings" w:hAnsi="Wingdings" w:hint="default"/>
+        <w:sz w:val="20"/>
+      </w:rPr>
+    </w:lvl>
+    <w:lvl w:ilvl="6" w:tentative="1">
+      <w:start w:val="1"/>
+      <w:numFmt w:val="bullet"/>
+      <w:lvlText w:val=""/>
+      <w:lvlJc w:val="left"/>
+      <w:pPr>
+        <w:tabs>
+          <w:tab w:val="num" w:pos="5040"/>
+        </w:tabs>
+        <w:ind w:left="5040" w:hanging="360"/>
+      </w:pPr>
+      <w:rPr>
+        <w:rFonts w:ascii="Wingdings" w:hAnsi="Wingdings" w:hint="default"/>
+        <w:sz w:val="20"/>
+      </w:rPr>
+    </w:lvl>
+    <w:lvl w:ilvl="7" w:tentative="1">
+      <w:start w:val="1"/>
+      <w:numFmt w:val="bullet"/>
+      <w:lvlText w:val=""/>
+      <w:lvlJc w:val="left"/>
+      <w:pPr>
+        <w:tabs>
+          <w:tab w:val="num" w:pos="5760"/>
+        </w:tabs>
+        <w:ind w:left="5760" w:hanging="360"/>
+      </w:pPr>
+      <w:rPr>
+        <w:rFonts w:ascii="Wingdings" w:hAnsi="Wingdings" w:hint="default"/>
+        <w:sz w:val="20"/>
+      </w:rPr>
+    </w:lvl>
+    <w:lvl w:ilvl="8" w:tentative="1">
+      <w:start w:val="1"/>
+      <w:numFmt w:val="bullet"/>
+      <w:lvlText w:val=""/>
+      <w:lvlJc w:val="left"/>
+      <w:pPr>
+        <w:tabs>
+          <w:tab w:val="num" w:pos="6480"/>
+        </w:tabs>
+        <w:ind w:left="6480" w:hanging="360"/>
+      </w:pPr>
+      <w:rPr>
+        <w:rFonts w:ascii="Wingdings" w:hAnsi="Wingdings" w:hint="default"/>
+        <w:sz w:val="20"/>
+      </w:rPr>
+    </w:lvl>
+  </w:abstractNum>
+  <w:abstractNum w:abstractNumId="20" w15:restartNumberingAfterBreak="0">
+    <w:nsid w:val="46CD7B76"/>
+    <w:multiLevelType w:val="multilevel"/>
+    <w:tmpl w:val="3C1A291C"/>
+    <w:lvl w:ilvl="0">
+      <w:start w:val="1"/>
+      <w:numFmt w:val="bullet"/>
+      <w:lvlText w:val=""/>
+      <w:lvlJc w:val="left"/>
+      <w:pPr>
+        <w:tabs>
+          <w:tab w:val="num" w:pos="720"/>
+        </w:tabs>
+        <w:ind w:left="720" w:hanging="360"/>
+      </w:pPr>
+      <w:rPr>
+        <w:rFonts w:ascii="Symbol" w:hAnsi="Symbol" w:hint="default"/>
+        <w:sz w:val="20"/>
+      </w:rPr>
+    </w:lvl>
+    <w:lvl w:ilvl="1" w:tentative="1">
+      <w:start w:val="1"/>
+      <w:numFmt w:val="bullet"/>
+      <w:lvlText w:val="o"/>
+      <w:lvlJc w:val="left"/>
+      <w:pPr>
+        <w:tabs>
+          <w:tab w:val="num" w:pos="1440"/>
+        </w:tabs>
+        <w:ind w:left="1440" w:hanging="360"/>
+      </w:pPr>
+      <w:rPr>
+        <w:rFonts w:ascii="Courier New" w:hAnsi="Courier New" w:hint="default"/>
+        <w:sz w:val="20"/>
+      </w:rPr>
+    </w:lvl>
+    <w:lvl w:ilvl="2" w:tentative="1">
+      <w:start w:val="1"/>
+      <w:numFmt w:val="bullet"/>
+      <w:lvlText w:val=""/>
+      <w:lvlJc w:val="left"/>
+      <w:pPr>
+        <w:tabs>
+          <w:tab w:val="num" w:pos="2160"/>
+        </w:tabs>
+        <w:ind w:left="2160" w:hanging="360"/>
+      </w:pPr>
+      <w:rPr>
+        <w:rFonts w:ascii="Wingdings" w:hAnsi="Wingdings" w:hint="default"/>
+        <w:sz w:val="20"/>
+      </w:rPr>
+    </w:lvl>
+    <w:lvl w:ilvl="3" w:tentative="1">
+      <w:start w:val="1"/>
+      <w:numFmt w:val="bullet"/>
+      <w:lvlText w:val=""/>
+      <w:lvlJc w:val="left"/>
+      <w:pPr>
+        <w:tabs>
+          <w:tab w:val="num" w:pos="2880"/>
+        </w:tabs>
+        <w:ind w:left="2880" w:hanging="360"/>
+      </w:pPr>
+      <w:rPr>
+        <w:rFonts w:ascii="Wingdings" w:hAnsi="Wingdings" w:hint="default"/>
+        <w:sz w:val="20"/>
+      </w:rPr>
+    </w:lvl>
+    <w:lvl w:ilvl="4" w:tentative="1">
+      <w:start w:val="1"/>
+      <w:numFmt w:val="bullet"/>
+      <w:lvlText w:val=""/>
+      <w:lvlJc w:val="left"/>
+      <w:pPr>
+        <w:tabs>
+          <w:tab w:val="num" w:pos="3600"/>
+        </w:tabs>
+        <w:ind w:left="3600" w:hanging="360"/>
+      </w:pPr>
+      <w:rPr>
+        <w:rFonts w:ascii="Wingdings" w:hAnsi="Wingdings" w:hint="default"/>
+        <w:sz w:val="20"/>
+      </w:rPr>
+    </w:lvl>
+    <w:lvl w:ilvl="5" w:tentative="1">
+      <w:start w:val="1"/>
+      <w:numFmt w:val="bullet"/>
+      <w:lvlText w:val=""/>
+      <w:lvlJc w:val="left"/>
+      <w:pPr>
+        <w:tabs>
+          <w:tab w:val="num" w:pos="4320"/>
+        </w:tabs>
+        <w:ind w:left="4320" w:hanging="360"/>
+      </w:pPr>
+      <w:rPr>
+        <w:rFonts w:ascii="Wingdings" w:hAnsi="Wingdings" w:hint="default"/>
+        <w:sz w:val="20"/>
+      </w:rPr>
+    </w:lvl>
+    <w:lvl w:ilvl="6" w:tentative="1">
+      <w:start w:val="1"/>
+      <w:numFmt w:val="bullet"/>
+      <w:lvlText w:val=""/>
+      <w:lvlJc w:val="left"/>
+      <w:pPr>
+        <w:tabs>
+          <w:tab w:val="num" w:pos="5040"/>
+        </w:tabs>
+        <w:ind w:left="5040" w:hanging="360"/>
+      </w:pPr>
+      <w:rPr>
+        <w:rFonts w:ascii="Wingdings" w:hAnsi="Wingdings" w:hint="default"/>
+        <w:sz w:val="20"/>
+      </w:rPr>
+    </w:lvl>
+    <w:lvl w:ilvl="7" w:tentative="1">
+      <w:start w:val="1"/>
+      <w:numFmt w:val="bullet"/>
+      <w:lvlText w:val=""/>
+      <w:lvlJc w:val="left"/>
+      <w:pPr>
+        <w:tabs>
+          <w:tab w:val="num" w:pos="5760"/>
+        </w:tabs>
+        <w:ind w:left="5760" w:hanging="360"/>
+      </w:pPr>
+      <w:rPr>
+        <w:rFonts w:ascii="Wingdings" w:hAnsi="Wingdings" w:hint="default"/>
+        <w:sz w:val="20"/>
+      </w:rPr>
+    </w:lvl>
+    <w:lvl w:ilvl="8" w:tentative="1">
+      <w:start w:val="1"/>
+      <w:numFmt w:val="bullet"/>
+      <w:lvlText w:val=""/>
+      <w:lvlJc w:val="left"/>
+      <w:pPr>
+        <w:tabs>
+          <w:tab w:val="num" w:pos="6480"/>
+        </w:tabs>
+        <w:ind w:left="6480" w:hanging="360"/>
+      </w:pPr>
+      <w:rPr>
+        <w:rFonts w:ascii="Wingdings" w:hAnsi="Wingdings" w:hint="default"/>
+        <w:sz w:val="20"/>
+      </w:rPr>
+    </w:lvl>
+  </w:abstractNum>
+  <w:abstractNum w:abstractNumId="21" w15:restartNumberingAfterBreak="0">
+    <w:nsid w:val="47B1060C"/>
+    <w:multiLevelType w:val="multilevel"/>
+    <w:tmpl w:val="2EC23284"/>
+    <w:lvl w:ilvl="0">
+      <w:start w:val="1"/>
+      <w:numFmt w:val="bullet"/>
+      <w:lvlText w:val=""/>
+      <w:lvlJc w:val="left"/>
+      <w:pPr>
+        <w:tabs>
+          <w:tab w:val="num" w:pos="720"/>
+        </w:tabs>
+        <w:ind w:left="720" w:hanging="360"/>
+      </w:pPr>
+      <w:rPr>
+        <w:rFonts w:ascii="Symbol" w:hAnsi="Symbol" w:hint="default"/>
+        <w:sz w:val="20"/>
+      </w:rPr>
+    </w:lvl>
+    <w:lvl w:ilvl="1" w:tentative="1">
+      <w:start w:val="1"/>
+      <w:numFmt w:val="bullet"/>
+      <w:lvlText w:val="o"/>
+      <w:lvlJc w:val="left"/>
+      <w:pPr>
+        <w:tabs>
+          <w:tab w:val="num" w:pos="1440"/>
+        </w:tabs>
+        <w:ind w:left="1440" w:hanging="360"/>
+      </w:pPr>
+      <w:rPr>
+        <w:rFonts w:ascii="Courier New" w:hAnsi="Courier New" w:hint="default"/>
+        <w:sz w:val="20"/>
+      </w:rPr>
+    </w:lvl>
+    <w:lvl w:ilvl="2" w:tentative="1">
+      <w:start w:val="1"/>
+      <w:numFmt w:val="bullet"/>
+      <w:lvlText w:val=""/>
+      <w:lvlJc w:val="left"/>
+      <w:pPr>
+        <w:tabs>
+          <w:tab w:val="num" w:pos="2160"/>
+        </w:tabs>
+        <w:ind w:left="2160" w:hanging="360"/>
+      </w:pPr>
+      <w:rPr>
+        <w:rFonts w:ascii="Wingdings" w:hAnsi="Wingdings" w:hint="default"/>
+        <w:sz w:val="20"/>
+      </w:rPr>
+    </w:lvl>
+    <w:lvl w:ilvl="3" w:tentative="1">
+      <w:start w:val="1"/>
+      <w:numFmt w:val="bullet"/>
+      <w:lvlText w:val=""/>
+      <w:lvlJc w:val="left"/>
+      <w:pPr>
+        <w:tabs>
+          <w:tab w:val="num" w:pos="2880"/>
+        </w:tabs>
+        <w:ind w:left="2880" w:hanging="360"/>
+      </w:pPr>
+      <w:rPr>
+        <w:rFonts w:ascii="Wingdings" w:hAnsi="Wingdings" w:hint="default"/>
+        <w:sz w:val="20"/>
+      </w:rPr>
+    </w:lvl>
+    <w:lvl w:ilvl="4" w:tentative="1">
+      <w:start w:val="1"/>
+      <w:numFmt w:val="bullet"/>
+      <w:lvlText w:val=""/>
+      <w:lvlJc w:val="left"/>
+      <w:pPr>
+        <w:tabs>
+          <w:tab w:val="num" w:pos="3600"/>
+        </w:tabs>
+        <w:ind w:left="3600" w:hanging="360"/>
+      </w:pPr>
+      <w:rPr>
+        <w:rFonts w:ascii="Wingdings" w:hAnsi="Wingdings" w:hint="default"/>
+        <w:sz w:val="20"/>
+      </w:rPr>
+    </w:lvl>
+    <w:lvl w:ilvl="5" w:tentative="1">
+      <w:start w:val="1"/>
+      <w:numFmt w:val="bullet"/>
+      <w:lvlText w:val=""/>
+      <w:lvlJc w:val="left"/>
+      <w:pPr>
+        <w:tabs>
+          <w:tab w:val="num" w:pos="4320"/>
+        </w:tabs>
+        <w:ind w:left="4320" w:hanging="360"/>
+      </w:pPr>
+      <w:rPr>
+        <w:rFonts w:ascii="Wingdings" w:hAnsi="Wingdings" w:hint="default"/>
+        <w:sz w:val="20"/>
+      </w:rPr>
+    </w:lvl>
+    <w:lvl w:ilvl="6" w:tentative="1">
+      <w:start w:val="1"/>
+      <w:numFmt w:val="bullet"/>
+      <w:lvlText w:val=""/>
+      <w:lvlJc w:val="left"/>
+      <w:pPr>
+        <w:tabs>
+          <w:tab w:val="num" w:pos="5040"/>
+        </w:tabs>
+        <w:ind w:left="5040" w:hanging="360"/>
+      </w:pPr>
+      <w:rPr>
+        <w:rFonts w:ascii="Wingdings" w:hAnsi="Wingdings" w:hint="default"/>
+        <w:sz w:val="20"/>
+      </w:rPr>
+    </w:lvl>
+    <w:lvl w:ilvl="7" w:tentative="1">
+      <w:start w:val="1"/>
+      <w:numFmt w:val="bullet"/>
+      <w:lvlText w:val=""/>
+      <w:lvlJc w:val="left"/>
+      <w:pPr>
+        <w:tabs>
+          <w:tab w:val="num" w:pos="5760"/>
+        </w:tabs>
+        <w:ind w:left="5760" w:hanging="360"/>
+      </w:pPr>
+      <w:rPr>
+        <w:rFonts w:ascii="Wingdings" w:hAnsi="Wingdings" w:hint="default"/>
+        <w:sz w:val="20"/>
+      </w:rPr>
+    </w:lvl>
+    <w:lvl w:ilvl="8" w:tentative="1">
+      <w:start w:val="1"/>
+      <w:numFmt w:val="bullet"/>
+      <w:lvlText w:val=""/>
+      <w:lvlJc w:val="left"/>
+      <w:pPr>
+        <w:tabs>
+          <w:tab w:val="num" w:pos="6480"/>
+        </w:tabs>
+        <w:ind w:left="6480" w:hanging="360"/>
+      </w:pPr>
+      <w:rPr>
+        <w:rFonts w:ascii="Wingdings" w:hAnsi="Wingdings" w:hint="default"/>
+        <w:sz w:val="20"/>
+      </w:rPr>
+    </w:lvl>
+  </w:abstractNum>
+  <w:abstractNum w:abstractNumId="22" w15:restartNumberingAfterBreak="0">
+    <w:nsid w:val="49685157"/>
+    <w:multiLevelType w:val="multilevel"/>
+    <w:tmpl w:val="713C693E"/>
+    <w:lvl w:ilvl="0">
+      <w:start w:val="1"/>
+      <w:numFmt w:val="bullet"/>
+      <w:lvlText w:val=""/>
+      <w:lvlJc w:val="left"/>
+      <w:pPr>
+        <w:tabs>
+          <w:tab w:val="num" w:pos="720"/>
+        </w:tabs>
+        <w:ind w:left="720" w:hanging="360"/>
+      </w:pPr>
+      <w:rPr>
+        <w:rFonts w:ascii="Symbol" w:hAnsi="Symbol" w:hint="default"/>
+        <w:sz w:val="20"/>
+      </w:rPr>
+    </w:lvl>
+    <w:lvl w:ilvl="1" w:tentative="1">
+      <w:start w:val="1"/>
+      <w:numFmt w:val="bullet"/>
+      <w:lvlText w:val="o"/>
+      <w:lvlJc w:val="left"/>
+      <w:pPr>
+        <w:tabs>
+          <w:tab w:val="num" w:pos="1440"/>
+        </w:tabs>
+        <w:ind w:left="1440" w:hanging="360"/>
+      </w:pPr>
+      <w:rPr>
+        <w:rFonts w:ascii="Courier New" w:hAnsi="Courier New" w:hint="default"/>
+        <w:sz w:val="20"/>
+      </w:rPr>
+    </w:lvl>
+    <w:lvl w:ilvl="2" w:tentative="1">
+      <w:start w:val="1"/>
+      <w:numFmt w:val="bullet"/>
+      <w:lvlText w:val=""/>
+      <w:lvlJc w:val="left"/>
+      <w:pPr>
+        <w:tabs>
+          <w:tab w:val="num" w:pos="2160"/>
+        </w:tabs>
+        <w:ind w:left="2160" w:hanging="360"/>
+      </w:pPr>
+      <w:rPr>
+        <w:rFonts w:ascii="Wingdings" w:hAnsi="Wingdings" w:hint="default"/>
+        <w:sz w:val="20"/>
+      </w:rPr>
+    </w:lvl>
+    <w:lvl w:ilvl="3" w:tentative="1">
+      <w:start w:val="1"/>
+      <w:numFmt w:val="bullet"/>
+      <w:lvlText w:val=""/>
+      <w:lvlJc w:val="left"/>
+      <w:pPr>
+        <w:tabs>
+          <w:tab w:val="num" w:pos="2880"/>
+        </w:tabs>
+        <w:ind w:left="2880" w:hanging="360"/>
+      </w:pPr>
+      <w:rPr>
+        <w:rFonts w:ascii="Wingdings" w:hAnsi="Wingdings" w:hint="default"/>
+        <w:sz w:val="20"/>
+      </w:rPr>
+    </w:lvl>
+    <w:lvl w:ilvl="4" w:tentative="1">
+      <w:start w:val="1"/>
+      <w:numFmt w:val="bullet"/>
+      <w:lvlText w:val=""/>
+      <w:lvlJc w:val="left"/>
+      <w:pPr>
+        <w:tabs>
+          <w:tab w:val="num" w:pos="3600"/>
+        </w:tabs>
+        <w:ind w:left="3600" w:hanging="360"/>
+      </w:pPr>
+      <w:rPr>
+        <w:rFonts w:ascii="Wingdings" w:hAnsi="Wingdings" w:hint="default"/>
+        <w:sz w:val="20"/>
+      </w:rPr>
+    </w:lvl>
+    <w:lvl w:ilvl="5" w:tentative="1">
+      <w:start w:val="1"/>
+      <w:numFmt w:val="bullet"/>
+      <w:lvlText w:val=""/>
+      <w:lvlJc w:val="left"/>
+      <w:pPr>
+        <w:tabs>
+          <w:tab w:val="num" w:pos="4320"/>
+        </w:tabs>
+        <w:ind w:left="4320" w:hanging="360"/>
+      </w:pPr>
+      <w:rPr>
+        <w:rFonts w:ascii="Wingdings" w:hAnsi="Wingdings" w:hint="default"/>
+        <w:sz w:val="20"/>
+      </w:rPr>
+    </w:lvl>
+    <w:lvl w:ilvl="6" w:tentative="1">
+      <w:start w:val="1"/>
+      <w:numFmt w:val="bullet"/>
+      <w:lvlText w:val=""/>
+      <w:lvlJc w:val="left"/>
+      <w:pPr>
+        <w:tabs>
+          <w:tab w:val="num" w:pos="5040"/>
+        </w:tabs>
+        <w:ind w:left="5040" w:hanging="360"/>
+      </w:pPr>
+      <w:rPr>
+        <w:rFonts w:ascii="Wingdings" w:hAnsi="Wingdings" w:hint="default"/>
+        <w:sz w:val="20"/>
+      </w:rPr>
+    </w:lvl>
+    <w:lvl w:ilvl="7" w:tentative="1">
+      <w:start w:val="1"/>
+      <w:numFmt w:val="bullet"/>
+      <w:lvlText w:val=""/>
+      <w:lvlJc w:val="left"/>
+      <w:pPr>
+        <w:tabs>
+          <w:tab w:val="num" w:pos="5760"/>
+        </w:tabs>
+        <w:ind w:left="5760" w:hanging="360"/>
+      </w:pPr>
+      <w:rPr>
+        <w:rFonts w:ascii="Wingdings" w:hAnsi="Wingdings" w:hint="default"/>
+        <w:sz w:val="20"/>
+      </w:rPr>
+    </w:lvl>
+    <w:lvl w:ilvl="8" w:tentative="1">
+      <w:start w:val="1"/>
+      <w:numFmt w:val="bullet"/>
+      <w:lvlText w:val=""/>
+      <w:lvlJc w:val="left"/>
+      <w:pPr>
+        <w:tabs>
+          <w:tab w:val="num" w:pos="6480"/>
+        </w:tabs>
+        <w:ind w:left="6480" w:hanging="360"/>
+      </w:pPr>
+      <w:rPr>
+        <w:rFonts w:ascii="Wingdings" w:hAnsi="Wingdings" w:hint="default"/>
+        <w:sz w:val="20"/>
+      </w:rPr>
+    </w:lvl>
+  </w:abstractNum>
+  <w:abstractNum w:abstractNumId="23" w15:restartNumberingAfterBreak="0">
+    <w:nsid w:val="4D916E6C"/>
+    <w:multiLevelType w:val="multilevel"/>
+    <w:tmpl w:val="069A8AF8"/>
+    <w:lvl w:ilvl="0">
+      <w:start w:val="1"/>
+      <w:numFmt w:val="bullet"/>
+      <w:lvlText w:val=""/>
+      <w:lvlJc w:val="left"/>
+      <w:pPr>
+        <w:tabs>
+          <w:tab w:val="num" w:pos="720"/>
+        </w:tabs>
+        <w:ind w:left="720" w:hanging="360"/>
+      </w:pPr>
+      <w:rPr>
+        <w:rFonts w:ascii="Symbol" w:hAnsi="Symbol" w:hint="default"/>
+        <w:sz w:val="20"/>
+      </w:rPr>
+    </w:lvl>
+    <w:lvl w:ilvl="1" w:tentative="1">
+      <w:start w:val="1"/>
+      <w:numFmt w:val="bullet"/>
+      <w:lvlText w:val="o"/>
+      <w:lvlJc w:val="left"/>
+      <w:pPr>
+        <w:tabs>
+          <w:tab w:val="num" w:pos="1440"/>
+        </w:tabs>
+        <w:ind w:left="1440" w:hanging="360"/>
+      </w:pPr>
+      <w:rPr>
+        <w:rFonts w:ascii="Courier New" w:hAnsi="Courier New" w:hint="default"/>
+        <w:sz w:val="20"/>
+      </w:rPr>
+    </w:lvl>
+    <w:lvl w:ilvl="2" w:tentative="1">
+      <w:start w:val="1"/>
+      <w:numFmt w:val="bullet"/>
+      <w:lvlText w:val=""/>
+      <w:lvlJc w:val="left"/>
+      <w:pPr>
+        <w:tabs>
+          <w:tab w:val="num" w:pos="2160"/>
+        </w:tabs>
+        <w:ind w:left="2160" w:hanging="360"/>
+      </w:pPr>
+      <w:rPr>
+        <w:rFonts w:ascii="Wingdings" w:hAnsi="Wingdings" w:hint="default"/>
+        <w:sz w:val="20"/>
+      </w:rPr>
+    </w:lvl>
+    <w:lvl w:ilvl="3" w:tentative="1">
+      <w:start w:val="1"/>
+      <w:numFmt w:val="bullet"/>
+      <w:lvlText w:val=""/>
+      <w:lvlJc w:val="left"/>
+      <w:pPr>
+        <w:tabs>
+          <w:tab w:val="num" w:pos="2880"/>
+        </w:tabs>
+        <w:ind w:left="2880" w:hanging="360"/>
+      </w:pPr>
+      <w:rPr>
+        <w:rFonts w:ascii="Wingdings" w:hAnsi="Wingdings" w:hint="default"/>
+        <w:sz w:val="20"/>
+      </w:rPr>
+    </w:lvl>
+    <w:lvl w:ilvl="4" w:tentative="1">
+      <w:start w:val="1"/>
+      <w:numFmt w:val="bullet"/>
+      <w:lvlText w:val=""/>
+      <w:lvlJc w:val="left"/>
+      <w:pPr>
+        <w:tabs>
+          <w:tab w:val="num" w:pos="3600"/>
+        </w:tabs>
+        <w:ind w:left="3600" w:hanging="360"/>
+      </w:pPr>
+      <w:rPr>
+        <w:rFonts w:ascii="Wingdings" w:hAnsi="Wingdings" w:hint="default"/>
+        <w:sz w:val="20"/>
+      </w:rPr>
+    </w:lvl>
+    <w:lvl w:ilvl="5" w:tentative="1">
+      <w:start w:val="1"/>
+      <w:numFmt w:val="bullet"/>
+      <w:lvlText w:val=""/>
+      <w:lvlJc w:val="left"/>
+      <w:pPr>
+        <w:tabs>
+          <w:tab w:val="num" w:pos="4320"/>
+        </w:tabs>
+        <w:ind w:left="4320" w:hanging="360"/>
+      </w:pPr>
+      <w:rPr>
+        <w:rFonts w:ascii="Wingdings" w:hAnsi="Wingdings" w:hint="default"/>
+        <w:sz w:val="20"/>
+      </w:rPr>
+    </w:lvl>
+    <w:lvl w:ilvl="6" w:tentative="1">
+      <w:start w:val="1"/>
+      <w:numFmt w:val="bullet"/>
+      <w:lvlText w:val=""/>
+      <w:lvlJc w:val="left"/>
+      <w:pPr>
+        <w:tabs>
+          <w:tab w:val="num" w:pos="5040"/>
+        </w:tabs>
+        <w:ind w:left="5040" w:hanging="360"/>
+      </w:pPr>
+      <w:rPr>
+        <w:rFonts w:ascii="Wingdings" w:hAnsi="Wingdings" w:hint="default"/>
+        <w:sz w:val="20"/>
+      </w:rPr>
+    </w:lvl>
+    <w:lvl w:ilvl="7" w:tentative="1">
+      <w:start w:val="1"/>
+      <w:numFmt w:val="bullet"/>
+      <w:lvlText w:val=""/>
+      <w:lvlJc w:val="left"/>
+      <w:pPr>
+        <w:tabs>
+          <w:tab w:val="num" w:pos="5760"/>
+        </w:tabs>
+        <w:ind w:left="5760" w:hanging="360"/>
+      </w:pPr>
+      <w:rPr>
+        <w:rFonts w:ascii="Wingdings" w:hAnsi="Wingdings" w:hint="default"/>
+        <w:sz w:val="20"/>
+      </w:rPr>
+    </w:lvl>
+    <w:lvl w:ilvl="8" w:tentative="1">
+      <w:start w:val="1"/>
+      <w:numFmt w:val="bullet"/>
+      <w:lvlText w:val=""/>
+      <w:lvlJc w:val="left"/>
+      <w:pPr>
+        <w:tabs>
+          <w:tab w:val="num" w:pos="6480"/>
+        </w:tabs>
+        <w:ind w:left="6480" w:hanging="360"/>
+      </w:pPr>
+      <w:rPr>
+        <w:rFonts w:ascii="Wingdings" w:hAnsi="Wingdings" w:hint="default"/>
+        <w:sz w:val="20"/>
+      </w:rPr>
+    </w:lvl>
+  </w:abstractNum>
+  <w:abstractNum w:abstractNumId="24" w15:restartNumberingAfterBreak="0">
+    <w:nsid w:val="4EF13E30"/>
+    <w:multiLevelType w:val="multilevel"/>
+    <w:tmpl w:val="FB9C3616"/>
+    <w:lvl w:ilvl="0">
+      <w:start w:val="1"/>
+      <w:numFmt w:val="bullet"/>
+      <w:lvlText w:val=""/>
+      <w:lvlJc w:val="left"/>
+      <w:pPr>
+        <w:tabs>
+          <w:tab w:val="num" w:pos="720"/>
+        </w:tabs>
+        <w:ind w:left="720" w:hanging="360"/>
+      </w:pPr>
+      <w:rPr>
+        <w:rFonts w:ascii="Symbol" w:hAnsi="Symbol" w:hint="default"/>
+        <w:sz w:val="20"/>
+      </w:rPr>
+    </w:lvl>
+    <w:lvl w:ilvl="1" w:tentative="1">
+      <w:start w:val="1"/>
+      <w:numFmt w:val="bullet"/>
+      <w:lvlText w:val="o"/>
+      <w:lvlJc w:val="left"/>
+      <w:pPr>
+        <w:tabs>
+          <w:tab w:val="num" w:pos="1440"/>
+        </w:tabs>
+        <w:ind w:left="1440" w:hanging="360"/>
+      </w:pPr>
+      <w:rPr>
+        <w:rFonts w:ascii="Courier New" w:hAnsi="Courier New" w:hint="default"/>
+        <w:sz w:val="20"/>
+      </w:rPr>
+    </w:lvl>
+    <w:lvl w:ilvl="2" w:tentative="1">
+      <w:start w:val="1"/>
+      <w:numFmt w:val="bullet"/>
+      <w:lvlText w:val=""/>
+      <w:lvlJc w:val="left"/>
+      <w:pPr>
+        <w:tabs>
+          <w:tab w:val="num" w:pos="2160"/>
+        </w:tabs>
+        <w:ind w:left="2160" w:hanging="360"/>
+      </w:pPr>
+      <w:rPr>
+        <w:rFonts w:ascii="Wingdings" w:hAnsi="Wingdings" w:hint="default"/>
+        <w:sz w:val="20"/>
+      </w:rPr>
+    </w:lvl>
+    <w:lvl w:ilvl="3" w:tentative="1">
+      <w:start w:val="1"/>
+      <w:numFmt w:val="bullet"/>
+      <w:lvlText w:val=""/>
+      <w:lvlJc w:val="left"/>
+      <w:pPr>
+        <w:tabs>
+          <w:tab w:val="num" w:pos="2880"/>
+        </w:tabs>
+        <w:ind w:left="2880" w:hanging="360"/>
+      </w:pPr>
+      <w:rPr>
+        <w:rFonts w:ascii="Wingdings" w:hAnsi="Wingdings" w:hint="default"/>
+        <w:sz w:val="20"/>
+      </w:rPr>
+    </w:lvl>
+    <w:lvl w:ilvl="4" w:tentative="1">
+      <w:start w:val="1"/>
+      <w:numFmt w:val="bullet"/>
+      <w:lvlText w:val=""/>
+      <w:lvlJc w:val="left"/>
+      <w:pPr>
+        <w:tabs>
+          <w:tab w:val="num" w:pos="3600"/>
+        </w:tabs>
+        <w:ind w:left="3600" w:hanging="360"/>
+      </w:pPr>
+      <w:rPr>
+        <w:rFonts w:ascii="Wingdings" w:hAnsi="Wingdings" w:hint="default"/>
+        <w:sz w:val="20"/>
+      </w:rPr>
+    </w:lvl>
+    <w:lvl w:ilvl="5" w:tentative="1">
+      <w:start w:val="1"/>
+      <w:numFmt w:val="bullet"/>
+      <w:lvlText w:val=""/>
+      <w:lvlJc w:val="left"/>
+      <w:pPr>
+        <w:tabs>
+          <w:tab w:val="num" w:pos="4320"/>
+        </w:tabs>
+        <w:ind w:left="4320" w:hanging="360"/>
+      </w:pPr>
+      <w:rPr>
+        <w:rFonts w:ascii="Wingdings" w:hAnsi="Wingdings" w:hint="default"/>
+        <w:sz w:val="20"/>
+      </w:rPr>
+    </w:lvl>
+    <w:lvl w:ilvl="6" w:tentative="1">
+      <w:start w:val="1"/>
+      <w:numFmt w:val="bullet"/>
+      <w:lvlText w:val=""/>
+      <w:lvlJc w:val="left"/>
+      <w:pPr>
+        <w:tabs>
+          <w:tab w:val="num" w:pos="5040"/>
+        </w:tabs>
+        <w:ind w:left="5040" w:hanging="360"/>
+      </w:pPr>
+      <w:rPr>
+        <w:rFonts w:ascii="Wingdings" w:hAnsi="Wingdings" w:hint="default"/>
+        <w:sz w:val="20"/>
+      </w:rPr>
+    </w:lvl>
+    <w:lvl w:ilvl="7" w:tentative="1">
+      <w:start w:val="1"/>
+      <w:numFmt w:val="bullet"/>
+      <w:lvlText w:val=""/>
+      <w:lvlJc w:val="left"/>
+      <w:pPr>
+        <w:tabs>
+          <w:tab w:val="num" w:pos="5760"/>
+        </w:tabs>
+        <w:ind w:left="5760" w:hanging="360"/>
+      </w:pPr>
+      <w:rPr>
+        <w:rFonts w:ascii="Wingdings" w:hAnsi="Wingdings" w:hint="default"/>
+        <w:sz w:val="20"/>
+      </w:rPr>
+    </w:lvl>
+    <w:lvl w:ilvl="8" w:tentative="1">
+      <w:start w:val="1"/>
+      <w:numFmt w:val="bullet"/>
+      <w:lvlText w:val=""/>
+      <w:lvlJc w:val="left"/>
+      <w:pPr>
+        <w:tabs>
+          <w:tab w:val="num" w:pos="6480"/>
+        </w:tabs>
+        <w:ind w:left="6480" w:hanging="360"/>
+      </w:pPr>
+      <w:rPr>
+        <w:rFonts w:ascii="Wingdings" w:hAnsi="Wingdings" w:hint="default"/>
+        <w:sz w:val="20"/>
+      </w:rPr>
+    </w:lvl>
+  </w:abstractNum>
+  <w:abstractNum w:abstractNumId="25" w15:restartNumberingAfterBreak="0">
+    <w:nsid w:val="512A0009"/>
+    <w:multiLevelType w:val="multilevel"/>
+    <w:tmpl w:val="017E80F2"/>
+    <w:lvl w:ilvl="0">
+      <w:start w:val="1"/>
+      <w:numFmt w:val="bullet"/>
+      <w:lvlText w:val=""/>
+      <w:lvlJc w:val="left"/>
+      <w:pPr>
+        <w:tabs>
+          <w:tab w:val="num" w:pos="720"/>
+        </w:tabs>
+        <w:ind w:left="720" w:hanging="360"/>
+      </w:pPr>
+      <w:rPr>
+        <w:rFonts w:ascii="Symbol" w:hAnsi="Symbol" w:hint="default"/>
+        <w:sz w:val="20"/>
+      </w:rPr>
+    </w:lvl>
+    <w:lvl w:ilvl="1" w:tentative="1">
+      <w:start w:val="1"/>
+      <w:numFmt w:val="bullet"/>
+      <w:lvlText w:val="o"/>
+      <w:lvlJc w:val="left"/>
+      <w:pPr>
+        <w:tabs>
+          <w:tab w:val="num" w:pos="1440"/>
+        </w:tabs>
+        <w:ind w:left="1440" w:hanging="360"/>
+      </w:pPr>
+      <w:rPr>
+        <w:rFonts w:ascii="Courier New" w:hAnsi="Courier New" w:hint="default"/>
+        <w:sz w:val="20"/>
+      </w:rPr>
+    </w:lvl>
+    <w:lvl w:ilvl="2" w:tentative="1">
+      <w:start w:val="1"/>
+      <w:numFmt w:val="bullet"/>
+      <w:lvlText w:val=""/>
+      <w:lvlJc w:val="left"/>
+      <w:pPr>
+        <w:tabs>
+          <w:tab w:val="num" w:pos="2160"/>
+        </w:tabs>
+        <w:ind w:left="2160" w:hanging="360"/>
+      </w:pPr>
+      <w:rPr>
+        <w:rFonts w:ascii="Wingdings" w:hAnsi="Wingdings" w:hint="default"/>
+        <w:sz w:val="20"/>
+      </w:rPr>
+    </w:lvl>
+    <w:lvl w:ilvl="3" w:tentative="1">
+      <w:start w:val="1"/>
+      <w:numFmt w:val="bullet"/>
+      <w:lvlText w:val=""/>
+      <w:lvlJc w:val="left"/>
+      <w:pPr>
+        <w:tabs>
+          <w:tab w:val="num" w:pos="2880"/>
+        </w:tabs>
+        <w:ind w:left="2880" w:hanging="360"/>
+      </w:pPr>
+      <w:rPr>
+        <w:rFonts w:ascii="Wingdings" w:hAnsi="Wingdings" w:hint="default"/>
+        <w:sz w:val="20"/>
+      </w:rPr>
+    </w:lvl>
+    <w:lvl w:ilvl="4" w:tentative="1">
+      <w:start w:val="1"/>
+      <w:numFmt w:val="bullet"/>
+      <w:lvlText w:val=""/>
+      <w:lvlJc w:val="left"/>
+      <w:pPr>
+        <w:tabs>
+          <w:tab w:val="num" w:pos="3600"/>
+        </w:tabs>
+        <w:ind w:left="3600" w:hanging="360"/>
+      </w:pPr>
+      <w:rPr>
+        <w:rFonts w:ascii="Wingdings" w:hAnsi="Wingdings" w:hint="default"/>
+        <w:sz w:val="20"/>
+      </w:rPr>
+    </w:lvl>
+    <w:lvl w:ilvl="5" w:tentative="1">
+      <w:start w:val="1"/>
+      <w:numFmt w:val="bullet"/>
+      <w:lvlText w:val=""/>
+      <w:lvlJc w:val="left"/>
+      <w:pPr>
+        <w:tabs>
+          <w:tab w:val="num" w:pos="4320"/>
+        </w:tabs>
+        <w:ind w:left="4320" w:hanging="360"/>
+      </w:pPr>
+      <w:rPr>
+        <w:rFonts w:ascii="Wingdings" w:hAnsi="Wingdings" w:hint="default"/>
+        <w:sz w:val="20"/>
+      </w:rPr>
+    </w:lvl>
+    <w:lvl w:ilvl="6" w:tentative="1">
+      <w:start w:val="1"/>
+      <w:numFmt w:val="bullet"/>
+      <w:lvlText w:val=""/>
+      <w:lvlJc w:val="left"/>
+      <w:pPr>
+        <w:tabs>
+          <w:tab w:val="num" w:pos="5040"/>
+        </w:tabs>
+        <w:ind w:left="5040" w:hanging="360"/>
+      </w:pPr>
+      <w:rPr>
+        <w:rFonts w:ascii="Wingdings" w:hAnsi="Wingdings" w:hint="default"/>
+        <w:sz w:val="20"/>
+      </w:rPr>
+    </w:lvl>
+    <w:lvl w:ilvl="7" w:tentative="1">
+      <w:start w:val="1"/>
+      <w:numFmt w:val="bullet"/>
+      <w:lvlText w:val=""/>
+      <w:lvlJc w:val="left"/>
+      <w:pPr>
+        <w:tabs>
+          <w:tab w:val="num" w:pos="5760"/>
+        </w:tabs>
+        <w:ind w:left="5760" w:hanging="360"/>
+      </w:pPr>
+      <w:rPr>
+        <w:rFonts w:ascii="Wingdings" w:hAnsi="Wingdings" w:hint="default"/>
+        <w:sz w:val="20"/>
+      </w:rPr>
+    </w:lvl>
+    <w:lvl w:ilvl="8" w:tentative="1">
+      <w:start w:val="1"/>
+      <w:numFmt w:val="bullet"/>
+      <w:lvlText w:val=""/>
+      <w:lvlJc w:val="left"/>
+      <w:pPr>
+        <w:tabs>
+          <w:tab w:val="num" w:pos="6480"/>
+        </w:tabs>
+        <w:ind w:left="6480" w:hanging="360"/>
+      </w:pPr>
+      <w:rPr>
+        <w:rFonts w:ascii="Wingdings" w:hAnsi="Wingdings" w:hint="default"/>
+        <w:sz w:val="20"/>
+      </w:rPr>
+    </w:lvl>
+  </w:abstractNum>
+  <w:abstractNum w:abstractNumId="26" w15:restartNumberingAfterBreak="0">
+    <w:nsid w:val="57936001"/>
+    <w:multiLevelType w:val="multilevel"/>
+    <w:tmpl w:val="9BACA68A"/>
+    <w:lvl w:ilvl="0">
+      <w:start w:val="1"/>
+      <w:numFmt w:val="bullet"/>
+      <w:lvlText w:val=""/>
+      <w:lvlJc w:val="left"/>
+      <w:pPr>
+        <w:tabs>
+          <w:tab w:val="num" w:pos="720"/>
+        </w:tabs>
+        <w:ind w:left="720" w:hanging="360"/>
+      </w:pPr>
+      <w:rPr>
+        <w:rFonts w:ascii="Symbol" w:hAnsi="Symbol" w:hint="default"/>
+        <w:sz w:val="20"/>
+      </w:rPr>
+    </w:lvl>
+    <w:lvl w:ilvl="1" w:tentative="1">
+      <w:start w:val="1"/>
+      <w:numFmt w:val="bullet"/>
+      <w:lvlText w:val="o"/>
+      <w:lvlJc w:val="left"/>
+      <w:pPr>
+        <w:tabs>
+          <w:tab w:val="num" w:pos="1440"/>
+        </w:tabs>
+        <w:ind w:left="1440" w:hanging="360"/>
+      </w:pPr>
+      <w:rPr>
+        <w:rFonts w:ascii="Courier New" w:hAnsi="Courier New" w:hint="default"/>
+        <w:sz w:val="20"/>
+      </w:rPr>
+    </w:lvl>
+    <w:lvl w:ilvl="2" w:tentative="1">
+      <w:start w:val="1"/>
+      <w:numFmt w:val="bullet"/>
+      <w:lvlText w:val=""/>
+      <w:lvlJc w:val="left"/>
+      <w:pPr>
+        <w:tabs>
+          <w:tab w:val="num" w:pos="2160"/>
+        </w:tabs>
+        <w:ind w:left="2160" w:hanging="360"/>
+      </w:pPr>
+      <w:rPr>
+        <w:rFonts w:ascii="Wingdings" w:hAnsi="Wingdings" w:hint="default"/>
+        <w:sz w:val="20"/>
+      </w:rPr>
+    </w:lvl>
+    <w:lvl w:ilvl="3" w:tentative="1">
+      <w:start w:val="1"/>
+      <w:numFmt w:val="bullet"/>
+      <w:lvlText w:val=""/>
+      <w:lvlJc w:val="left"/>
+      <w:pPr>
+        <w:tabs>
+          <w:tab w:val="num" w:pos="2880"/>
+        </w:tabs>
+        <w:ind w:left="2880" w:hanging="360"/>
+      </w:pPr>
+      <w:rPr>
+        <w:rFonts w:ascii="Wingdings" w:hAnsi="Wingdings" w:hint="default"/>
+        <w:sz w:val="20"/>
+      </w:rPr>
+    </w:lvl>
+    <w:lvl w:ilvl="4" w:tentative="1">
+      <w:start w:val="1"/>
+      <w:numFmt w:val="bullet"/>
+      <w:lvlText w:val=""/>
+      <w:lvlJc w:val="left"/>
+      <w:pPr>
+        <w:tabs>
+          <w:tab w:val="num" w:pos="3600"/>
+        </w:tabs>
+        <w:ind w:left="3600" w:hanging="360"/>
+      </w:pPr>
+      <w:rPr>
+        <w:rFonts w:ascii="Wingdings" w:hAnsi="Wingdings" w:hint="default"/>
+        <w:sz w:val="20"/>
+      </w:rPr>
+    </w:lvl>
+    <w:lvl w:ilvl="5" w:tentative="1">
+      <w:start w:val="1"/>
+      <w:numFmt w:val="bullet"/>
+      <w:lvlText w:val=""/>
+      <w:lvlJc w:val="left"/>
+      <w:pPr>
+        <w:tabs>
+          <w:tab w:val="num" w:pos="4320"/>
+        </w:tabs>
+        <w:ind w:left="4320" w:hanging="360"/>
+      </w:pPr>
+      <w:rPr>
+        <w:rFonts w:ascii="Wingdings" w:hAnsi="Wingdings" w:hint="default"/>
+        <w:sz w:val="20"/>
+      </w:rPr>
+    </w:lvl>
+    <w:lvl w:ilvl="6" w:tentative="1">
+      <w:start w:val="1"/>
+      <w:numFmt w:val="bullet"/>
+      <w:lvlText w:val=""/>
+      <w:lvlJc w:val="left"/>
+      <w:pPr>
+        <w:tabs>
+          <w:tab w:val="num" w:pos="5040"/>
+        </w:tabs>
+        <w:ind w:left="5040" w:hanging="360"/>
+      </w:pPr>
+      <w:rPr>
+        <w:rFonts w:ascii="Wingdings" w:hAnsi="Wingdings" w:hint="default"/>
+        <w:sz w:val="20"/>
+      </w:rPr>
+    </w:lvl>
+    <w:lvl w:ilvl="7" w:tentative="1">
+      <w:start w:val="1"/>
+      <w:numFmt w:val="bullet"/>
+      <w:lvlText w:val=""/>
+      <w:lvlJc w:val="left"/>
+      <w:pPr>
+        <w:tabs>
+          <w:tab w:val="num" w:pos="5760"/>
+        </w:tabs>
+        <w:ind w:left="5760" w:hanging="360"/>
+      </w:pPr>
+      <w:rPr>
+        <w:rFonts w:ascii="Wingdings" w:hAnsi="Wingdings" w:hint="default"/>
+        <w:sz w:val="20"/>
+      </w:rPr>
+    </w:lvl>
+    <w:lvl w:ilvl="8" w:tentative="1">
+      <w:start w:val="1"/>
+      <w:numFmt w:val="bullet"/>
+      <w:lvlText w:val=""/>
+      <w:lvlJc w:val="left"/>
+      <w:pPr>
+        <w:tabs>
+          <w:tab w:val="num" w:pos="6480"/>
+        </w:tabs>
+        <w:ind w:left="6480" w:hanging="360"/>
+      </w:pPr>
+      <w:rPr>
+        <w:rFonts w:ascii="Wingdings" w:hAnsi="Wingdings" w:hint="default"/>
+        <w:sz w:val="20"/>
+      </w:rPr>
+    </w:lvl>
+  </w:abstractNum>
+  <w:abstractNum w:abstractNumId="27" w15:restartNumberingAfterBreak="0">
+    <w:nsid w:val="57F508BF"/>
+    <w:multiLevelType w:val="multilevel"/>
+    <w:tmpl w:val="54BE66EA"/>
+    <w:lvl w:ilvl="0">
+      <w:start w:val="1"/>
+      <w:numFmt w:val="bullet"/>
+      <w:lvlText w:val=""/>
+      <w:lvlJc w:val="left"/>
+      <w:pPr>
+        <w:tabs>
+          <w:tab w:val="num" w:pos="720"/>
+        </w:tabs>
+        <w:ind w:left="720" w:hanging="360"/>
+      </w:pPr>
+      <w:rPr>
+        <w:rFonts w:ascii="Symbol" w:hAnsi="Symbol" w:hint="default"/>
+        <w:sz w:val="20"/>
+      </w:rPr>
+    </w:lvl>
+    <w:lvl w:ilvl="1">
+      <w:start w:val="1"/>
+      <w:numFmt w:val="bullet"/>
+      <w:lvlText w:val="o"/>
+      <w:lvlJc w:val="left"/>
+      <w:pPr>
+        <w:tabs>
+          <w:tab w:val="num" w:pos="1440"/>
+        </w:tabs>
+        <w:ind w:left="1440" w:hanging="360"/>
+      </w:pPr>
+      <w:rPr>
+        <w:rFonts w:ascii="Courier New" w:hAnsi="Courier New" w:hint="default"/>
+        <w:sz w:val="20"/>
+      </w:rPr>
+    </w:lvl>
+    <w:lvl w:ilvl="2" w:tentative="1">
+      <w:start w:val="1"/>
+      <w:numFmt w:val="bullet"/>
+      <w:lvlText w:val=""/>
+      <w:lvlJc w:val="left"/>
+      <w:pPr>
+        <w:tabs>
+          <w:tab w:val="num" w:pos="2160"/>
+        </w:tabs>
+        <w:ind w:left="2160" w:hanging="360"/>
+      </w:pPr>
+      <w:rPr>
+        <w:rFonts w:ascii="Wingdings" w:hAnsi="Wingdings" w:hint="default"/>
+        <w:sz w:val="20"/>
+      </w:rPr>
+    </w:lvl>
+    <w:lvl w:ilvl="3" w:tentative="1">
+      <w:start w:val="1"/>
+      <w:numFmt w:val="bullet"/>
+      <w:lvlText w:val=""/>
+      <w:lvlJc w:val="left"/>
+      <w:pPr>
+        <w:tabs>
+          <w:tab w:val="num" w:pos="2880"/>
+        </w:tabs>
+        <w:ind w:left="2880" w:hanging="360"/>
+      </w:pPr>
+      <w:rPr>
+        <w:rFonts w:ascii="Wingdings" w:hAnsi="Wingdings" w:hint="default"/>
+        <w:sz w:val="20"/>
+      </w:rPr>
+    </w:lvl>
+    <w:lvl w:ilvl="4" w:tentative="1">
+      <w:start w:val="1"/>
+      <w:numFmt w:val="bullet"/>
+      <w:lvlText w:val=""/>
+      <w:lvlJc w:val="left"/>
+      <w:pPr>
+        <w:tabs>
+          <w:tab w:val="num" w:pos="3600"/>
+        </w:tabs>
+        <w:ind w:left="3600" w:hanging="360"/>
+      </w:pPr>
+      <w:rPr>
+        <w:rFonts w:ascii="Wingdings" w:hAnsi="Wingdings" w:hint="default"/>
+        <w:sz w:val="20"/>
+      </w:rPr>
+    </w:lvl>
+    <w:lvl w:ilvl="5" w:tentative="1">
+      <w:start w:val="1"/>
+      <w:numFmt w:val="bullet"/>
+      <w:lvlText w:val=""/>
+      <w:lvlJc w:val="left"/>
+      <w:pPr>
+        <w:tabs>
+          <w:tab w:val="num" w:pos="4320"/>
+        </w:tabs>
+        <w:ind w:left="4320" w:hanging="360"/>
+      </w:pPr>
+      <w:rPr>
+        <w:rFonts w:ascii="Wingdings" w:hAnsi="Wingdings" w:hint="default"/>
+        <w:sz w:val="20"/>
+      </w:rPr>
+    </w:lvl>
+    <w:lvl w:ilvl="6" w:tentative="1">
+      <w:start w:val="1"/>
+      <w:numFmt w:val="bullet"/>
+      <w:lvlText w:val=""/>
+      <w:lvlJc w:val="left"/>
+      <w:pPr>
+        <w:tabs>
+          <w:tab w:val="num" w:pos="5040"/>
+        </w:tabs>
+        <w:ind w:left="5040" w:hanging="360"/>
+      </w:pPr>
+      <w:rPr>
+        <w:rFonts w:ascii="Wingdings" w:hAnsi="Wingdings" w:hint="default"/>
+        <w:sz w:val="20"/>
+      </w:rPr>
+    </w:lvl>
+    <w:lvl w:ilvl="7" w:tentative="1">
+      <w:start w:val="1"/>
+      <w:numFmt w:val="bullet"/>
+      <w:lvlText w:val=""/>
+      <w:lvlJc w:val="left"/>
+      <w:pPr>
+        <w:tabs>
+          <w:tab w:val="num" w:pos="5760"/>
+        </w:tabs>
+        <w:ind w:left="5760" w:hanging="360"/>
+      </w:pPr>
+      <w:rPr>
+        <w:rFonts w:ascii="Wingdings" w:hAnsi="Wingdings" w:hint="default"/>
+        <w:sz w:val="20"/>
+      </w:rPr>
+    </w:lvl>
+    <w:lvl w:ilvl="8" w:tentative="1">
+      <w:start w:val="1"/>
+      <w:numFmt w:val="bullet"/>
+      <w:lvlText w:val=""/>
+      <w:lvlJc w:val="left"/>
+      <w:pPr>
+        <w:tabs>
+          <w:tab w:val="num" w:pos="6480"/>
+        </w:tabs>
+        <w:ind w:left="6480" w:hanging="360"/>
+      </w:pPr>
+      <w:rPr>
+        <w:rFonts w:ascii="Wingdings" w:hAnsi="Wingdings" w:hint="default"/>
+        <w:sz w:val="20"/>
+      </w:rPr>
+    </w:lvl>
+  </w:abstractNum>
+  <w:abstractNum w:abstractNumId="28" w15:restartNumberingAfterBreak="0">
+    <w:nsid w:val="59920DCF"/>
+    <w:multiLevelType w:val="multilevel"/>
+    <w:tmpl w:val="BB16E7E0"/>
+    <w:lvl w:ilvl="0">
+      <w:start w:val="1"/>
+      <w:numFmt w:val="bullet"/>
+      <w:lvlText w:val=""/>
+      <w:lvlJc w:val="left"/>
+      <w:pPr>
+        <w:tabs>
+          <w:tab w:val="num" w:pos="720"/>
+        </w:tabs>
+        <w:ind w:left="720" w:hanging="360"/>
+      </w:pPr>
+      <w:rPr>
+        <w:rFonts w:ascii="Symbol" w:hAnsi="Symbol" w:hint="default"/>
+        <w:sz w:val="20"/>
+      </w:rPr>
+    </w:lvl>
+    <w:lvl w:ilvl="1" w:tentative="1">
+      <w:start w:val="1"/>
+      <w:numFmt w:val="bullet"/>
+      <w:lvlText w:val="o"/>
+      <w:lvlJc w:val="left"/>
+      <w:pPr>
+        <w:tabs>
+          <w:tab w:val="num" w:pos="1440"/>
+        </w:tabs>
+        <w:ind w:left="1440" w:hanging="360"/>
+      </w:pPr>
+      <w:rPr>
+        <w:rFonts w:ascii="Courier New" w:hAnsi="Courier New" w:hint="default"/>
+        <w:sz w:val="20"/>
+      </w:rPr>
+    </w:lvl>
+    <w:lvl w:ilvl="2" w:tentative="1">
+      <w:start w:val="1"/>
+      <w:numFmt w:val="bullet"/>
+      <w:lvlText w:val=""/>
+      <w:lvlJc w:val="left"/>
+      <w:pPr>
+        <w:tabs>
+          <w:tab w:val="num" w:pos="2160"/>
+        </w:tabs>
+        <w:ind w:left="2160" w:hanging="360"/>
+      </w:pPr>
+      <w:rPr>
+        <w:rFonts w:ascii="Wingdings" w:hAnsi="Wingdings" w:hint="default"/>
+        <w:sz w:val="20"/>
+      </w:rPr>
+    </w:lvl>
+    <w:lvl w:ilvl="3" w:tentative="1">
+      <w:start w:val="1"/>
+      <w:numFmt w:val="bullet"/>
+      <w:lvlText w:val=""/>
+      <w:lvlJc w:val="left"/>
+      <w:pPr>
+        <w:tabs>
+          <w:tab w:val="num" w:pos="2880"/>
+        </w:tabs>
+        <w:ind w:left="2880" w:hanging="360"/>
+      </w:pPr>
+      <w:rPr>
+        <w:rFonts w:ascii="Wingdings" w:hAnsi="Wingdings" w:hint="default"/>
+        <w:sz w:val="20"/>
+      </w:rPr>
+    </w:lvl>
+    <w:lvl w:ilvl="4" w:tentative="1">
+      <w:start w:val="1"/>
+      <w:numFmt w:val="bullet"/>
+      <w:lvlText w:val=""/>
+      <w:lvlJc w:val="left"/>
+      <w:pPr>
+        <w:tabs>
+          <w:tab w:val="num" w:pos="3600"/>
+        </w:tabs>
+        <w:ind w:left="3600" w:hanging="360"/>
+      </w:pPr>
+      <w:rPr>
+        <w:rFonts w:ascii="Wingdings" w:hAnsi="Wingdings" w:hint="default"/>
+        <w:sz w:val="20"/>
+      </w:rPr>
+    </w:lvl>
+    <w:lvl w:ilvl="5" w:tentative="1">
+      <w:start w:val="1"/>
+      <w:numFmt w:val="bullet"/>
+      <w:lvlText w:val=""/>
+      <w:lvlJc w:val="left"/>
+      <w:pPr>
+        <w:tabs>
+          <w:tab w:val="num" w:pos="4320"/>
+        </w:tabs>
+        <w:ind w:left="4320" w:hanging="360"/>
+      </w:pPr>
+      <w:rPr>
+        <w:rFonts w:ascii="Wingdings" w:hAnsi="Wingdings" w:hint="default"/>
+        <w:sz w:val="20"/>
+      </w:rPr>
+    </w:lvl>
+    <w:lvl w:ilvl="6" w:tentative="1">
+      <w:start w:val="1"/>
+      <w:numFmt w:val="bullet"/>
+      <w:lvlText w:val=""/>
+      <w:lvlJc w:val="left"/>
+      <w:pPr>
+        <w:tabs>
+          <w:tab w:val="num" w:pos="5040"/>
+        </w:tabs>
+        <w:ind w:left="5040" w:hanging="360"/>
+      </w:pPr>
+      <w:rPr>
+        <w:rFonts w:ascii="Wingdings" w:hAnsi="Wingdings" w:hint="default"/>
+        <w:sz w:val="20"/>
+      </w:rPr>
+    </w:lvl>
+    <w:lvl w:ilvl="7" w:tentative="1">
+      <w:start w:val="1"/>
+      <w:numFmt w:val="bullet"/>
+      <w:lvlText w:val=""/>
+      <w:lvlJc w:val="left"/>
+      <w:pPr>
+        <w:tabs>
+          <w:tab w:val="num" w:pos="5760"/>
+        </w:tabs>
+        <w:ind w:left="5760" w:hanging="360"/>
+      </w:pPr>
+      <w:rPr>
+        <w:rFonts w:ascii="Wingdings" w:hAnsi="Wingdings" w:hint="default"/>
+        <w:sz w:val="20"/>
+      </w:rPr>
+    </w:lvl>
+    <w:lvl w:ilvl="8" w:tentative="1">
+      <w:start w:val="1"/>
+      <w:numFmt w:val="bullet"/>
+      <w:lvlText w:val=""/>
+      <w:lvlJc w:val="left"/>
+      <w:pPr>
+        <w:tabs>
+          <w:tab w:val="num" w:pos="6480"/>
+        </w:tabs>
+        <w:ind w:left="6480" w:hanging="360"/>
+      </w:pPr>
+      <w:rPr>
+        <w:rFonts w:ascii="Wingdings" w:hAnsi="Wingdings" w:hint="default"/>
+        <w:sz w:val="20"/>
+      </w:rPr>
+    </w:lvl>
+  </w:abstractNum>
+  <w:abstractNum w:abstractNumId="29" w15:restartNumberingAfterBreak="0">
+    <w:nsid w:val="5CE0461E"/>
+    <w:multiLevelType w:val="multilevel"/>
+    <w:tmpl w:val="435A38D6"/>
+    <w:lvl w:ilvl="0">
+      <w:start w:val="1"/>
+      <w:numFmt w:val="bullet"/>
+      <w:lvlText w:val=""/>
+      <w:lvlJc w:val="left"/>
+      <w:pPr>
+        <w:tabs>
+          <w:tab w:val="num" w:pos="720"/>
+        </w:tabs>
+        <w:ind w:left="720" w:hanging="360"/>
+      </w:pPr>
+      <w:rPr>
+        <w:rFonts w:ascii="Symbol" w:hAnsi="Symbol" w:hint="default"/>
+        <w:sz w:val="20"/>
+      </w:rPr>
+    </w:lvl>
+    <w:lvl w:ilvl="1" w:tentative="1">
+      <w:start w:val="1"/>
+      <w:numFmt w:val="bullet"/>
+      <w:lvlText w:val="o"/>
+      <w:lvlJc w:val="left"/>
+      <w:pPr>
+        <w:tabs>
+          <w:tab w:val="num" w:pos="1440"/>
+        </w:tabs>
+        <w:ind w:left="1440" w:hanging="360"/>
+      </w:pPr>
+      <w:rPr>
+        <w:rFonts w:ascii="Courier New" w:hAnsi="Courier New" w:hint="default"/>
+        <w:sz w:val="20"/>
+      </w:rPr>
+    </w:lvl>
+    <w:lvl w:ilvl="2" w:tentative="1">
+      <w:start w:val="1"/>
+      <w:numFmt w:val="bullet"/>
+      <w:lvlText w:val=""/>
+      <w:lvlJc w:val="left"/>
+      <w:pPr>
+        <w:tabs>
+          <w:tab w:val="num" w:pos="2160"/>
+        </w:tabs>
+        <w:ind w:left="2160" w:hanging="360"/>
+      </w:pPr>
+      <w:rPr>
+        <w:rFonts w:ascii="Wingdings" w:hAnsi="Wingdings" w:hint="default"/>
+        <w:sz w:val="20"/>
+      </w:rPr>
+    </w:lvl>
+    <w:lvl w:ilvl="3" w:tentative="1">
+      <w:start w:val="1"/>
+      <w:numFmt w:val="bullet"/>
+      <w:lvlText w:val=""/>
+      <w:lvlJc w:val="left"/>
+      <w:pPr>
+        <w:tabs>
+          <w:tab w:val="num" w:pos="2880"/>
+        </w:tabs>
+        <w:ind w:left="2880" w:hanging="360"/>
+      </w:pPr>
+      <w:rPr>
+        <w:rFonts w:ascii="Wingdings" w:hAnsi="Wingdings" w:hint="default"/>
+        <w:sz w:val="20"/>
+      </w:rPr>
+    </w:lvl>
+    <w:lvl w:ilvl="4" w:tentative="1">
+      <w:start w:val="1"/>
+      <w:numFmt w:val="bullet"/>
+      <w:lvlText w:val=""/>
+      <w:lvlJc w:val="left"/>
+      <w:pPr>
+        <w:tabs>
+          <w:tab w:val="num" w:pos="3600"/>
+        </w:tabs>
+        <w:ind w:left="3600" w:hanging="360"/>
+      </w:pPr>
+      <w:rPr>
+        <w:rFonts w:ascii="Wingdings" w:hAnsi="Wingdings" w:hint="default"/>
+        <w:sz w:val="20"/>
+      </w:rPr>
+    </w:lvl>
+    <w:lvl w:ilvl="5" w:tentative="1">
+      <w:start w:val="1"/>
+      <w:numFmt w:val="bullet"/>
+      <w:lvlText w:val=""/>
+      <w:lvlJc w:val="left"/>
+      <w:pPr>
+        <w:tabs>
+          <w:tab w:val="num" w:pos="4320"/>
+        </w:tabs>
+        <w:ind w:left="4320" w:hanging="360"/>
+      </w:pPr>
+      <w:rPr>
+        <w:rFonts w:ascii="Wingdings" w:hAnsi="Wingdings" w:hint="default"/>
+        <w:sz w:val="20"/>
+      </w:rPr>
+    </w:lvl>
+    <w:lvl w:ilvl="6" w:tentative="1">
+      <w:start w:val="1"/>
+      <w:numFmt w:val="bullet"/>
+      <w:lvlText w:val=""/>
+      <w:lvlJc w:val="left"/>
+      <w:pPr>
+        <w:tabs>
+          <w:tab w:val="num" w:pos="5040"/>
+        </w:tabs>
+        <w:ind w:left="5040" w:hanging="360"/>
+      </w:pPr>
+      <w:rPr>
+        <w:rFonts w:ascii="Wingdings" w:hAnsi="Wingdings" w:hint="default"/>
+        <w:sz w:val="20"/>
+      </w:rPr>
+    </w:lvl>
+    <w:lvl w:ilvl="7" w:tentative="1">
+      <w:start w:val="1"/>
+      <w:numFmt w:val="bullet"/>
+      <w:lvlText w:val=""/>
+      <w:lvlJc w:val="left"/>
+      <w:pPr>
+        <w:tabs>
+          <w:tab w:val="num" w:pos="5760"/>
+        </w:tabs>
+        <w:ind w:left="5760" w:hanging="360"/>
+      </w:pPr>
+      <w:rPr>
+        <w:rFonts w:ascii="Wingdings" w:hAnsi="Wingdings" w:hint="default"/>
+        <w:sz w:val="20"/>
+      </w:rPr>
+    </w:lvl>
+    <w:lvl w:ilvl="8" w:tentative="1">
+      <w:start w:val="1"/>
+      <w:numFmt w:val="bullet"/>
+      <w:lvlText w:val=""/>
+      <w:lvlJc w:val="left"/>
+      <w:pPr>
+        <w:tabs>
+          <w:tab w:val="num" w:pos="6480"/>
+        </w:tabs>
+        <w:ind w:left="6480" w:hanging="360"/>
+      </w:pPr>
+      <w:rPr>
+        <w:rFonts w:ascii="Wingdings" w:hAnsi="Wingdings" w:hint="default"/>
+        <w:sz w:val="20"/>
+      </w:rPr>
+    </w:lvl>
+  </w:abstractNum>
+  <w:abstractNum w:abstractNumId="30" w15:restartNumberingAfterBreak="0">
+    <w:nsid w:val="64321402"/>
+    <w:multiLevelType w:val="multilevel"/>
+    <w:tmpl w:val="941A4A48"/>
+    <w:lvl w:ilvl="0">
+      <w:start w:val="1"/>
+      <w:numFmt w:val="bullet"/>
+      <w:lvlText w:val=""/>
+      <w:lvlJc w:val="left"/>
+      <w:pPr>
+        <w:tabs>
+          <w:tab w:val="num" w:pos="720"/>
+        </w:tabs>
+        <w:ind w:left="720" w:hanging="360"/>
+      </w:pPr>
+      <w:rPr>
+        <w:rFonts w:ascii="Symbol" w:hAnsi="Symbol" w:hint="default"/>
+        <w:sz w:val="20"/>
+      </w:rPr>
+    </w:lvl>
+    <w:lvl w:ilvl="1" w:tentative="1">
+      <w:start w:val="1"/>
+      <w:numFmt w:val="bullet"/>
+      <w:lvlText w:val="o"/>
+      <w:lvlJc w:val="left"/>
+      <w:pPr>
+        <w:tabs>
+          <w:tab w:val="num" w:pos="1440"/>
+        </w:tabs>
+        <w:ind w:left="1440" w:hanging="360"/>
+      </w:pPr>
+      <w:rPr>
+        <w:rFonts w:ascii="Courier New" w:hAnsi="Courier New" w:hint="default"/>
+        <w:sz w:val="20"/>
+      </w:rPr>
+    </w:lvl>
+    <w:lvl w:ilvl="2" w:tentative="1">
+      <w:start w:val="1"/>
+      <w:numFmt w:val="bullet"/>
+      <w:lvlText w:val=""/>
+      <w:lvlJc w:val="left"/>
+      <w:pPr>
+        <w:tabs>
+          <w:tab w:val="num" w:pos="2160"/>
+        </w:tabs>
+        <w:ind w:left="2160" w:hanging="360"/>
+      </w:pPr>
+      <w:rPr>
+        <w:rFonts w:ascii="Wingdings" w:hAnsi="Wingdings" w:hint="default"/>
+        <w:sz w:val="20"/>
+      </w:rPr>
+    </w:lvl>
+    <w:lvl w:ilvl="3" w:tentative="1">
+      <w:start w:val="1"/>
+      <w:numFmt w:val="bullet"/>
+      <w:lvlText w:val=""/>
+      <w:lvlJc w:val="left"/>
+      <w:pPr>
+        <w:tabs>
+          <w:tab w:val="num" w:pos="2880"/>
+        </w:tabs>
+        <w:ind w:left="2880" w:hanging="360"/>
+      </w:pPr>
+      <w:rPr>
+        <w:rFonts w:ascii="Wingdings" w:hAnsi="Wingdings" w:hint="default"/>
+        <w:sz w:val="20"/>
+      </w:rPr>
+    </w:lvl>
+    <w:lvl w:ilvl="4" w:tentative="1">
+      <w:start w:val="1"/>
+      <w:numFmt w:val="bullet"/>
+      <w:lvlText w:val=""/>
+      <w:lvlJc w:val="left"/>
+      <w:pPr>
+        <w:tabs>
+          <w:tab w:val="num" w:pos="3600"/>
+        </w:tabs>
+        <w:ind w:left="3600" w:hanging="360"/>
+      </w:pPr>
+      <w:rPr>
+        <w:rFonts w:ascii="Wingdings" w:hAnsi="Wingdings" w:hint="default"/>
+        <w:sz w:val="20"/>
+      </w:rPr>
+    </w:lvl>
+    <w:lvl w:ilvl="5" w:tentative="1">
+      <w:start w:val="1"/>
+      <w:numFmt w:val="bullet"/>
+      <w:lvlText w:val=""/>
+      <w:lvlJc w:val="left"/>
+      <w:pPr>
+        <w:tabs>
+          <w:tab w:val="num" w:pos="4320"/>
+        </w:tabs>
+        <w:ind w:left="4320" w:hanging="360"/>
+      </w:pPr>
+      <w:rPr>
+        <w:rFonts w:ascii="Wingdings" w:hAnsi="Wingdings" w:hint="default"/>
+        <w:sz w:val="20"/>
+      </w:rPr>
+    </w:lvl>
+    <w:lvl w:ilvl="6" w:tentative="1">
+      <w:start w:val="1"/>
+      <w:numFmt w:val="bullet"/>
+      <w:lvlText w:val=""/>
+      <w:lvlJc w:val="left"/>
+      <w:pPr>
+        <w:tabs>
+          <w:tab w:val="num" w:pos="5040"/>
+        </w:tabs>
+        <w:ind w:left="5040" w:hanging="360"/>
+      </w:pPr>
+      <w:rPr>
+        <w:rFonts w:ascii="Wingdings" w:hAnsi="Wingdings" w:hint="default"/>
+        <w:sz w:val="20"/>
+      </w:rPr>
+    </w:lvl>
+    <w:lvl w:ilvl="7" w:tentative="1">
+      <w:start w:val="1"/>
+      <w:numFmt w:val="bullet"/>
+      <w:lvlText w:val=""/>
+      <w:lvlJc w:val="left"/>
+      <w:pPr>
+        <w:tabs>
+          <w:tab w:val="num" w:pos="5760"/>
+        </w:tabs>
+        <w:ind w:left="5760" w:hanging="360"/>
+      </w:pPr>
+      <w:rPr>
+        <w:rFonts w:ascii="Wingdings" w:hAnsi="Wingdings" w:hint="default"/>
+        <w:sz w:val="20"/>
+      </w:rPr>
+    </w:lvl>
+    <w:lvl w:ilvl="8" w:tentative="1">
+      <w:start w:val="1"/>
+      <w:numFmt w:val="bullet"/>
+      <w:lvlText w:val=""/>
+      <w:lvlJc w:val="left"/>
+      <w:pPr>
+        <w:tabs>
+          <w:tab w:val="num" w:pos="6480"/>
+        </w:tabs>
+        <w:ind w:left="6480" w:hanging="360"/>
+      </w:pPr>
+      <w:rPr>
+        <w:rFonts w:ascii="Wingdings" w:hAnsi="Wingdings" w:hint="default"/>
+        <w:sz w:val="20"/>
+      </w:rPr>
+    </w:lvl>
+  </w:abstractNum>
+  <w:abstractNum w:abstractNumId="31" w15:restartNumberingAfterBreak="0">
+    <w:nsid w:val="6599636C"/>
+    <w:multiLevelType w:val="multilevel"/>
+    <w:tmpl w:val="E07478F6"/>
+    <w:lvl w:ilvl="0">
+      <w:start w:val="1"/>
+      <w:numFmt w:val="bullet"/>
+      <w:lvlText w:val=""/>
+      <w:lvlJc w:val="left"/>
+      <w:pPr>
+        <w:tabs>
+          <w:tab w:val="num" w:pos="720"/>
+        </w:tabs>
+        <w:ind w:left="720" w:hanging="360"/>
+      </w:pPr>
+      <w:rPr>
+        <w:rFonts w:ascii="Symbol" w:hAnsi="Symbol" w:hint="default"/>
+        <w:sz w:val="20"/>
+      </w:rPr>
+    </w:lvl>
+    <w:lvl w:ilvl="1" w:tentative="1">
+      <w:start w:val="1"/>
+      <w:numFmt w:val="bullet"/>
+      <w:lvlText w:val="o"/>
+      <w:lvlJc w:val="left"/>
+      <w:pPr>
+        <w:tabs>
+          <w:tab w:val="num" w:pos="1440"/>
+        </w:tabs>
+        <w:ind w:left="1440" w:hanging="360"/>
+      </w:pPr>
+      <w:rPr>
+        <w:rFonts w:ascii="Courier New" w:hAnsi="Courier New" w:hint="default"/>
+        <w:sz w:val="20"/>
+      </w:rPr>
+    </w:lvl>
+    <w:lvl w:ilvl="2" w:tentative="1">
+      <w:start w:val="1"/>
+      <w:numFmt w:val="bullet"/>
+      <w:lvlText w:val=""/>
+      <w:lvlJc w:val="left"/>
+      <w:pPr>
+        <w:tabs>
+          <w:tab w:val="num" w:pos="2160"/>
+        </w:tabs>
+        <w:ind w:left="2160" w:hanging="360"/>
+      </w:pPr>
+      <w:rPr>
+        <w:rFonts w:ascii="Wingdings" w:hAnsi="Wingdings" w:hint="default"/>
+        <w:sz w:val="20"/>
+      </w:rPr>
+    </w:lvl>
+    <w:lvl w:ilvl="3" w:tentative="1">
+      <w:start w:val="1"/>
+      <w:numFmt w:val="bullet"/>
+      <w:lvlText w:val=""/>
+      <w:lvlJc w:val="left"/>
+      <w:pPr>
+        <w:tabs>
+          <w:tab w:val="num" w:pos="2880"/>
+        </w:tabs>
+        <w:ind w:left="2880" w:hanging="360"/>
+      </w:pPr>
+      <w:rPr>
+        <w:rFonts w:ascii="Wingdings" w:hAnsi="Wingdings" w:hint="default"/>
+        <w:sz w:val="20"/>
+      </w:rPr>
+    </w:lvl>
+    <w:lvl w:ilvl="4" w:tentative="1">
+      <w:start w:val="1"/>
+      <w:numFmt w:val="bullet"/>
+      <w:lvlText w:val=""/>
+      <w:lvlJc w:val="left"/>
+      <w:pPr>
+        <w:tabs>
+          <w:tab w:val="num" w:pos="3600"/>
+        </w:tabs>
+        <w:ind w:left="3600" w:hanging="360"/>
+      </w:pPr>
+      <w:rPr>
+        <w:rFonts w:ascii="Wingdings" w:hAnsi="Wingdings" w:hint="default"/>
+        <w:sz w:val="20"/>
+      </w:rPr>
+    </w:lvl>
+    <w:lvl w:ilvl="5" w:tentative="1">
+      <w:start w:val="1"/>
+      <w:numFmt w:val="bullet"/>
+      <w:lvlText w:val=""/>
+      <w:lvlJc w:val="left"/>
+      <w:pPr>
+        <w:tabs>
+          <w:tab w:val="num" w:pos="4320"/>
+        </w:tabs>
+        <w:ind w:left="4320" w:hanging="360"/>
+      </w:pPr>
+      <w:rPr>
+        <w:rFonts w:ascii="Wingdings" w:hAnsi="Wingdings" w:hint="default"/>
+        <w:sz w:val="20"/>
+      </w:rPr>
+    </w:lvl>
+    <w:lvl w:ilvl="6" w:tentative="1">
+      <w:start w:val="1"/>
+      <w:numFmt w:val="bullet"/>
+      <w:lvlText w:val=""/>
+      <w:lvlJc w:val="left"/>
+      <w:pPr>
+        <w:tabs>
+          <w:tab w:val="num" w:pos="5040"/>
+        </w:tabs>
+        <w:ind w:left="5040" w:hanging="360"/>
+      </w:pPr>
+      <w:rPr>
+        <w:rFonts w:ascii="Wingdings" w:hAnsi="Wingdings" w:hint="default"/>
+        <w:sz w:val="20"/>
+      </w:rPr>
+    </w:lvl>
+    <w:lvl w:ilvl="7" w:tentative="1">
+      <w:start w:val="1"/>
+      <w:numFmt w:val="bullet"/>
+      <w:lvlText w:val=""/>
+      <w:lvlJc w:val="left"/>
+      <w:pPr>
+        <w:tabs>
+          <w:tab w:val="num" w:pos="5760"/>
+        </w:tabs>
+        <w:ind w:left="5760" w:hanging="360"/>
+      </w:pPr>
+      <w:rPr>
+        <w:rFonts w:ascii="Wingdings" w:hAnsi="Wingdings" w:hint="default"/>
+        <w:sz w:val="20"/>
+      </w:rPr>
+    </w:lvl>
+    <w:lvl w:ilvl="8" w:tentative="1">
+      <w:start w:val="1"/>
+      <w:numFmt w:val="bullet"/>
+      <w:lvlText w:val=""/>
+      <w:lvlJc w:val="left"/>
+      <w:pPr>
+        <w:tabs>
+          <w:tab w:val="num" w:pos="6480"/>
+        </w:tabs>
+        <w:ind w:left="6480" w:hanging="360"/>
+      </w:pPr>
+      <w:rPr>
+        <w:rFonts w:ascii="Wingdings" w:hAnsi="Wingdings" w:hint="default"/>
+        <w:sz w:val="20"/>
+      </w:rPr>
+    </w:lvl>
+  </w:abstractNum>
+  <w:abstractNum w:abstractNumId="32" w15:restartNumberingAfterBreak="0">
+    <w:nsid w:val="659F468D"/>
+    <w:multiLevelType w:val="multilevel"/>
+    <w:tmpl w:val="8CC6F9AA"/>
+    <w:lvl w:ilvl="0">
+      <w:start w:val="1"/>
+      <w:numFmt w:val="bullet"/>
+      <w:lvlText w:val=""/>
+      <w:lvlJc w:val="left"/>
+      <w:pPr>
+        <w:tabs>
+          <w:tab w:val="num" w:pos="720"/>
+        </w:tabs>
+        <w:ind w:left="720" w:hanging="360"/>
+      </w:pPr>
+      <w:rPr>
+        <w:rFonts w:ascii="Symbol" w:hAnsi="Symbol" w:hint="default"/>
+        <w:sz w:val="20"/>
+      </w:rPr>
+    </w:lvl>
+    <w:lvl w:ilvl="1" w:tentative="1">
+      <w:start w:val="1"/>
+      <w:numFmt w:val="bullet"/>
+      <w:lvlText w:val="o"/>
+      <w:lvlJc w:val="left"/>
+      <w:pPr>
+        <w:tabs>
+          <w:tab w:val="num" w:pos="1440"/>
+        </w:tabs>
+        <w:ind w:left="1440" w:hanging="360"/>
+      </w:pPr>
+      <w:rPr>
+        <w:rFonts w:ascii="Courier New" w:hAnsi="Courier New" w:hint="default"/>
+        <w:sz w:val="20"/>
+      </w:rPr>
+    </w:lvl>
+    <w:lvl w:ilvl="2" w:tentative="1">
+      <w:start w:val="1"/>
+      <w:numFmt w:val="bullet"/>
+      <w:lvlText w:val=""/>
+      <w:lvlJc w:val="left"/>
+      <w:pPr>
+        <w:tabs>
+          <w:tab w:val="num" w:pos="2160"/>
+        </w:tabs>
+        <w:ind w:left="2160" w:hanging="360"/>
+      </w:pPr>
+      <w:rPr>
+        <w:rFonts w:ascii="Wingdings" w:hAnsi="Wingdings" w:hint="default"/>
+        <w:sz w:val="20"/>
+      </w:rPr>
+    </w:lvl>
+    <w:lvl w:ilvl="3" w:tentative="1">
+      <w:start w:val="1"/>
+      <w:numFmt w:val="bullet"/>
+      <w:lvlText w:val=""/>
+      <w:lvlJc w:val="left"/>
+      <w:pPr>
+        <w:tabs>
+          <w:tab w:val="num" w:pos="2880"/>
+        </w:tabs>
+        <w:ind w:left="2880" w:hanging="360"/>
+      </w:pPr>
+      <w:rPr>
+        <w:rFonts w:ascii="Wingdings" w:hAnsi="Wingdings" w:hint="default"/>
+        <w:sz w:val="20"/>
+      </w:rPr>
+    </w:lvl>
+    <w:lvl w:ilvl="4" w:tentative="1">
+      <w:start w:val="1"/>
+      <w:numFmt w:val="bullet"/>
+      <w:lvlText w:val=""/>
+      <w:lvlJc w:val="left"/>
+      <w:pPr>
+        <w:tabs>
+          <w:tab w:val="num" w:pos="3600"/>
+        </w:tabs>
+        <w:ind w:left="3600" w:hanging="360"/>
+      </w:pPr>
+      <w:rPr>
+        <w:rFonts w:ascii="Wingdings" w:hAnsi="Wingdings" w:hint="default"/>
+        <w:sz w:val="20"/>
+      </w:rPr>
+    </w:lvl>
+    <w:lvl w:ilvl="5" w:tentative="1">
+      <w:start w:val="1"/>
+      <w:numFmt w:val="bullet"/>
+      <w:lvlText w:val=""/>
+      <w:lvlJc w:val="left"/>
+      <w:pPr>
+        <w:tabs>
+          <w:tab w:val="num" w:pos="4320"/>
+        </w:tabs>
+        <w:ind w:left="4320" w:hanging="360"/>
+      </w:pPr>
+      <w:rPr>
+        <w:rFonts w:ascii="Wingdings" w:hAnsi="Wingdings" w:hint="default"/>
+        <w:sz w:val="20"/>
+      </w:rPr>
+    </w:lvl>
+    <w:lvl w:ilvl="6" w:tentative="1">
+      <w:start w:val="1"/>
+      <w:numFmt w:val="bullet"/>
+      <w:lvlText w:val=""/>
+      <w:lvlJc w:val="left"/>
+      <w:pPr>
+        <w:tabs>
+          <w:tab w:val="num" w:pos="5040"/>
+        </w:tabs>
+        <w:ind w:left="5040" w:hanging="360"/>
+      </w:pPr>
+      <w:rPr>
+        <w:rFonts w:ascii="Wingdings" w:hAnsi="Wingdings" w:hint="default"/>
+        <w:sz w:val="20"/>
+      </w:rPr>
+    </w:lvl>
+    <w:lvl w:ilvl="7" w:tentative="1">
+      <w:start w:val="1"/>
+      <w:numFmt w:val="bullet"/>
+      <w:lvlText w:val=""/>
+      <w:lvlJc w:val="left"/>
+      <w:pPr>
+        <w:tabs>
+          <w:tab w:val="num" w:pos="5760"/>
+        </w:tabs>
+        <w:ind w:left="5760" w:hanging="360"/>
+      </w:pPr>
+      <w:rPr>
+        <w:rFonts w:ascii="Wingdings" w:hAnsi="Wingdings" w:hint="default"/>
+        <w:sz w:val="20"/>
+      </w:rPr>
+    </w:lvl>
+    <w:lvl w:ilvl="8" w:tentative="1">
+      <w:start w:val="1"/>
+      <w:numFmt w:val="bullet"/>
+      <w:lvlText w:val=""/>
+      <w:lvlJc w:val="left"/>
+      <w:pPr>
+        <w:tabs>
+          <w:tab w:val="num" w:pos="6480"/>
+        </w:tabs>
+        <w:ind w:left="6480" w:hanging="360"/>
+      </w:pPr>
+      <w:rPr>
+        <w:rFonts w:ascii="Wingdings" w:hAnsi="Wingdings" w:hint="default"/>
+        <w:sz w:val="20"/>
+      </w:rPr>
+    </w:lvl>
+  </w:abstractNum>
+  <w:abstractNum w:abstractNumId="33" w15:restartNumberingAfterBreak="0">
+    <w:nsid w:val="67DC422E"/>
+    <w:multiLevelType w:val="multilevel"/>
+    <w:tmpl w:val="1E2A9B18"/>
+    <w:lvl w:ilvl="0">
+      <w:start w:val="1"/>
+      <w:numFmt w:val="bullet"/>
+      <w:lvlText w:val=""/>
+      <w:lvlJc w:val="left"/>
+      <w:pPr>
+        <w:tabs>
+          <w:tab w:val="num" w:pos="720"/>
+        </w:tabs>
+        <w:ind w:left="720" w:hanging="360"/>
+      </w:pPr>
+      <w:rPr>
+        <w:rFonts w:ascii="Symbol" w:hAnsi="Symbol" w:hint="default"/>
+        <w:sz w:val="20"/>
+      </w:rPr>
+    </w:lvl>
+    <w:lvl w:ilvl="1" w:tentative="1">
+      <w:start w:val="1"/>
+      <w:numFmt w:val="bullet"/>
+      <w:lvlText w:val="o"/>
+      <w:lvlJc w:val="left"/>
+      <w:pPr>
+        <w:tabs>
+          <w:tab w:val="num" w:pos="1440"/>
+        </w:tabs>
+        <w:ind w:left="1440" w:hanging="360"/>
+      </w:pPr>
+      <w:rPr>
+        <w:rFonts w:ascii="Courier New" w:hAnsi="Courier New" w:hint="default"/>
+        <w:sz w:val="20"/>
+      </w:rPr>
+    </w:lvl>
+    <w:lvl w:ilvl="2" w:tentative="1">
+      <w:start w:val="1"/>
+      <w:numFmt w:val="bullet"/>
+      <w:lvlText w:val=""/>
+      <w:lvlJc w:val="left"/>
+      <w:pPr>
+        <w:tabs>
+          <w:tab w:val="num" w:pos="2160"/>
+        </w:tabs>
+        <w:ind w:left="2160" w:hanging="360"/>
+      </w:pPr>
+      <w:rPr>
+        <w:rFonts w:ascii="Wingdings" w:hAnsi="Wingdings" w:hint="default"/>
+        <w:sz w:val="20"/>
+      </w:rPr>
+    </w:lvl>
+    <w:lvl w:ilvl="3" w:tentative="1">
+      <w:start w:val="1"/>
+      <w:numFmt w:val="bullet"/>
+      <w:lvlText w:val=""/>
+      <w:lvlJc w:val="left"/>
+      <w:pPr>
+        <w:tabs>
+          <w:tab w:val="num" w:pos="2880"/>
+        </w:tabs>
+        <w:ind w:left="2880" w:hanging="360"/>
+      </w:pPr>
+      <w:rPr>
+        <w:rFonts w:ascii="Wingdings" w:hAnsi="Wingdings" w:hint="default"/>
+        <w:sz w:val="20"/>
+      </w:rPr>
+    </w:lvl>
+    <w:lvl w:ilvl="4" w:tentative="1">
+      <w:start w:val="1"/>
+      <w:numFmt w:val="bullet"/>
+      <w:lvlText w:val=""/>
+      <w:lvlJc w:val="left"/>
+      <w:pPr>
+        <w:tabs>
+          <w:tab w:val="num" w:pos="3600"/>
+        </w:tabs>
+        <w:ind w:left="3600" w:hanging="360"/>
+      </w:pPr>
+      <w:rPr>
+        <w:rFonts w:ascii="Wingdings" w:hAnsi="Wingdings" w:hint="default"/>
+        <w:sz w:val="20"/>
+      </w:rPr>
+    </w:lvl>
+    <w:lvl w:ilvl="5" w:tentative="1">
+      <w:start w:val="1"/>
+      <w:numFmt w:val="bullet"/>
+      <w:lvlText w:val=""/>
+      <w:lvlJc w:val="left"/>
+      <w:pPr>
+        <w:tabs>
+          <w:tab w:val="num" w:pos="4320"/>
+        </w:tabs>
+        <w:ind w:left="4320" w:hanging="360"/>
+      </w:pPr>
+      <w:rPr>
+        <w:rFonts w:ascii="Wingdings" w:hAnsi="Wingdings" w:hint="default"/>
+        <w:sz w:val="20"/>
+      </w:rPr>
+    </w:lvl>
+    <w:lvl w:ilvl="6" w:tentative="1">
+      <w:start w:val="1"/>
+      <w:numFmt w:val="bullet"/>
+      <w:lvlText w:val=""/>
+      <w:lvlJc w:val="left"/>
+      <w:pPr>
+        <w:tabs>
+          <w:tab w:val="num" w:pos="5040"/>
+        </w:tabs>
+        <w:ind w:left="5040" w:hanging="360"/>
+      </w:pPr>
+      <w:rPr>
+        <w:rFonts w:ascii="Wingdings" w:hAnsi="Wingdings" w:hint="default"/>
+        <w:sz w:val="20"/>
+      </w:rPr>
+    </w:lvl>
+    <w:lvl w:ilvl="7" w:tentative="1">
+      <w:start w:val="1"/>
+      <w:numFmt w:val="bullet"/>
+      <w:lvlText w:val=""/>
+      <w:lvlJc w:val="left"/>
+      <w:pPr>
+        <w:tabs>
+          <w:tab w:val="num" w:pos="5760"/>
+        </w:tabs>
+        <w:ind w:left="5760" w:hanging="360"/>
+      </w:pPr>
+      <w:rPr>
+        <w:rFonts w:ascii="Wingdings" w:hAnsi="Wingdings" w:hint="default"/>
+        <w:sz w:val="20"/>
+      </w:rPr>
+    </w:lvl>
+    <w:lvl w:ilvl="8" w:tentative="1">
+      <w:start w:val="1"/>
+      <w:numFmt w:val="bullet"/>
+      <w:lvlText w:val=""/>
+      <w:lvlJc w:val="left"/>
+      <w:pPr>
+        <w:tabs>
+          <w:tab w:val="num" w:pos="6480"/>
+        </w:tabs>
+        <w:ind w:left="6480" w:hanging="360"/>
+      </w:pPr>
+      <w:rPr>
+        <w:rFonts w:ascii="Wingdings" w:hAnsi="Wingdings" w:hint="default"/>
+        <w:sz w:val="20"/>
+      </w:rPr>
+    </w:lvl>
+  </w:abstractNum>
+  <w:abstractNum w:abstractNumId="34" w15:restartNumberingAfterBreak="0">
+    <w:nsid w:val="708A2765"/>
+    <w:multiLevelType w:val="multilevel"/>
+    <w:tmpl w:val="FE3E365A"/>
+    <w:lvl w:ilvl="0">
+      <w:start w:val="1"/>
+      <w:numFmt w:val="bullet"/>
+      <w:lvlText w:val=""/>
+      <w:lvlJc w:val="left"/>
+      <w:pPr>
+        <w:tabs>
+          <w:tab w:val="num" w:pos="720"/>
+        </w:tabs>
+        <w:ind w:left="720" w:hanging="360"/>
+      </w:pPr>
+      <w:rPr>
+        <w:rFonts w:ascii="Symbol" w:hAnsi="Symbol" w:hint="default"/>
+        <w:sz w:val="20"/>
+      </w:rPr>
+    </w:lvl>
+    <w:lvl w:ilvl="1" w:tentative="1">
+      <w:start w:val="1"/>
+      <w:numFmt w:val="bullet"/>
+      <w:lvlText w:val="o"/>
+      <w:lvlJc w:val="left"/>
+      <w:pPr>
+        <w:tabs>
+          <w:tab w:val="num" w:pos="1440"/>
+        </w:tabs>
+        <w:ind w:left="1440" w:hanging="360"/>
+      </w:pPr>
+      <w:rPr>
+        <w:rFonts w:ascii="Courier New" w:hAnsi="Courier New" w:hint="default"/>
+        <w:sz w:val="20"/>
+      </w:rPr>
+    </w:lvl>
+    <w:lvl w:ilvl="2" w:tentative="1">
+      <w:start w:val="1"/>
+      <w:numFmt w:val="bullet"/>
+      <w:lvlText w:val=""/>
+      <w:lvlJc w:val="left"/>
+      <w:pPr>
+        <w:tabs>
+          <w:tab w:val="num" w:pos="2160"/>
+        </w:tabs>
+        <w:ind w:left="2160" w:hanging="360"/>
+      </w:pPr>
+      <w:rPr>
+        <w:rFonts w:ascii="Wingdings" w:hAnsi="Wingdings" w:hint="default"/>
+        <w:sz w:val="20"/>
+      </w:rPr>
+    </w:lvl>
+    <w:lvl w:ilvl="3" w:tentative="1">
+      <w:start w:val="1"/>
+      <w:numFmt w:val="bullet"/>
+      <w:lvlText w:val=""/>
+      <w:lvlJc w:val="left"/>
+      <w:pPr>
+        <w:tabs>
+          <w:tab w:val="num" w:pos="2880"/>
+        </w:tabs>
+        <w:ind w:left="2880" w:hanging="360"/>
+      </w:pPr>
+      <w:rPr>
+        <w:rFonts w:ascii="Wingdings" w:hAnsi="Wingdings" w:hint="default"/>
+        <w:sz w:val="20"/>
+      </w:rPr>
+    </w:lvl>
+    <w:lvl w:ilvl="4" w:tentative="1">
+      <w:start w:val="1"/>
+      <w:numFmt w:val="bullet"/>
+      <w:lvlText w:val=""/>
+      <w:lvlJc w:val="left"/>
+      <w:pPr>
+        <w:tabs>
+          <w:tab w:val="num" w:pos="3600"/>
+        </w:tabs>
+        <w:ind w:left="3600" w:hanging="360"/>
+      </w:pPr>
+      <w:rPr>
+        <w:rFonts w:ascii="Wingdings" w:hAnsi="Wingdings" w:hint="default"/>
+        <w:sz w:val="20"/>
+      </w:rPr>
+    </w:lvl>
+    <w:lvl w:ilvl="5" w:tentative="1">
+      <w:start w:val="1"/>
+      <w:numFmt w:val="bullet"/>
+      <w:lvlText w:val=""/>
+      <w:lvlJc w:val="left"/>
+      <w:pPr>
+        <w:tabs>
+          <w:tab w:val="num" w:pos="4320"/>
+        </w:tabs>
+        <w:ind w:left="4320" w:hanging="360"/>
+      </w:pPr>
+      <w:rPr>
+        <w:rFonts w:ascii="Wingdings" w:hAnsi="Wingdings" w:hint="default"/>
+        <w:sz w:val="20"/>
+      </w:rPr>
+    </w:lvl>
+    <w:lvl w:ilvl="6" w:tentative="1">
+      <w:start w:val="1"/>
+      <w:numFmt w:val="bullet"/>
+      <w:lvlText w:val=""/>
+      <w:lvlJc w:val="left"/>
+      <w:pPr>
+        <w:tabs>
+          <w:tab w:val="num" w:pos="5040"/>
+        </w:tabs>
+        <w:ind w:left="5040" w:hanging="360"/>
+      </w:pPr>
+      <w:rPr>
+        <w:rFonts w:ascii="Wingdings" w:hAnsi="Wingdings" w:hint="default"/>
+        <w:sz w:val="20"/>
+      </w:rPr>
+    </w:lvl>
+    <w:lvl w:ilvl="7" w:tentative="1">
+      <w:start w:val="1"/>
+      <w:numFmt w:val="bullet"/>
+      <w:lvlText w:val=""/>
+      <w:lvlJc w:val="left"/>
+      <w:pPr>
+        <w:tabs>
+          <w:tab w:val="num" w:pos="5760"/>
+        </w:tabs>
+        <w:ind w:left="5760" w:hanging="360"/>
+      </w:pPr>
+      <w:rPr>
+        <w:rFonts w:ascii="Wingdings" w:hAnsi="Wingdings" w:hint="default"/>
+        <w:sz w:val="20"/>
+      </w:rPr>
+    </w:lvl>
+    <w:lvl w:ilvl="8" w:tentative="1">
+      <w:start w:val="1"/>
+      <w:numFmt w:val="bullet"/>
+      <w:lvlText w:val=""/>
+      <w:lvlJc w:val="left"/>
+      <w:pPr>
+        <w:tabs>
+          <w:tab w:val="num" w:pos="6480"/>
+        </w:tabs>
+        <w:ind w:left="6480" w:hanging="360"/>
+      </w:pPr>
+      <w:rPr>
+        <w:rFonts w:ascii="Wingdings" w:hAnsi="Wingdings" w:hint="default"/>
+        <w:sz w:val="20"/>
+      </w:rPr>
+    </w:lvl>
+  </w:abstractNum>
+  <w:abstractNum w:abstractNumId="35" w15:restartNumberingAfterBreak="0">
+    <w:nsid w:val="77624791"/>
+    <w:multiLevelType w:val="multilevel"/>
+    <w:tmpl w:val="9B0450AE"/>
+    <w:lvl w:ilvl="0">
+      <w:start w:val="1"/>
+      <w:numFmt w:val="bullet"/>
+      <w:lvlText w:val=""/>
+      <w:lvlJc w:val="left"/>
+      <w:pPr>
+        <w:tabs>
+          <w:tab w:val="num" w:pos="720"/>
+        </w:tabs>
+        <w:ind w:left="720" w:hanging="360"/>
+      </w:pPr>
+      <w:rPr>
+        <w:rFonts w:ascii="Symbol" w:hAnsi="Symbol" w:hint="default"/>
+        <w:sz w:val="20"/>
+      </w:rPr>
+    </w:lvl>
+    <w:lvl w:ilvl="1">
+      <w:start w:val="1"/>
+      <w:numFmt w:val="bullet"/>
+      <w:lvlText w:val="o"/>
+      <w:lvlJc w:val="left"/>
+      <w:pPr>
+        <w:tabs>
+          <w:tab w:val="num" w:pos="1440"/>
+        </w:tabs>
+        <w:ind w:left="1440" w:hanging="360"/>
+      </w:pPr>
+      <w:rPr>
+        <w:rFonts w:ascii="Courier New" w:hAnsi="Courier New" w:hint="default"/>
+        <w:sz w:val="20"/>
+      </w:rPr>
+    </w:lvl>
+    <w:lvl w:ilvl="2" w:tentative="1">
+      <w:start w:val="1"/>
+      <w:numFmt w:val="bullet"/>
+      <w:lvlText w:val=""/>
+      <w:lvlJc w:val="left"/>
+      <w:pPr>
+        <w:tabs>
+          <w:tab w:val="num" w:pos="2160"/>
+        </w:tabs>
+        <w:ind w:left="2160" w:hanging="360"/>
+      </w:pPr>
+      <w:rPr>
+        <w:rFonts w:ascii="Wingdings" w:hAnsi="Wingdings" w:hint="default"/>
+        <w:sz w:val="20"/>
+      </w:rPr>
+    </w:lvl>
+    <w:lvl w:ilvl="3" w:tentative="1">
+      <w:start w:val="1"/>
+      <w:numFmt w:val="bullet"/>
+      <w:lvlText w:val=""/>
+      <w:lvlJc w:val="left"/>
+      <w:pPr>
+        <w:tabs>
+          <w:tab w:val="num" w:pos="2880"/>
+        </w:tabs>
+        <w:ind w:left="2880" w:hanging="360"/>
+      </w:pPr>
+      <w:rPr>
+        <w:rFonts w:ascii="Wingdings" w:hAnsi="Wingdings" w:hint="default"/>
+        <w:sz w:val="20"/>
+      </w:rPr>
+    </w:lvl>
+    <w:lvl w:ilvl="4" w:tentative="1">
+      <w:start w:val="1"/>
+      <w:numFmt w:val="bullet"/>
+      <w:lvlText w:val=""/>
+      <w:lvlJc w:val="left"/>
+      <w:pPr>
+        <w:tabs>
+          <w:tab w:val="num" w:pos="3600"/>
+        </w:tabs>
+        <w:ind w:left="3600" w:hanging="360"/>
+      </w:pPr>
+      <w:rPr>
+        <w:rFonts w:ascii="Wingdings" w:hAnsi="Wingdings" w:hint="default"/>
+        <w:sz w:val="20"/>
+      </w:rPr>
+    </w:lvl>
+    <w:lvl w:ilvl="5" w:tentative="1">
+      <w:start w:val="1"/>
+      <w:numFmt w:val="bullet"/>
+      <w:lvlText w:val=""/>
+      <w:lvlJc w:val="left"/>
+      <w:pPr>
+        <w:tabs>
+          <w:tab w:val="num" w:pos="4320"/>
+        </w:tabs>
+        <w:ind w:left="4320" w:hanging="360"/>
+      </w:pPr>
+      <w:rPr>
+        <w:rFonts w:ascii="Wingdings" w:hAnsi="Wingdings" w:hint="default"/>
+        <w:sz w:val="20"/>
+      </w:rPr>
+    </w:lvl>
+    <w:lvl w:ilvl="6" w:tentative="1">
+      <w:start w:val="1"/>
+      <w:numFmt w:val="bullet"/>
+      <w:lvlText w:val=""/>
+      <w:lvlJc w:val="left"/>
+      <w:pPr>
+        <w:tabs>
+          <w:tab w:val="num" w:pos="5040"/>
+        </w:tabs>
+        <w:ind w:left="5040" w:hanging="360"/>
+      </w:pPr>
+      <w:rPr>
+        <w:rFonts w:ascii="Wingdings" w:hAnsi="Wingdings" w:hint="default"/>
+        <w:sz w:val="20"/>
+      </w:rPr>
+    </w:lvl>
+    <w:lvl w:ilvl="7" w:tentative="1">
+      <w:start w:val="1"/>
+      <w:numFmt w:val="bullet"/>
+      <w:lvlText w:val=""/>
+      <w:lvlJc w:val="left"/>
+      <w:pPr>
+        <w:tabs>
+          <w:tab w:val="num" w:pos="5760"/>
+        </w:tabs>
+        <w:ind w:left="5760" w:hanging="360"/>
+      </w:pPr>
+      <w:rPr>
+        <w:rFonts w:ascii="Wingdings" w:hAnsi="Wingdings" w:hint="default"/>
+        <w:sz w:val="20"/>
+      </w:rPr>
+    </w:lvl>
+    <w:lvl w:ilvl="8" w:tentative="1">
+      <w:start w:val="1"/>
+      <w:numFmt w:val="bullet"/>
+      <w:lvlText w:val=""/>
+      <w:lvlJc w:val="left"/>
+      <w:pPr>
+        <w:tabs>
+          <w:tab w:val="num" w:pos="6480"/>
+        </w:tabs>
+        <w:ind w:left="6480" w:hanging="360"/>
+      </w:pPr>
+      <w:rPr>
+        <w:rFonts w:ascii="Wingdings" w:hAnsi="Wingdings" w:hint="default"/>
+        <w:sz w:val="20"/>
+      </w:rPr>
+    </w:lvl>
+  </w:abstractNum>
+  <w:abstractNum w:abstractNumId="36" w15:restartNumberingAfterBreak="0">
+    <w:nsid w:val="79806704"/>
+    <w:multiLevelType w:val="multilevel"/>
+    <w:tmpl w:val="C66EF4F2"/>
+    <w:lvl w:ilvl="0">
+      <w:start w:val="1"/>
+      <w:numFmt w:val="bullet"/>
+      <w:lvlText w:val=""/>
+      <w:lvlJc w:val="left"/>
+      <w:pPr>
+        <w:tabs>
+          <w:tab w:val="num" w:pos="720"/>
+        </w:tabs>
+        <w:ind w:left="720" w:hanging="360"/>
+      </w:pPr>
+      <w:rPr>
+        <w:rFonts w:ascii="Symbol" w:hAnsi="Symbol" w:hint="default"/>
+        <w:sz w:val="20"/>
+      </w:rPr>
+    </w:lvl>
+    <w:lvl w:ilvl="1" w:tentative="1">
+      <w:start w:val="1"/>
+      <w:numFmt w:val="bullet"/>
+      <w:lvlText w:val="o"/>
+      <w:lvlJc w:val="left"/>
+      <w:pPr>
+        <w:tabs>
+          <w:tab w:val="num" w:pos="1440"/>
+        </w:tabs>
+        <w:ind w:left="1440" w:hanging="360"/>
+      </w:pPr>
+      <w:rPr>
+        <w:rFonts w:ascii="Courier New" w:hAnsi="Courier New" w:hint="default"/>
+        <w:sz w:val="20"/>
+      </w:rPr>
+    </w:lvl>
+    <w:lvl w:ilvl="2" w:tentative="1">
+      <w:start w:val="1"/>
+      <w:numFmt w:val="bullet"/>
+      <w:lvlText w:val=""/>
+      <w:lvlJc w:val="left"/>
+      <w:pPr>
+        <w:tabs>
+          <w:tab w:val="num" w:pos="2160"/>
+        </w:tabs>
+        <w:ind w:left="2160" w:hanging="360"/>
+      </w:pPr>
+      <w:rPr>
+        <w:rFonts w:ascii="Wingdings" w:hAnsi="Wingdings" w:hint="default"/>
+        <w:sz w:val="20"/>
+      </w:rPr>
+    </w:lvl>
+    <w:lvl w:ilvl="3" w:tentative="1">
+      <w:start w:val="1"/>
+      <w:numFmt w:val="bullet"/>
+      <w:lvlText w:val=""/>
+      <w:lvlJc w:val="left"/>
+      <w:pPr>
+        <w:tabs>
+          <w:tab w:val="num" w:pos="2880"/>
+        </w:tabs>
+        <w:ind w:left="2880" w:hanging="360"/>
+      </w:pPr>
+      <w:rPr>
+        <w:rFonts w:ascii="Wingdings" w:hAnsi="Wingdings" w:hint="default"/>
+        <w:sz w:val="20"/>
+      </w:rPr>
+    </w:lvl>
+    <w:lvl w:ilvl="4" w:tentative="1">
+      <w:start w:val="1"/>
+      <w:numFmt w:val="bullet"/>
+      <w:lvlText w:val=""/>
+      <w:lvlJc w:val="left"/>
+      <w:pPr>
+        <w:tabs>
+          <w:tab w:val="num" w:pos="3600"/>
+        </w:tabs>
+        <w:ind w:left="3600" w:hanging="360"/>
+      </w:pPr>
+      <w:rPr>
+        <w:rFonts w:ascii="Wingdings" w:hAnsi="Wingdings" w:hint="default"/>
+        <w:sz w:val="20"/>
+      </w:rPr>
+    </w:lvl>
+    <w:lvl w:ilvl="5" w:tentative="1">
+      <w:start w:val="1"/>
+      <w:numFmt w:val="bullet"/>
+      <w:lvlText w:val=""/>
+      <w:lvlJc w:val="left"/>
+      <w:pPr>
+        <w:tabs>
+          <w:tab w:val="num" w:pos="4320"/>
+        </w:tabs>
+        <w:ind w:left="4320" w:hanging="360"/>
+      </w:pPr>
+      <w:rPr>
+        <w:rFonts w:ascii="Wingdings" w:hAnsi="Wingdings" w:hint="default"/>
+        <w:sz w:val="20"/>
+      </w:rPr>
+    </w:lvl>
+    <w:lvl w:ilvl="6" w:tentative="1">
+      <w:start w:val="1"/>
+      <w:numFmt w:val="bullet"/>
+      <w:lvlText w:val=""/>
+      <w:lvlJc w:val="left"/>
+      <w:pPr>
+        <w:tabs>
+          <w:tab w:val="num" w:pos="5040"/>
+        </w:tabs>
+        <w:ind w:left="5040" w:hanging="360"/>
+      </w:pPr>
+      <w:rPr>
+        <w:rFonts w:ascii="Wingdings" w:hAnsi="Wingdings" w:hint="default"/>
+        <w:sz w:val="20"/>
+      </w:rPr>
+    </w:lvl>
+    <w:lvl w:ilvl="7" w:tentative="1">
+      <w:start w:val="1"/>
+      <w:numFmt w:val="bullet"/>
+      <w:lvlText w:val=""/>
+      <w:lvlJc w:val="left"/>
+      <w:pPr>
+        <w:tabs>
+          <w:tab w:val="num" w:pos="5760"/>
+        </w:tabs>
+        <w:ind w:left="5760" w:hanging="360"/>
+      </w:pPr>
+      <w:rPr>
+        <w:rFonts w:ascii="Wingdings" w:hAnsi="Wingdings" w:hint="default"/>
+        <w:sz w:val="20"/>
+      </w:rPr>
+    </w:lvl>
+    <w:lvl w:ilvl="8" w:tentative="1">
+      <w:start w:val="1"/>
+      <w:numFmt w:val="bullet"/>
+      <w:lvlText w:val=""/>
+      <w:lvlJc w:val="left"/>
+      <w:pPr>
+        <w:tabs>
+          <w:tab w:val="num" w:pos="6480"/>
+        </w:tabs>
+        <w:ind w:left="6480" w:hanging="360"/>
+      </w:pPr>
+      <w:rPr>
+        <w:rFonts w:ascii="Wingdings" w:hAnsi="Wingdings" w:hint="default"/>
+        <w:sz w:val="20"/>
+      </w:rPr>
+    </w:lvl>
+  </w:abstractNum>
+  <w:abstractNum w:abstractNumId="37" w15:restartNumberingAfterBreak="0">
+    <w:nsid w:val="798E0D5C"/>
+    <w:multiLevelType w:val="multilevel"/>
+    <w:tmpl w:val="62B66160"/>
+    <w:lvl w:ilvl="0">
+      <w:start w:val="1"/>
+      <w:numFmt w:val="bullet"/>
+      <w:lvlText w:val=""/>
+      <w:lvlJc w:val="left"/>
+      <w:pPr>
+        <w:tabs>
+          <w:tab w:val="num" w:pos="720"/>
+        </w:tabs>
+        <w:ind w:left="720" w:hanging="360"/>
+      </w:pPr>
+      <w:rPr>
+        <w:rFonts w:ascii="Symbol" w:hAnsi="Symbol" w:hint="default"/>
+        <w:sz w:val="20"/>
+      </w:rPr>
+    </w:lvl>
+    <w:lvl w:ilvl="1" w:tentative="1">
+      <w:start w:val="1"/>
+      <w:numFmt w:val="bullet"/>
+      <w:lvlText w:val="o"/>
+      <w:lvlJc w:val="left"/>
+      <w:pPr>
+        <w:tabs>
+          <w:tab w:val="num" w:pos="1440"/>
+        </w:tabs>
+        <w:ind w:left="1440" w:hanging="360"/>
+      </w:pPr>
+      <w:rPr>
+        <w:rFonts w:ascii="Courier New" w:hAnsi="Courier New" w:hint="default"/>
+        <w:sz w:val="20"/>
+      </w:rPr>
+    </w:lvl>
+    <w:lvl w:ilvl="2" w:tentative="1">
+      <w:start w:val="1"/>
+      <w:numFmt w:val="bullet"/>
+      <w:lvlText w:val=""/>
+      <w:lvlJc w:val="left"/>
+      <w:pPr>
+        <w:tabs>
+          <w:tab w:val="num" w:pos="2160"/>
+        </w:tabs>
+        <w:ind w:left="2160" w:hanging="360"/>
+      </w:pPr>
+      <w:rPr>
+        <w:rFonts w:ascii="Wingdings" w:hAnsi="Wingdings" w:hint="default"/>
+        <w:sz w:val="20"/>
+      </w:rPr>
+    </w:lvl>
+    <w:lvl w:ilvl="3" w:tentative="1">
+      <w:start w:val="1"/>
+      <w:numFmt w:val="bullet"/>
+      <w:lvlText w:val=""/>
+      <w:lvlJc w:val="left"/>
+      <w:pPr>
+        <w:tabs>
+          <w:tab w:val="num" w:pos="2880"/>
+        </w:tabs>
+        <w:ind w:left="2880" w:hanging="360"/>
+      </w:pPr>
+      <w:rPr>
+        <w:rFonts w:ascii="Wingdings" w:hAnsi="Wingdings" w:hint="default"/>
+        <w:sz w:val="20"/>
+      </w:rPr>
+    </w:lvl>
+    <w:lvl w:ilvl="4" w:tentative="1">
+      <w:start w:val="1"/>
+      <w:numFmt w:val="bullet"/>
+      <w:lvlText w:val=""/>
+      <w:lvlJc w:val="left"/>
+      <w:pPr>
+        <w:tabs>
+          <w:tab w:val="num" w:pos="3600"/>
+        </w:tabs>
+        <w:ind w:left="3600" w:hanging="360"/>
+      </w:pPr>
+      <w:rPr>
+        <w:rFonts w:ascii="Wingdings" w:hAnsi="Wingdings" w:hint="default"/>
+        <w:sz w:val="20"/>
+      </w:rPr>
+    </w:lvl>
+    <w:lvl w:ilvl="5" w:tentative="1">
+      <w:start w:val="1"/>
+      <w:numFmt w:val="bullet"/>
+      <w:lvlText w:val=""/>
+      <w:lvlJc w:val="left"/>
+      <w:pPr>
+        <w:tabs>
+          <w:tab w:val="num" w:pos="4320"/>
+        </w:tabs>
+        <w:ind w:left="4320" w:hanging="360"/>
+      </w:pPr>
+      <w:rPr>
+        <w:rFonts w:ascii="Wingdings" w:hAnsi="Wingdings" w:hint="default"/>
+        <w:sz w:val="20"/>
+      </w:rPr>
+    </w:lvl>
+    <w:lvl w:ilvl="6" w:tentative="1">
+      <w:start w:val="1"/>
+      <w:numFmt w:val="bullet"/>
+      <w:lvlText w:val=""/>
+      <w:lvlJc w:val="left"/>
+      <w:pPr>
+        <w:tabs>
+          <w:tab w:val="num" w:pos="5040"/>
+        </w:tabs>
+        <w:ind w:left="5040" w:hanging="360"/>
+      </w:pPr>
+      <w:rPr>
+        <w:rFonts w:ascii="Wingdings" w:hAnsi="Wingdings" w:hint="default"/>
+        <w:sz w:val="20"/>
+      </w:rPr>
+    </w:lvl>
+    <w:lvl w:ilvl="7" w:tentative="1">
+      <w:start w:val="1"/>
+      <w:numFmt w:val="bullet"/>
+      <w:lvlText w:val=""/>
+      <w:lvlJc w:val="left"/>
+      <w:pPr>
+        <w:tabs>
+          <w:tab w:val="num" w:pos="5760"/>
+        </w:tabs>
+        <w:ind w:left="5760" w:hanging="360"/>
+      </w:pPr>
+      <w:rPr>
+        <w:rFonts w:ascii="Wingdings" w:hAnsi="Wingdings" w:hint="default"/>
+        <w:sz w:val="20"/>
+      </w:rPr>
+    </w:lvl>
+    <w:lvl w:ilvl="8" w:tentative="1">
+      <w:start w:val="1"/>
+      <w:numFmt w:val="bullet"/>
+      <w:lvlText w:val=""/>
+      <w:lvlJc w:val="left"/>
+      <w:pPr>
+        <w:tabs>
+          <w:tab w:val="num" w:pos="6480"/>
+        </w:tabs>
+        <w:ind w:left="6480" w:hanging="360"/>
+      </w:pPr>
+      <w:rPr>
+        <w:rFonts w:ascii="Wingdings" w:hAnsi="Wingdings" w:hint="default"/>
+        <w:sz w:val="20"/>
+      </w:rPr>
+    </w:lvl>
+  </w:abstractNum>
+  <w:abstractNum w:abstractNumId="38" w15:restartNumberingAfterBreak="0">
+    <w:nsid w:val="7FE41E27"/>
+    <w:multiLevelType w:val="multilevel"/>
+    <w:tmpl w:val="10D89D56"/>
+    <w:lvl w:ilvl="0">
+      <w:start w:val="1"/>
+      <w:numFmt w:val="bullet"/>
+      <w:lvlText w:val=""/>
+      <w:lvlJc w:val="left"/>
+      <w:pPr>
+        <w:tabs>
+          <w:tab w:val="num" w:pos="720"/>
+        </w:tabs>
+        <w:ind w:left="720" w:hanging="360"/>
+      </w:pPr>
+      <w:rPr>
+        <w:rFonts w:ascii="Symbol" w:hAnsi="Symbol" w:hint="default"/>
+        <w:sz w:val="20"/>
+      </w:rPr>
+    </w:lvl>
+    <w:lvl w:ilvl="1" w:tentative="1">
+      <w:start w:val="1"/>
+      <w:numFmt w:val="bullet"/>
+      <w:lvlText w:val="o"/>
+      <w:lvlJc w:val="left"/>
+      <w:pPr>
+        <w:tabs>
+          <w:tab w:val="num" w:pos="1440"/>
+        </w:tabs>
+        <w:ind w:left="1440" w:hanging="360"/>
+      </w:pPr>
+      <w:rPr>
+        <w:rFonts w:ascii="Courier New" w:hAnsi="Courier New" w:hint="default"/>
+        <w:sz w:val="20"/>
+      </w:rPr>
+    </w:lvl>
+    <w:lvl w:ilvl="2" w:tentative="1">
+      <w:start w:val="1"/>
+      <w:numFmt w:val="bullet"/>
+      <w:lvlText w:val=""/>
+      <w:lvlJc w:val="left"/>
+      <w:pPr>
+        <w:tabs>
+          <w:tab w:val="num" w:pos="2160"/>
+        </w:tabs>
+        <w:ind w:left="2160" w:hanging="360"/>
+      </w:pPr>
+      <w:rPr>
+        <w:rFonts w:ascii="Wingdings" w:hAnsi="Wingdings" w:hint="default"/>
+        <w:sz w:val="20"/>
+      </w:rPr>
+    </w:lvl>
+    <w:lvl w:ilvl="3" w:tentative="1">
+      <w:start w:val="1"/>
+      <w:numFmt w:val="bullet"/>
+      <w:lvlText w:val=""/>
+      <w:lvlJc w:val="left"/>
+      <w:pPr>
+        <w:tabs>
+          <w:tab w:val="num" w:pos="2880"/>
+        </w:tabs>
+        <w:ind w:left="2880" w:hanging="360"/>
+      </w:pPr>
+      <w:rPr>
+        <w:rFonts w:ascii="Wingdings" w:hAnsi="Wingdings" w:hint="default"/>
+        <w:sz w:val="20"/>
+      </w:rPr>
+    </w:lvl>
+    <w:lvl w:ilvl="4" w:tentative="1">
+      <w:start w:val="1"/>
+      <w:numFmt w:val="bullet"/>
+      <w:lvlText w:val=""/>
+      <w:lvlJc w:val="left"/>
+      <w:pPr>
+        <w:tabs>
+          <w:tab w:val="num" w:pos="3600"/>
+        </w:tabs>
+        <w:ind w:left="3600" w:hanging="360"/>
+      </w:pPr>
+      <w:rPr>
+        <w:rFonts w:ascii="Wingdings" w:hAnsi="Wingdings" w:hint="default"/>
+        <w:sz w:val="20"/>
+      </w:rPr>
+    </w:lvl>
+    <w:lvl w:ilvl="5" w:tentative="1">
+      <w:start w:val="1"/>
+      <w:numFmt w:val="bullet"/>
+      <w:lvlText w:val=""/>
+      <w:lvlJc w:val="left"/>
+      <w:pPr>
+        <w:tabs>
+          <w:tab w:val="num" w:pos="4320"/>
+        </w:tabs>
+        <w:ind w:left="4320" w:hanging="360"/>
+      </w:pPr>
+      <w:rPr>
+        <w:rFonts w:ascii="Wingdings" w:hAnsi="Wingdings" w:hint="default"/>
+        <w:sz w:val="20"/>
+      </w:rPr>
+    </w:lvl>
+    <w:lvl w:ilvl="6" w:tentative="1">
+      <w:start w:val="1"/>
+      <w:numFmt w:val="bullet"/>
+      <w:lvlText w:val=""/>
+      <w:lvlJc w:val="left"/>
+      <w:pPr>
+        <w:tabs>
+          <w:tab w:val="num" w:pos="5040"/>
+        </w:tabs>
+        <w:ind w:left="5040" w:hanging="360"/>
+      </w:pPr>
+      <w:rPr>
+        <w:rFonts w:ascii="Wingdings" w:hAnsi="Wingdings" w:hint="default"/>
+        <w:sz w:val="20"/>
+      </w:rPr>
+    </w:lvl>
+    <w:lvl w:ilvl="7" w:tentative="1">
+      <w:start w:val="1"/>
+      <w:numFmt w:val="bullet"/>
+      <w:lvlText w:val=""/>
+      <w:lvlJc w:val="left"/>
+      <w:pPr>
+        <w:tabs>
+          <w:tab w:val="num" w:pos="5760"/>
+        </w:tabs>
+        <w:ind w:left="5760" w:hanging="360"/>
+      </w:pPr>
+      <w:rPr>
+        <w:rFonts w:ascii="Wingdings" w:hAnsi="Wingdings" w:hint="default"/>
+        <w:sz w:val="20"/>
+      </w:rPr>
+    </w:lvl>
+    <w:lvl w:ilvl="8" w:tentative="1">
+      <w:start w:val="1"/>
+      <w:numFmt w:val="bullet"/>
+      <w:lvlText w:val=""/>
+      <w:lvlJc w:val="left"/>
+      <w:pPr>
+        <w:tabs>
+          <w:tab w:val="num" w:pos="6480"/>
+        </w:tabs>
+        <w:ind w:left="6480" w:hanging="360"/>
+      </w:pPr>
+      <w:rPr>
+        <w:rFonts w:ascii="Wingdings" w:hAnsi="Wingdings" w:hint="default"/>
+        <w:sz w:val="20"/>
+      </w:rPr>
+    </w:lvl>
+  </w:abstractNum>
+  <w:num w:numId="1" w16cid:durableId="1784155516">
+    <w:abstractNumId w:val="2"/>
+  </w:num>
+  <w:num w:numId="2" w16cid:durableId="926619684">
+    <w:abstractNumId w:val="21"/>
+  </w:num>
+  <w:num w:numId="3" w16cid:durableId="2138059688">
+    <w:abstractNumId w:val="30"/>
+  </w:num>
+  <w:num w:numId="4" w16cid:durableId="711274026">
+    <w:abstractNumId w:val="33"/>
+  </w:num>
+  <w:num w:numId="5" w16cid:durableId="2033072579">
+    <w:abstractNumId w:val="16"/>
+  </w:num>
+  <w:num w:numId="6" w16cid:durableId="415831432">
+    <w:abstractNumId w:val="9"/>
+  </w:num>
+  <w:num w:numId="7" w16cid:durableId="1737821828">
+    <w:abstractNumId w:val="17"/>
+  </w:num>
+  <w:num w:numId="8" w16cid:durableId="235172434">
+    <w:abstractNumId w:val="6"/>
+  </w:num>
+  <w:num w:numId="9" w16cid:durableId="1183516480">
+    <w:abstractNumId w:val="35"/>
+  </w:num>
+  <w:num w:numId="10" w16cid:durableId="1954356798">
+    <w:abstractNumId w:val="22"/>
+  </w:num>
+  <w:num w:numId="11" w16cid:durableId="1088695891">
+    <w:abstractNumId w:val="36"/>
+  </w:num>
+  <w:num w:numId="12" w16cid:durableId="1176268064">
+    <w:abstractNumId w:val="26"/>
+  </w:num>
+  <w:num w:numId="13" w16cid:durableId="906956214">
+    <w:abstractNumId w:val="18"/>
+  </w:num>
+  <w:num w:numId="14" w16cid:durableId="7103316">
+    <w:abstractNumId w:val="14"/>
+  </w:num>
+  <w:num w:numId="15" w16cid:durableId="1295719966">
+    <w:abstractNumId w:val="32"/>
+  </w:num>
+  <w:num w:numId="16" w16cid:durableId="2082827493">
+    <w:abstractNumId w:val="7"/>
+  </w:num>
+  <w:num w:numId="17" w16cid:durableId="802582133">
+    <w:abstractNumId w:val="25"/>
+  </w:num>
+  <w:num w:numId="18" w16cid:durableId="1854998369">
+    <w:abstractNumId w:val="13"/>
+  </w:num>
+  <w:num w:numId="19" w16cid:durableId="2064985783">
+    <w:abstractNumId w:val="23"/>
+  </w:num>
+  <w:num w:numId="20" w16cid:durableId="1597908277">
+    <w:abstractNumId w:val="29"/>
+  </w:num>
+  <w:num w:numId="21" w16cid:durableId="1868445846">
+    <w:abstractNumId w:val="4"/>
+  </w:num>
+  <w:num w:numId="22" w16cid:durableId="1348823931">
+    <w:abstractNumId w:val="1"/>
+  </w:num>
+  <w:num w:numId="23" w16cid:durableId="212155216">
+    <w:abstractNumId w:val="31"/>
+  </w:num>
+  <w:num w:numId="24" w16cid:durableId="932784065">
+    <w:abstractNumId w:val="11"/>
+  </w:num>
+  <w:num w:numId="25" w16cid:durableId="528497263">
+    <w:abstractNumId w:val="19"/>
+  </w:num>
+  <w:num w:numId="26" w16cid:durableId="917398704">
+    <w:abstractNumId w:val="34"/>
+  </w:num>
+  <w:num w:numId="27" w16cid:durableId="872694334">
+    <w:abstractNumId w:val="38"/>
+  </w:num>
+  <w:num w:numId="28" w16cid:durableId="134032305">
+    <w:abstractNumId w:val="3"/>
+  </w:num>
+  <w:num w:numId="29" w16cid:durableId="606617058">
+    <w:abstractNumId w:val="24"/>
+  </w:num>
+  <w:num w:numId="30" w16cid:durableId="1180240604">
+    <w:abstractNumId w:val="20"/>
+  </w:num>
+  <w:num w:numId="31" w16cid:durableId="379743316">
+    <w:abstractNumId w:val="12"/>
+  </w:num>
+  <w:num w:numId="32" w16cid:durableId="98333038">
+    <w:abstractNumId w:val="8"/>
+  </w:num>
+  <w:num w:numId="33" w16cid:durableId="1084836616">
+    <w:abstractNumId w:val="27"/>
+  </w:num>
+  <w:num w:numId="34" w16cid:durableId="2094230975">
+    <w:abstractNumId w:val="15"/>
+  </w:num>
+  <w:num w:numId="35" w16cid:durableId="1551307181">
+    <w:abstractNumId w:val="0"/>
+  </w:num>
+  <w:num w:numId="36" w16cid:durableId="441725688">
+    <w:abstractNumId w:val="28"/>
+  </w:num>
+  <w:num w:numId="37" w16cid:durableId="927424277">
+    <w:abstractNumId w:val="5"/>
+  </w:num>
+  <w:num w:numId="38" w16cid:durableId="37508950">
+    <w:abstractNumId w:val="37"/>
+  </w:num>
+  <w:num w:numId="39" w16cid:durableId="430201577">
+    <w:abstractNumId w:val="10"/>
+  </w:num>
+</w:numbering>
 </file>
 
 <file path=word/styles.xml><?xml version="1.0" encoding="utf-8"?>
